--- a/TA MUHAMMAD YUSUF V2.docx
+++ b/TA MUHAMMAD YUSUF V2.docx
@@ -15074,16 +15074,6 @@
               <w:szCs w:val="20"/>
               <w:lang w:val="sv-SE"/>
             </w:rPr>
-            <w:t xml:space="preserve"> </w:t>
-          </w:r>
-          <w:r>
-            <w:rPr>
-              <w:rFonts w:ascii="Times New Roman" w:hAnsi="Times New Roman" w:cs="Times New Roman"/>
-              <w:color w:val="000000"/>
-              <w:sz w:val="20"/>
-              <w:szCs w:val="20"/>
-              <w:lang w:val="sv-SE"/>
-            </w:rPr>
             <w:t>[12]</w:t>
           </w:r>
         </w:sdtContent>
@@ -18994,6 +18984,27 @@
     </w:p>
     <w:p>
       <w:pPr>
+        <w:spacing w:line="360" w:lineRule="auto"/>
+        <w:jc w:val="both"/>
+        <w:rPr>
+          <w:rFonts w:ascii="Times New Roman" w:hAnsi="Times New Roman" w:cs="Times New Roman"/>
+          <w:sz w:val="20"/>
+          <w:szCs w:val="20"/>
+          <w:lang w:val="sv-SE"/>
+        </w:rPr>
+      </w:pPr>
+      <w:r>
+        <w:rPr>
+          <w:rFonts w:ascii="Times New Roman" w:hAnsi="Times New Roman" w:cs="Times New Roman"/>
+          <w:sz w:val="20"/>
+          <w:szCs w:val="20"/>
+          <w:lang w:val="sv-SE"/>
+        </w:rPr>
+        <w:t>Sub bab 2.2 membahas mengenai dasar teori apa saja yang digunakan dalam penelitian ini</w:t>
+      </w:r>
+    </w:p>
+    <w:p>
+      <w:pPr>
         <w:pStyle w:val="Heading3"/>
         <w:numPr>
           <w:ilvl w:val="0"/>
@@ -19029,6 +19040,228 @@
     </w:p>
     <w:p>
       <w:pPr>
+        <w:spacing w:after="0" w:line="360" w:lineRule="auto"/>
+        <w:ind w:firstLine="567"/>
+        <w:jc w:val="both"/>
+        <w:rPr>
+          <w:rFonts w:ascii="Times New Roman" w:hAnsi="Times New Roman" w:cs="Times New Roman"/>
+          <w:sz w:val="20"/>
+          <w:szCs w:val="20"/>
+          <w:lang w:val="sv-SE"/>
+        </w:rPr>
+      </w:pPr>
+      <w:r>
+        <w:rPr>
+          <w:rFonts w:ascii="Times New Roman" w:hAnsi="Times New Roman" w:cs="Times New Roman"/>
+          <w:i/>
+          <w:iCs/>
+          <w:sz w:val="20"/>
+          <w:szCs w:val="20"/>
+          <w:lang w:val="sv-SE"/>
+        </w:rPr>
+        <w:t>User Interface</w:t>
+      </w:r>
+      <w:r>
+        <w:rPr>
+          <w:rFonts w:ascii="Times New Roman" w:hAnsi="Times New Roman" w:cs="Times New Roman"/>
+          <w:sz w:val="20"/>
+          <w:szCs w:val="20"/>
+          <w:lang w:val="sv-SE"/>
+        </w:rPr>
+        <w:t xml:space="preserve"> (UI) adalah tampilan visual dari sistem yang menjadi jembatan interaksi antara pengguna dan aplikasi. UI mencakup elemen-elemen seperti tombol, menu, dan layout yang mempengaruhi kenyamanan penggunaan. </w:t>
+      </w:r>
+      <w:r>
+        <w:rPr>
+          <w:rFonts w:ascii="Times New Roman" w:hAnsi="Times New Roman" w:cs="Times New Roman"/>
+          <w:i/>
+          <w:iCs/>
+          <w:sz w:val="20"/>
+          <w:szCs w:val="20"/>
+          <w:lang w:val="sv-SE"/>
+        </w:rPr>
+        <w:t>User Experience</w:t>
+      </w:r>
+      <w:r>
+        <w:rPr>
+          <w:rFonts w:ascii="Times New Roman" w:hAnsi="Times New Roman" w:cs="Times New Roman"/>
+          <w:sz w:val="20"/>
+          <w:szCs w:val="20"/>
+          <w:lang w:val="sv-SE"/>
+        </w:rPr>
+        <w:t xml:space="preserve"> (UX) berfokus pada keseluruhan pengalaman pengguna dalam berinteraksi dengan sistem. </w:t>
+      </w:r>
+      <w:r>
+        <w:rPr>
+          <w:rFonts w:ascii="Times New Roman" w:hAnsi="Times New Roman" w:cs="Times New Roman"/>
+          <w:sz w:val="20"/>
+          <w:szCs w:val="20"/>
+        </w:rPr>
+        <w:t xml:space="preserve">UX </w:t>
+      </w:r>
+      <w:proofErr w:type="spellStart"/>
+      <w:r>
+        <w:rPr>
+          <w:rFonts w:ascii="Times New Roman" w:hAnsi="Times New Roman" w:cs="Times New Roman"/>
+          <w:sz w:val="20"/>
+          <w:szCs w:val="20"/>
+        </w:rPr>
+        <w:t>mempertimbangkan</w:t>
+      </w:r>
+      <w:proofErr w:type="spellEnd"/>
+      <w:r>
+        <w:rPr>
+          <w:rFonts w:ascii="Times New Roman" w:hAnsi="Times New Roman" w:cs="Times New Roman"/>
+          <w:sz w:val="20"/>
+          <w:szCs w:val="20"/>
+        </w:rPr>
+        <w:t xml:space="preserve"> </w:t>
+      </w:r>
+      <w:proofErr w:type="spellStart"/>
+      <w:r>
+        <w:rPr>
+          <w:rFonts w:ascii="Times New Roman" w:hAnsi="Times New Roman" w:cs="Times New Roman"/>
+          <w:sz w:val="20"/>
+          <w:szCs w:val="20"/>
+        </w:rPr>
+        <w:t>aspek</w:t>
+      </w:r>
+      <w:proofErr w:type="spellEnd"/>
+      <w:r>
+        <w:rPr>
+          <w:rFonts w:ascii="Times New Roman" w:hAnsi="Times New Roman" w:cs="Times New Roman"/>
+          <w:sz w:val="20"/>
+          <w:szCs w:val="20"/>
+        </w:rPr>
+        <w:t xml:space="preserve"> </w:t>
+      </w:r>
+      <w:proofErr w:type="spellStart"/>
+      <w:r>
+        <w:rPr>
+          <w:rFonts w:ascii="Times New Roman" w:hAnsi="Times New Roman" w:cs="Times New Roman"/>
+          <w:sz w:val="20"/>
+          <w:szCs w:val="20"/>
+        </w:rPr>
+        <w:t>kemudahan</w:t>
+      </w:r>
+      <w:proofErr w:type="spellEnd"/>
+      <w:r>
+        <w:rPr>
+          <w:rFonts w:ascii="Times New Roman" w:hAnsi="Times New Roman" w:cs="Times New Roman"/>
+          <w:sz w:val="20"/>
+          <w:szCs w:val="20"/>
+        </w:rPr>
+        <w:t xml:space="preserve">, </w:t>
+      </w:r>
+      <w:proofErr w:type="spellStart"/>
+      <w:r>
+        <w:rPr>
+          <w:rFonts w:ascii="Times New Roman" w:hAnsi="Times New Roman" w:cs="Times New Roman"/>
+          <w:sz w:val="20"/>
+          <w:szCs w:val="20"/>
+        </w:rPr>
+        <w:t>efisiensi</w:t>
+      </w:r>
+      <w:proofErr w:type="spellEnd"/>
+      <w:r>
+        <w:rPr>
+          <w:rFonts w:ascii="Times New Roman" w:hAnsi="Times New Roman" w:cs="Times New Roman"/>
+          <w:sz w:val="20"/>
+          <w:szCs w:val="20"/>
+        </w:rPr>
+        <w:t xml:space="preserve">, dan </w:t>
+      </w:r>
+      <w:proofErr w:type="spellStart"/>
+      <w:r>
+        <w:rPr>
+          <w:rFonts w:ascii="Times New Roman" w:hAnsi="Times New Roman" w:cs="Times New Roman"/>
+          <w:sz w:val="20"/>
+          <w:szCs w:val="20"/>
+        </w:rPr>
+        <w:t>kepuasan</w:t>
+      </w:r>
+      <w:proofErr w:type="spellEnd"/>
+      <w:r>
+        <w:rPr>
+          <w:rFonts w:ascii="Times New Roman" w:hAnsi="Times New Roman" w:cs="Times New Roman"/>
+          <w:sz w:val="20"/>
+          <w:szCs w:val="20"/>
+        </w:rPr>
+        <w:t xml:space="preserve"> </w:t>
+      </w:r>
+      <w:proofErr w:type="spellStart"/>
+      <w:r>
+        <w:rPr>
+          <w:rFonts w:ascii="Times New Roman" w:hAnsi="Times New Roman" w:cs="Times New Roman"/>
+          <w:sz w:val="20"/>
+          <w:szCs w:val="20"/>
+        </w:rPr>
+        <w:t>selama</w:t>
+      </w:r>
+      <w:proofErr w:type="spellEnd"/>
+      <w:r>
+        <w:rPr>
+          <w:rFonts w:ascii="Times New Roman" w:hAnsi="Times New Roman" w:cs="Times New Roman"/>
+          <w:sz w:val="20"/>
+          <w:szCs w:val="20"/>
+        </w:rPr>
+        <w:t xml:space="preserve"> </w:t>
+      </w:r>
+      <w:proofErr w:type="spellStart"/>
+      <w:r>
+        <w:rPr>
+          <w:rFonts w:ascii="Times New Roman" w:hAnsi="Times New Roman" w:cs="Times New Roman"/>
+          <w:sz w:val="20"/>
+          <w:szCs w:val="20"/>
+        </w:rPr>
+        <w:t>penggunaan</w:t>
+      </w:r>
+      <w:proofErr w:type="spellEnd"/>
+      <w:sdt>
+        <w:sdtPr>
+          <w:rPr>
+            <w:rFonts w:ascii="Times New Roman" w:hAnsi="Times New Roman" w:cs="Times New Roman"/>
+            <w:color w:val="000000"/>
+            <w:sz w:val="20"/>
+            <w:szCs w:val="20"/>
+          </w:rPr>
+          <w:tag w:val="MENDELEY_CITATION_v3_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"/>
+          <w:id w:val="-959951617"/>
+          <w:placeholder>
+            <w:docPart w:val="DefaultPlaceholder_-1854013440"/>
+          </w:placeholder>
+        </w:sdtPr>
+        <w:sdtContent>
+          <w:r>
+            <w:rPr>
+              <w:rFonts w:ascii="Times New Roman" w:hAnsi="Times New Roman" w:cs="Times New Roman"/>
+              <w:color w:val="000000"/>
+              <w:sz w:val="20"/>
+              <w:szCs w:val="20"/>
+            </w:rPr>
+            <w:t xml:space="preserve"> </w:t>
+          </w:r>
+          <w:r>
+            <w:rPr>
+              <w:rFonts w:ascii="Times New Roman" w:hAnsi="Times New Roman" w:cs="Times New Roman"/>
+              <w:color w:val="000000"/>
+              <w:sz w:val="20"/>
+              <w:szCs w:val="20"/>
+            </w:rPr>
+            <w:t>[13]</w:t>
+          </w:r>
+        </w:sdtContent>
+      </w:sdt>
+      <w:r>
+        <w:rPr>
+          <w:rFonts w:ascii="Times New Roman" w:hAnsi="Times New Roman" w:cs="Times New Roman"/>
+          <w:sz w:val="20"/>
+          <w:szCs w:val="20"/>
+        </w:rPr>
+        <w:t>.</w:t>
+      </w:r>
+    </w:p>
+    <w:p>
+      <w:pPr>
         <w:pStyle w:val="Heading3"/>
         <w:numPr>
           <w:ilvl w:val="0"/>
@@ -19060,6 +19293,86 @@
     </w:p>
     <w:p>
       <w:pPr>
+        <w:spacing w:after="0" w:line="360" w:lineRule="auto"/>
+        <w:ind w:firstLine="567"/>
+        <w:jc w:val="both"/>
+        <w:rPr>
+          <w:rFonts w:ascii="Times New Roman" w:hAnsi="Times New Roman" w:cs="Times New Roman"/>
+          <w:sz w:val="20"/>
+          <w:szCs w:val="20"/>
+          <w:lang w:val="sv-SE"/>
+        </w:rPr>
+      </w:pPr>
+      <w:r>
+        <w:rPr>
+          <w:rFonts w:ascii="Times New Roman" w:hAnsi="Times New Roman" w:cs="Times New Roman"/>
+          <w:i/>
+          <w:iCs/>
+          <w:sz w:val="20"/>
+          <w:szCs w:val="20"/>
+          <w:lang w:val="sv-SE"/>
+        </w:rPr>
+        <w:t>Figma</w:t>
+      </w:r>
+      <w:r>
+        <w:rPr>
+          <w:rFonts w:ascii="Times New Roman" w:hAnsi="Times New Roman" w:cs="Times New Roman"/>
+          <w:sz w:val="20"/>
+          <w:szCs w:val="20"/>
+          <w:lang w:val="sv-SE"/>
+        </w:rPr>
+        <w:t xml:space="preserve"> adalah alat desain antarmuka berbasis web yang memungkinkan kolaborasi waktu nyata antar desainer. Aplikasi ini menyediakan fitur prototyping, desain vektor, dan komentar langsung dalam satu platform. Figma sangat populer untuk desain UI/UX karena aksesibilitasnya tanpa instalasi lokal. Pengguna dapat mengelola versi desain dan berbagi hasil dengan tim secara mudah</w:t>
+      </w:r>
+      <w:sdt>
+        <w:sdtPr>
+          <w:rPr>
+            <w:rFonts w:ascii="Times New Roman" w:hAnsi="Times New Roman" w:cs="Times New Roman"/>
+            <w:color w:val="000000"/>
+            <w:sz w:val="20"/>
+            <w:szCs w:val="20"/>
+            <w:lang w:val="sv-SE"/>
+          </w:rPr>
+          <w:tag w:val="MENDELEY_CITATION_v3_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"/>
+          <w:id w:val="-1370134563"/>
+          <w:placeholder>
+            <w:docPart w:val="DefaultPlaceholder_-1854013440"/>
+          </w:placeholder>
+        </w:sdtPr>
+        <w:sdtContent>
+          <w:r>
+            <w:rPr>
+              <w:rFonts w:ascii="Times New Roman" w:hAnsi="Times New Roman" w:cs="Times New Roman"/>
+              <w:color w:val="000000"/>
+              <w:sz w:val="20"/>
+              <w:szCs w:val="20"/>
+              <w:lang w:val="sv-SE"/>
+            </w:rPr>
+            <w:t xml:space="preserve"> </w:t>
+          </w:r>
+          <w:r>
+            <w:rPr>
+              <w:rFonts w:ascii="Times New Roman" w:hAnsi="Times New Roman" w:cs="Times New Roman"/>
+              <w:color w:val="000000"/>
+              <w:sz w:val="20"/>
+              <w:szCs w:val="20"/>
+              <w:lang w:val="sv-SE"/>
+            </w:rPr>
+            <w:t>[14]</w:t>
+          </w:r>
+        </w:sdtContent>
+      </w:sdt>
+      <w:r>
+        <w:rPr>
+          <w:rFonts w:ascii="Times New Roman" w:hAnsi="Times New Roman" w:cs="Times New Roman"/>
+          <w:sz w:val="20"/>
+          <w:szCs w:val="20"/>
+          <w:lang w:val="sv-SE"/>
+        </w:rPr>
+        <w:t>.</w:t>
+      </w:r>
+    </w:p>
+    <w:p>
+      <w:pPr>
         <w:pStyle w:val="Heading3"/>
         <w:numPr>
           <w:ilvl w:val="0"/>
@@ -19091,6 +19404,28 @@
     </w:p>
     <w:p>
       <w:pPr>
+        <w:spacing w:after="0" w:line="360" w:lineRule="auto"/>
+        <w:ind w:firstLine="567"/>
+        <w:jc w:val="both"/>
+        <w:rPr>
+          <w:rFonts w:ascii="Times New Roman" w:hAnsi="Times New Roman" w:cs="Times New Roman"/>
+          <w:sz w:val="20"/>
+          <w:szCs w:val="20"/>
+          <w:lang w:val="sv-SE"/>
+        </w:rPr>
+      </w:pPr>
+      <w:r>
+        <w:rPr>
+          <w:rFonts w:ascii="Times New Roman" w:hAnsi="Times New Roman" w:cs="Times New Roman"/>
+          <w:sz w:val="20"/>
+          <w:szCs w:val="20"/>
+          <w:lang w:val="sv-SE"/>
+        </w:rPr>
+        <w:t>Website adalah kumpulan halaman digital yang diakses melalui internet menggunakan peramban. Halaman-halaman ini dapat bersifat statis atau dinamis, tergantung pada teknologi yang digunakan. Website dapat memuat informasi, fitur interaktif, dan layanan daring yang terintegrasi. Perannya sangat penting sebagai media utama interaksi antara pengguna dan sistem daring.</w:t>
+      </w:r>
+    </w:p>
+    <w:p>
+      <w:pPr>
         <w:pStyle w:val="Heading3"/>
         <w:numPr>
           <w:ilvl w:val="0"/>
@@ -19140,6 +19475,186 @@
     </w:p>
     <w:p>
       <w:pPr>
+        <w:spacing w:after="0" w:line="360" w:lineRule="auto"/>
+        <w:ind w:firstLine="567"/>
+        <w:jc w:val="both"/>
+        <w:rPr>
+          <w:rFonts w:ascii="Times New Roman" w:hAnsi="Times New Roman" w:cs="Times New Roman"/>
+          <w:sz w:val="20"/>
+          <w:szCs w:val="20"/>
+          <w:lang w:val="sv-SE"/>
+        </w:rPr>
+      </w:pPr>
+      <w:r>
+        <w:rPr>
+          <w:rFonts w:ascii="Times New Roman" w:hAnsi="Times New Roman" w:cs="Times New Roman"/>
+          <w:i/>
+          <w:iCs/>
+          <w:sz w:val="20"/>
+          <w:szCs w:val="20"/>
+          <w:lang w:val="sv-SE"/>
+        </w:rPr>
+        <w:t>Front-end</w:t>
+      </w:r>
+      <w:r>
+        <w:rPr>
+          <w:rFonts w:ascii="Times New Roman" w:hAnsi="Times New Roman" w:cs="Times New Roman"/>
+          <w:sz w:val="20"/>
+          <w:szCs w:val="20"/>
+          <w:lang w:val="sv-SE"/>
+        </w:rPr>
+        <w:t xml:space="preserve"> adalah bagian dari pengembangan web yang menangani tampilan antarmuka pengguna. Komponen ini mencakup struktur halaman, desain visual, dan interaksi yang terjadi di sisi klien. Pengembangan front-end dilakukan dengan menggunakan berbagai teknologi seperti HTML, CSS, dan </w:t>
+      </w:r>
+      <w:r>
+        <w:rPr>
+          <w:rFonts w:ascii="Times New Roman" w:hAnsi="Times New Roman" w:cs="Times New Roman"/>
+          <w:i/>
+          <w:iCs/>
+          <w:sz w:val="20"/>
+          <w:szCs w:val="20"/>
+          <w:lang w:val="sv-SE"/>
+        </w:rPr>
+        <w:lastRenderedPageBreak/>
+        <w:t>JavaScript</w:t>
+      </w:r>
+      <w:r>
+        <w:rPr>
+          <w:rFonts w:ascii="Times New Roman" w:hAnsi="Times New Roman" w:cs="Times New Roman"/>
+          <w:sz w:val="20"/>
+          <w:szCs w:val="20"/>
+          <w:lang w:val="sv-SE"/>
+        </w:rPr>
+        <w:t xml:space="preserve">. </w:t>
+      </w:r>
+      <w:proofErr w:type="spellStart"/>
+      <w:r>
+        <w:rPr>
+          <w:rFonts w:ascii="Times New Roman" w:hAnsi="Times New Roman" w:cs="Times New Roman"/>
+          <w:sz w:val="20"/>
+          <w:szCs w:val="20"/>
+        </w:rPr>
+        <w:t>Tujuannya</w:t>
+      </w:r>
+      <w:proofErr w:type="spellEnd"/>
+      <w:r>
+        <w:rPr>
+          <w:rFonts w:ascii="Times New Roman" w:hAnsi="Times New Roman" w:cs="Times New Roman"/>
+          <w:sz w:val="20"/>
+          <w:szCs w:val="20"/>
+        </w:rPr>
+        <w:t xml:space="preserve"> </w:t>
+      </w:r>
+      <w:proofErr w:type="spellStart"/>
+      <w:r>
+        <w:rPr>
+          <w:rFonts w:ascii="Times New Roman" w:hAnsi="Times New Roman" w:cs="Times New Roman"/>
+          <w:sz w:val="20"/>
+          <w:szCs w:val="20"/>
+        </w:rPr>
+        <w:t>adalah</w:t>
+      </w:r>
+      <w:proofErr w:type="spellEnd"/>
+      <w:r>
+        <w:rPr>
+          <w:rFonts w:ascii="Times New Roman" w:hAnsi="Times New Roman" w:cs="Times New Roman"/>
+          <w:sz w:val="20"/>
+          <w:szCs w:val="20"/>
+        </w:rPr>
+        <w:t xml:space="preserve"> </w:t>
+      </w:r>
+      <w:proofErr w:type="spellStart"/>
+      <w:r>
+        <w:rPr>
+          <w:rFonts w:ascii="Times New Roman" w:hAnsi="Times New Roman" w:cs="Times New Roman"/>
+          <w:sz w:val="20"/>
+          <w:szCs w:val="20"/>
+        </w:rPr>
+        <w:t>memberikan</w:t>
+      </w:r>
+      <w:proofErr w:type="spellEnd"/>
+      <w:r>
+        <w:rPr>
+          <w:rFonts w:ascii="Times New Roman" w:hAnsi="Times New Roman" w:cs="Times New Roman"/>
+          <w:sz w:val="20"/>
+          <w:szCs w:val="20"/>
+        </w:rPr>
+        <w:t xml:space="preserve"> </w:t>
+      </w:r>
+      <w:proofErr w:type="spellStart"/>
+      <w:r>
+        <w:rPr>
+          <w:rFonts w:ascii="Times New Roman" w:hAnsi="Times New Roman" w:cs="Times New Roman"/>
+          <w:sz w:val="20"/>
+          <w:szCs w:val="20"/>
+        </w:rPr>
+        <w:t>pengalaman</w:t>
+      </w:r>
+      <w:proofErr w:type="spellEnd"/>
+      <w:r>
+        <w:rPr>
+          <w:rFonts w:ascii="Times New Roman" w:hAnsi="Times New Roman" w:cs="Times New Roman"/>
+          <w:sz w:val="20"/>
+          <w:szCs w:val="20"/>
+        </w:rPr>
+        <w:t xml:space="preserve"> </w:t>
+      </w:r>
+      <w:proofErr w:type="spellStart"/>
+      <w:r>
+        <w:rPr>
+          <w:rFonts w:ascii="Times New Roman" w:hAnsi="Times New Roman" w:cs="Times New Roman"/>
+          <w:sz w:val="20"/>
+          <w:szCs w:val="20"/>
+        </w:rPr>
+        <w:t>penggunaan</w:t>
+      </w:r>
+      <w:proofErr w:type="spellEnd"/>
+      <w:r>
+        <w:rPr>
+          <w:rFonts w:ascii="Times New Roman" w:hAnsi="Times New Roman" w:cs="Times New Roman"/>
+          <w:sz w:val="20"/>
+          <w:szCs w:val="20"/>
+        </w:rPr>
+        <w:t xml:space="preserve"> yang </w:t>
+      </w:r>
+      <w:proofErr w:type="spellStart"/>
+      <w:r>
+        <w:rPr>
+          <w:rFonts w:ascii="Times New Roman" w:hAnsi="Times New Roman" w:cs="Times New Roman"/>
+          <w:sz w:val="20"/>
+          <w:szCs w:val="20"/>
+        </w:rPr>
+        <w:t>intuitif</w:t>
+      </w:r>
+      <w:proofErr w:type="spellEnd"/>
+      <w:r>
+        <w:rPr>
+          <w:rFonts w:ascii="Times New Roman" w:hAnsi="Times New Roman" w:cs="Times New Roman"/>
+          <w:sz w:val="20"/>
+          <w:szCs w:val="20"/>
+        </w:rPr>
+        <w:t xml:space="preserve"> dan </w:t>
+      </w:r>
+      <w:proofErr w:type="spellStart"/>
+      <w:r>
+        <w:rPr>
+          <w:rFonts w:ascii="Times New Roman" w:hAnsi="Times New Roman" w:cs="Times New Roman"/>
+          <w:sz w:val="20"/>
+          <w:szCs w:val="20"/>
+        </w:rPr>
+        <w:t>menarik</w:t>
+      </w:r>
+      <w:proofErr w:type="spellEnd"/>
+      <w:r>
+        <w:rPr>
+          <w:rFonts w:ascii="Times New Roman" w:hAnsi="Times New Roman" w:cs="Times New Roman"/>
+          <w:sz w:val="20"/>
+          <w:szCs w:val="20"/>
+        </w:rPr>
+        <w:t>.</w:t>
+      </w:r>
+    </w:p>
+    <w:p>
+      <w:pPr>
         <w:pStyle w:val="Heading4"/>
         <w:numPr>
           <w:ilvl w:val="0"/>
@@ -19175,6 +19690,175 @@
     </w:p>
     <w:p>
       <w:pPr>
+        <w:spacing w:after="0" w:line="360" w:lineRule="auto"/>
+        <w:ind w:firstLine="567"/>
+        <w:jc w:val="both"/>
+        <w:rPr>
+          <w:rFonts w:ascii="Times New Roman" w:hAnsi="Times New Roman" w:cs="Times New Roman"/>
+          <w:sz w:val="20"/>
+          <w:szCs w:val="20"/>
+          <w:lang w:val="sv-SE"/>
+        </w:rPr>
+      </w:pPr>
+      <w:r>
+        <w:rPr>
+          <w:rFonts w:ascii="Times New Roman" w:hAnsi="Times New Roman" w:cs="Times New Roman"/>
+          <w:i/>
+          <w:iCs/>
+          <w:sz w:val="20"/>
+          <w:szCs w:val="20"/>
+          <w:lang w:val="sv-SE"/>
+        </w:rPr>
+        <w:t>HyperText Markup Language</w:t>
+      </w:r>
+      <w:r>
+        <w:rPr>
+          <w:rFonts w:ascii="Times New Roman" w:hAnsi="Times New Roman" w:cs="Times New Roman"/>
+          <w:sz w:val="20"/>
+          <w:szCs w:val="20"/>
+          <w:lang w:val="sv-SE"/>
+        </w:rPr>
+        <w:t xml:space="preserve"> (</w:t>
+      </w:r>
+      <w:r>
+        <w:rPr>
+          <w:rFonts w:ascii="Times New Roman" w:hAnsi="Times New Roman" w:cs="Times New Roman"/>
+          <w:i/>
+          <w:iCs/>
+          <w:sz w:val="20"/>
+          <w:szCs w:val="20"/>
+          <w:lang w:val="sv-SE"/>
+        </w:rPr>
+        <w:t>HTML</w:t>
+      </w:r>
+      <w:r>
+        <w:rPr>
+          <w:rFonts w:ascii="Times New Roman" w:hAnsi="Times New Roman" w:cs="Times New Roman"/>
+          <w:sz w:val="20"/>
+          <w:szCs w:val="20"/>
+          <w:lang w:val="sv-SE"/>
+        </w:rPr>
+        <w:t xml:space="preserve">) merupakan bahasa dasar untuk menyusun struktur konten pada halaman web. HTML digunakan untuk menampilkan teks, gambar, tautan, dan elemen lainnya di peramban. Setiap elemen HTML disusun menggunakan tag yang memiliki fungsi tertentu. </w:t>
+      </w:r>
+      <w:r>
+        <w:rPr>
+          <w:rFonts w:ascii="Times New Roman" w:hAnsi="Times New Roman" w:cs="Times New Roman"/>
+          <w:sz w:val="20"/>
+          <w:szCs w:val="20"/>
+        </w:rPr>
+        <w:t xml:space="preserve">Bahasa </w:t>
+      </w:r>
+      <w:proofErr w:type="spellStart"/>
+      <w:r>
+        <w:rPr>
+          <w:rFonts w:ascii="Times New Roman" w:hAnsi="Times New Roman" w:cs="Times New Roman"/>
+          <w:sz w:val="20"/>
+          <w:szCs w:val="20"/>
+        </w:rPr>
+        <w:t>ini</w:t>
+      </w:r>
+      <w:proofErr w:type="spellEnd"/>
+      <w:r>
+        <w:rPr>
+          <w:rFonts w:ascii="Times New Roman" w:hAnsi="Times New Roman" w:cs="Times New Roman"/>
+          <w:sz w:val="20"/>
+          <w:szCs w:val="20"/>
+        </w:rPr>
+        <w:t xml:space="preserve"> </w:t>
+      </w:r>
+      <w:proofErr w:type="spellStart"/>
+      <w:r>
+        <w:rPr>
+          <w:rFonts w:ascii="Times New Roman" w:hAnsi="Times New Roman" w:cs="Times New Roman"/>
+          <w:sz w:val="20"/>
+          <w:szCs w:val="20"/>
+        </w:rPr>
+        <w:t>menjadi</w:t>
+      </w:r>
+      <w:proofErr w:type="spellEnd"/>
+      <w:r>
+        <w:rPr>
+          <w:rFonts w:ascii="Times New Roman" w:hAnsi="Times New Roman" w:cs="Times New Roman"/>
+          <w:sz w:val="20"/>
+          <w:szCs w:val="20"/>
+        </w:rPr>
+        <w:t xml:space="preserve"> </w:t>
+      </w:r>
+      <w:proofErr w:type="spellStart"/>
+      <w:r>
+        <w:rPr>
+          <w:rFonts w:ascii="Times New Roman" w:hAnsi="Times New Roman" w:cs="Times New Roman"/>
+          <w:sz w:val="20"/>
+          <w:szCs w:val="20"/>
+        </w:rPr>
+        <w:t>fondasi</w:t>
+      </w:r>
+      <w:proofErr w:type="spellEnd"/>
+      <w:r>
+        <w:rPr>
+          <w:rFonts w:ascii="Times New Roman" w:hAnsi="Times New Roman" w:cs="Times New Roman"/>
+          <w:sz w:val="20"/>
+          <w:szCs w:val="20"/>
+        </w:rPr>
+        <w:t xml:space="preserve"> </w:t>
+      </w:r>
+      <w:proofErr w:type="spellStart"/>
+      <w:r>
+        <w:rPr>
+          <w:rFonts w:ascii="Times New Roman" w:hAnsi="Times New Roman" w:cs="Times New Roman"/>
+          <w:sz w:val="20"/>
+          <w:szCs w:val="20"/>
+        </w:rPr>
+        <w:t>utama</w:t>
+      </w:r>
+      <w:proofErr w:type="spellEnd"/>
+      <w:r>
+        <w:rPr>
+          <w:rFonts w:ascii="Times New Roman" w:hAnsi="Times New Roman" w:cs="Times New Roman"/>
+          <w:sz w:val="20"/>
+          <w:szCs w:val="20"/>
+        </w:rPr>
+        <w:t xml:space="preserve"> </w:t>
+      </w:r>
+      <w:proofErr w:type="spellStart"/>
+      <w:r>
+        <w:rPr>
+          <w:rFonts w:ascii="Times New Roman" w:hAnsi="Times New Roman" w:cs="Times New Roman"/>
+          <w:sz w:val="20"/>
+          <w:szCs w:val="20"/>
+        </w:rPr>
+        <w:t>dalam</w:t>
+      </w:r>
+      <w:proofErr w:type="spellEnd"/>
+      <w:r>
+        <w:rPr>
+          <w:rFonts w:ascii="Times New Roman" w:hAnsi="Times New Roman" w:cs="Times New Roman"/>
+          <w:sz w:val="20"/>
+          <w:szCs w:val="20"/>
+        </w:rPr>
+        <w:t xml:space="preserve"> </w:t>
+      </w:r>
+      <w:proofErr w:type="spellStart"/>
+      <w:r>
+        <w:rPr>
+          <w:rFonts w:ascii="Times New Roman" w:hAnsi="Times New Roman" w:cs="Times New Roman"/>
+          <w:sz w:val="20"/>
+          <w:szCs w:val="20"/>
+        </w:rPr>
+        <w:t>pembuatan</w:t>
+      </w:r>
+      <w:proofErr w:type="spellEnd"/>
+      <w:r>
+        <w:rPr>
+          <w:rFonts w:ascii="Times New Roman" w:hAnsi="Times New Roman" w:cs="Times New Roman"/>
+          <w:sz w:val="20"/>
+          <w:szCs w:val="20"/>
+        </w:rPr>
+        <w:t xml:space="preserve"> website.</w:t>
+      </w:r>
+    </w:p>
+    <w:p>
+      <w:pPr>
         <w:pStyle w:val="Heading4"/>
         <w:numPr>
           <w:ilvl w:val="0"/>
@@ -19210,6 +19894,59 @@
     </w:p>
     <w:p>
       <w:pPr>
+        <w:spacing w:after="0" w:line="360" w:lineRule="auto"/>
+        <w:ind w:firstLine="567"/>
+        <w:jc w:val="both"/>
+        <w:rPr>
+          <w:rFonts w:ascii="Times New Roman" w:hAnsi="Times New Roman" w:cs="Times New Roman"/>
+          <w:sz w:val="20"/>
+          <w:szCs w:val="20"/>
+          <w:lang w:val="sv-SE"/>
+        </w:rPr>
+      </w:pPr>
+      <w:r>
+        <w:rPr>
+          <w:rFonts w:ascii="Times New Roman" w:hAnsi="Times New Roman" w:cs="Times New Roman"/>
+          <w:i/>
+          <w:iCs/>
+          <w:sz w:val="20"/>
+          <w:szCs w:val="20"/>
+          <w:lang w:val="sv-SE"/>
+        </w:rPr>
+        <w:t>Cascading Style Sheets</w:t>
+      </w:r>
+      <w:r>
+        <w:rPr>
+          <w:rFonts w:ascii="Times New Roman" w:hAnsi="Times New Roman" w:cs="Times New Roman"/>
+          <w:sz w:val="20"/>
+          <w:szCs w:val="20"/>
+          <w:lang w:val="sv-SE"/>
+        </w:rPr>
+        <w:t xml:space="preserve"> (</w:t>
+      </w:r>
+      <w:r>
+        <w:rPr>
+          <w:rFonts w:ascii="Times New Roman" w:hAnsi="Times New Roman" w:cs="Times New Roman"/>
+          <w:i/>
+          <w:iCs/>
+          <w:sz w:val="20"/>
+          <w:szCs w:val="20"/>
+          <w:lang w:val="sv-SE"/>
+        </w:rPr>
+        <w:t>CSS</w:t>
+      </w:r>
+      <w:r>
+        <w:rPr>
+          <w:rFonts w:ascii="Times New Roman" w:hAnsi="Times New Roman" w:cs="Times New Roman"/>
+          <w:sz w:val="20"/>
+          <w:szCs w:val="20"/>
+          <w:lang w:val="sv-SE"/>
+        </w:rPr>
+        <w:t>) digunakan untuk mengatur gaya visual dari elemen HTML pada halaman web. CSS menentukan warna, ukuran, posisi, dan tampilan keseluruhan dari konten web. Dengan CSS, desain dapat dibuat konsisten dan menarik. Penggunaan CSS memisahkan antara konten dan presentasi visual.</w:t>
+      </w:r>
+    </w:p>
+    <w:p>
+      <w:pPr>
         <w:pStyle w:val="Heading4"/>
         <w:numPr>
           <w:ilvl w:val="0"/>
@@ -19245,6 +19982,59 @@
     </w:p>
     <w:p>
       <w:pPr>
+        <w:spacing w:after="0" w:line="360" w:lineRule="auto"/>
+        <w:ind w:firstLine="567"/>
+        <w:jc w:val="both"/>
+        <w:rPr>
+          <w:rFonts w:ascii="Times New Roman" w:hAnsi="Times New Roman" w:cs="Times New Roman"/>
+          <w:sz w:val="20"/>
+          <w:szCs w:val="20"/>
+          <w:lang w:val="sv-SE"/>
+        </w:rPr>
+      </w:pPr>
+      <w:r>
+        <w:rPr>
+          <w:rFonts w:ascii="Times New Roman" w:hAnsi="Times New Roman" w:cs="Times New Roman"/>
+          <w:i/>
+          <w:iCs/>
+          <w:sz w:val="20"/>
+          <w:szCs w:val="20"/>
+          <w:lang w:val="sv-SE"/>
+        </w:rPr>
+        <w:t>TailwindCSS</w:t>
+      </w:r>
+      <w:r>
+        <w:rPr>
+          <w:rFonts w:ascii="Times New Roman" w:hAnsi="Times New Roman" w:cs="Times New Roman"/>
+          <w:sz w:val="20"/>
+          <w:szCs w:val="20"/>
+          <w:lang w:val="sv-SE"/>
+        </w:rPr>
+        <w:t xml:space="preserve"> adalah kerangka kerja </w:t>
+      </w:r>
+      <w:r>
+        <w:rPr>
+          <w:rFonts w:ascii="Times New Roman" w:hAnsi="Times New Roman" w:cs="Times New Roman"/>
+          <w:i/>
+          <w:iCs/>
+          <w:sz w:val="20"/>
+          <w:szCs w:val="20"/>
+          <w:lang w:val="sv-SE"/>
+        </w:rPr>
+        <w:t>CSS</w:t>
+      </w:r>
+      <w:r>
+        <w:rPr>
+          <w:rFonts w:ascii="Times New Roman" w:hAnsi="Times New Roman" w:cs="Times New Roman"/>
+          <w:sz w:val="20"/>
+          <w:szCs w:val="20"/>
+          <w:lang w:val="sv-SE"/>
+        </w:rPr>
+        <w:t xml:space="preserve"> berbasis utilitas yang memungkinkan pengembang membangun antarmuka langsung dari HTML. Setiap kelas dalam Tailwind merepresentasikan gaya tertentu, seperti margin, warna, atau ukuran font. Pendekatan ini mempercepat proses pengembangan desain antarmuka. Tailwind banyak digunakan dalam proyek modern karena fleksibilitasnya.</w:t>
+      </w:r>
+    </w:p>
+    <w:p>
+      <w:pPr>
         <w:pStyle w:val="Heading4"/>
         <w:numPr>
           <w:ilvl w:val="0"/>
@@ -19294,6 +20084,231 @@
     </w:p>
     <w:p>
       <w:pPr>
+        <w:spacing w:after="0" w:line="360" w:lineRule="auto"/>
+        <w:ind w:firstLine="567"/>
+        <w:jc w:val="both"/>
+        <w:rPr>
+          <w:rFonts w:ascii="Times New Roman" w:hAnsi="Times New Roman" w:cs="Times New Roman"/>
+          <w:sz w:val="20"/>
+          <w:szCs w:val="20"/>
+          <w:lang w:val="sv-SE"/>
+        </w:rPr>
+      </w:pPr>
+      <w:r>
+        <w:rPr>
+          <w:rFonts w:ascii="Times New Roman" w:hAnsi="Times New Roman" w:cs="Times New Roman"/>
+          <w:i/>
+          <w:iCs/>
+          <w:sz w:val="20"/>
+          <w:szCs w:val="20"/>
+          <w:lang w:val="sv-SE"/>
+        </w:rPr>
+        <w:t>Shadcn/UI</w:t>
+      </w:r>
+      <w:r>
+        <w:rPr>
+          <w:rFonts w:ascii="Times New Roman" w:hAnsi="Times New Roman" w:cs="Times New Roman"/>
+          <w:sz w:val="20"/>
+          <w:szCs w:val="20"/>
+          <w:lang w:val="sv-SE"/>
+        </w:rPr>
+        <w:t xml:space="preserve"> adalah pustaka komponen berbasis </w:t>
+      </w:r>
+      <w:r>
+        <w:rPr>
+          <w:rFonts w:ascii="Times New Roman" w:hAnsi="Times New Roman" w:cs="Times New Roman"/>
+          <w:i/>
+          <w:iCs/>
+          <w:sz w:val="20"/>
+          <w:szCs w:val="20"/>
+          <w:lang w:val="sv-SE"/>
+        </w:rPr>
+        <w:t>React</w:t>
+      </w:r>
+      <w:r>
+        <w:rPr>
+          <w:rFonts w:ascii="Times New Roman" w:hAnsi="Times New Roman" w:cs="Times New Roman"/>
+          <w:sz w:val="20"/>
+          <w:szCs w:val="20"/>
+          <w:lang w:val="sv-SE"/>
+        </w:rPr>
+        <w:t xml:space="preserve"> yang dirancang untuk membangun antarmuka modern dan konsisten. Komponen-komponen yang disediakan dapat disesuaikan dan terintegrasi dengan </w:t>
+      </w:r>
+      <w:r>
+        <w:rPr>
+          <w:rFonts w:ascii="Times New Roman" w:hAnsi="Times New Roman" w:cs="Times New Roman"/>
+          <w:i/>
+          <w:iCs/>
+          <w:sz w:val="20"/>
+          <w:szCs w:val="20"/>
+          <w:lang w:val="sv-SE"/>
+        </w:rPr>
+        <w:t>TailwindCSS</w:t>
+      </w:r>
+      <w:r>
+        <w:rPr>
+          <w:rFonts w:ascii="Times New Roman" w:hAnsi="Times New Roman" w:cs="Times New Roman"/>
+          <w:sz w:val="20"/>
+          <w:szCs w:val="20"/>
+          <w:lang w:val="sv-SE"/>
+        </w:rPr>
+        <w:t xml:space="preserve">. Tujuannya adalah mempercepat pengembangan UI dengan kualitas tampilan yang profesional. </w:t>
+      </w:r>
+      <w:r>
+        <w:rPr>
+          <w:rFonts w:ascii="Times New Roman" w:hAnsi="Times New Roman" w:cs="Times New Roman"/>
+          <w:sz w:val="20"/>
+          <w:szCs w:val="20"/>
+        </w:rPr>
+        <w:t xml:space="preserve">Pustaka </w:t>
+      </w:r>
+      <w:proofErr w:type="spellStart"/>
+      <w:r>
+        <w:rPr>
+          <w:rFonts w:ascii="Times New Roman" w:hAnsi="Times New Roman" w:cs="Times New Roman"/>
+          <w:sz w:val="20"/>
+          <w:szCs w:val="20"/>
+        </w:rPr>
+        <w:t>ini</w:t>
+      </w:r>
+      <w:proofErr w:type="spellEnd"/>
+      <w:r>
+        <w:rPr>
+          <w:rFonts w:ascii="Times New Roman" w:hAnsi="Times New Roman" w:cs="Times New Roman"/>
+          <w:sz w:val="20"/>
+          <w:szCs w:val="20"/>
+        </w:rPr>
+        <w:t xml:space="preserve"> </w:t>
+      </w:r>
+      <w:proofErr w:type="spellStart"/>
+      <w:r>
+        <w:rPr>
+          <w:rFonts w:ascii="Times New Roman" w:hAnsi="Times New Roman" w:cs="Times New Roman"/>
+          <w:sz w:val="20"/>
+          <w:szCs w:val="20"/>
+        </w:rPr>
+        <w:t>mendukung</w:t>
+      </w:r>
+      <w:proofErr w:type="spellEnd"/>
+      <w:r>
+        <w:rPr>
+          <w:rFonts w:ascii="Times New Roman" w:hAnsi="Times New Roman" w:cs="Times New Roman"/>
+          <w:sz w:val="20"/>
+          <w:szCs w:val="20"/>
+        </w:rPr>
+        <w:t xml:space="preserve"> </w:t>
+      </w:r>
+      <w:proofErr w:type="spellStart"/>
+      <w:r>
+        <w:rPr>
+          <w:rFonts w:ascii="Times New Roman" w:hAnsi="Times New Roman" w:cs="Times New Roman"/>
+          <w:sz w:val="20"/>
+          <w:szCs w:val="20"/>
+        </w:rPr>
+        <w:t>pengembangan</w:t>
+      </w:r>
+      <w:proofErr w:type="spellEnd"/>
+      <w:r>
+        <w:rPr>
+          <w:rFonts w:ascii="Times New Roman" w:hAnsi="Times New Roman" w:cs="Times New Roman"/>
+          <w:sz w:val="20"/>
+          <w:szCs w:val="20"/>
+        </w:rPr>
+        <w:t xml:space="preserve"> </w:t>
+      </w:r>
+      <w:proofErr w:type="spellStart"/>
+      <w:r>
+        <w:rPr>
+          <w:rFonts w:ascii="Times New Roman" w:hAnsi="Times New Roman" w:cs="Times New Roman"/>
+          <w:sz w:val="20"/>
+          <w:szCs w:val="20"/>
+        </w:rPr>
+        <w:t>aplikasi</w:t>
+      </w:r>
+      <w:proofErr w:type="spellEnd"/>
+      <w:r>
+        <w:rPr>
+          <w:rFonts w:ascii="Times New Roman" w:hAnsi="Times New Roman" w:cs="Times New Roman"/>
+          <w:sz w:val="20"/>
+          <w:szCs w:val="20"/>
+        </w:rPr>
+        <w:t xml:space="preserve"> </w:t>
+      </w:r>
+      <w:proofErr w:type="spellStart"/>
+      <w:r>
+        <w:rPr>
+          <w:rFonts w:ascii="Times New Roman" w:hAnsi="Times New Roman" w:cs="Times New Roman"/>
+          <w:sz w:val="20"/>
+          <w:szCs w:val="20"/>
+        </w:rPr>
+        <w:t>skala</w:t>
+      </w:r>
+      <w:proofErr w:type="spellEnd"/>
+      <w:r>
+        <w:rPr>
+          <w:rFonts w:ascii="Times New Roman" w:hAnsi="Times New Roman" w:cs="Times New Roman"/>
+          <w:sz w:val="20"/>
+          <w:szCs w:val="20"/>
+        </w:rPr>
+        <w:t xml:space="preserve"> </w:t>
+      </w:r>
+      <w:proofErr w:type="spellStart"/>
+      <w:r>
+        <w:rPr>
+          <w:rFonts w:ascii="Times New Roman" w:hAnsi="Times New Roman" w:cs="Times New Roman"/>
+          <w:sz w:val="20"/>
+          <w:szCs w:val="20"/>
+        </w:rPr>
+        <w:t>kecil</w:t>
+      </w:r>
+      <w:proofErr w:type="spellEnd"/>
+      <w:r>
+        <w:rPr>
+          <w:rFonts w:ascii="Times New Roman" w:hAnsi="Times New Roman" w:cs="Times New Roman"/>
+          <w:sz w:val="20"/>
+          <w:szCs w:val="20"/>
+        </w:rPr>
+        <w:t xml:space="preserve"> </w:t>
+      </w:r>
+      <w:proofErr w:type="spellStart"/>
+      <w:r>
+        <w:rPr>
+          <w:rFonts w:ascii="Times New Roman" w:hAnsi="Times New Roman" w:cs="Times New Roman"/>
+          <w:sz w:val="20"/>
+          <w:szCs w:val="20"/>
+        </w:rPr>
+        <w:t>hingga</w:t>
+      </w:r>
+      <w:proofErr w:type="spellEnd"/>
+      <w:r>
+        <w:rPr>
+          <w:rFonts w:ascii="Times New Roman" w:hAnsi="Times New Roman" w:cs="Times New Roman"/>
+          <w:sz w:val="20"/>
+          <w:szCs w:val="20"/>
+        </w:rPr>
+        <w:t xml:space="preserve"> </w:t>
+      </w:r>
+      <w:proofErr w:type="spellStart"/>
+      <w:r>
+        <w:rPr>
+          <w:rFonts w:ascii="Times New Roman" w:hAnsi="Times New Roman" w:cs="Times New Roman"/>
+          <w:sz w:val="20"/>
+          <w:szCs w:val="20"/>
+        </w:rPr>
+        <w:t>besar</w:t>
+      </w:r>
+      <w:proofErr w:type="spellEnd"/>
+      <w:r>
+        <w:rPr>
+          <w:rFonts w:ascii="Times New Roman" w:hAnsi="Times New Roman" w:cs="Times New Roman"/>
+          <w:sz w:val="20"/>
+          <w:szCs w:val="20"/>
+        </w:rPr>
+        <w:t>.</w:t>
+      </w:r>
+    </w:p>
+    <w:p>
+      <w:pPr>
         <w:pStyle w:val="Heading4"/>
         <w:numPr>
           <w:ilvl w:val="0"/>
@@ -19324,7 +20339,115 @@
           <w:szCs w:val="20"/>
           <w:lang w:val="sv-SE"/>
         </w:rPr>
+        <w:lastRenderedPageBreak/>
         <w:t>Javascript</w:t>
+      </w:r>
+    </w:p>
+    <w:p>
+      <w:pPr>
+        <w:spacing w:after="0" w:line="360" w:lineRule="auto"/>
+        <w:ind w:firstLine="567"/>
+        <w:jc w:val="both"/>
+        <w:rPr>
+          <w:rFonts w:ascii="Times New Roman" w:hAnsi="Times New Roman" w:cs="Times New Roman"/>
+          <w:sz w:val="20"/>
+          <w:szCs w:val="20"/>
+          <w:lang w:val="sv-SE"/>
+        </w:rPr>
+      </w:pPr>
+      <w:r>
+        <w:rPr>
+          <w:rFonts w:ascii="Times New Roman" w:hAnsi="Times New Roman" w:cs="Times New Roman"/>
+          <w:i/>
+          <w:iCs/>
+          <w:sz w:val="20"/>
+          <w:szCs w:val="20"/>
+          <w:lang w:val="sv-SE"/>
+        </w:rPr>
+        <w:t>Javascript</w:t>
+      </w:r>
+      <w:r>
+        <w:rPr>
+          <w:rFonts w:ascii="Times New Roman" w:hAnsi="Times New Roman" w:cs="Times New Roman"/>
+          <w:sz w:val="20"/>
+          <w:szCs w:val="20"/>
+          <w:lang w:val="sv-SE"/>
+        </w:rPr>
+        <w:t xml:space="preserve"> adalah bahasa pemrograman yang dijalankan di sisi klien untuk menciptakan interaktivitas pada halaman web. Fungsinya mencakup validasi formulir, manipulasi elemen HTML, dan pengambilan data secara dinamis. Bahasa ini bekerja bersama HTML dan CSS untuk membentuk tampilan web yang dinamis. </w:t>
+      </w:r>
+      <w:proofErr w:type="spellStart"/>
+      <w:r>
+        <w:rPr>
+          <w:rFonts w:ascii="Times New Roman" w:hAnsi="Times New Roman" w:cs="Times New Roman"/>
+          <w:i/>
+          <w:iCs/>
+          <w:sz w:val="20"/>
+          <w:szCs w:val="20"/>
+        </w:rPr>
+        <w:t>Javascript</w:t>
+      </w:r>
+      <w:proofErr w:type="spellEnd"/>
+      <w:r>
+        <w:rPr>
+          <w:rFonts w:ascii="Times New Roman" w:hAnsi="Times New Roman" w:cs="Times New Roman"/>
+          <w:sz w:val="20"/>
+          <w:szCs w:val="20"/>
+        </w:rPr>
+        <w:t xml:space="preserve"> sangat </w:t>
+      </w:r>
+      <w:proofErr w:type="spellStart"/>
+      <w:r>
+        <w:rPr>
+          <w:rFonts w:ascii="Times New Roman" w:hAnsi="Times New Roman" w:cs="Times New Roman"/>
+          <w:sz w:val="20"/>
+          <w:szCs w:val="20"/>
+        </w:rPr>
+        <w:t>penting</w:t>
+      </w:r>
+      <w:proofErr w:type="spellEnd"/>
+      <w:r>
+        <w:rPr>
+          <w:rFonts w:ascii="Times New Roman" w:hAnsi="Times New Roman" w:cs="Times New Roman"/>
+          <w:sz w:val="20"/>
+          <w:szCs w:val="20"/>
+        </w:rPr>
+        <w:t xml:space="preserve"> </w:t>
+      </w:r>
+      <w:proofErr w:type="spellStart"/>
+      <w:r>
+        <w:rPr>
+          <w:rFonts w:ascii="Times New Roman" w:hAnsi="Times New Roman" w:cs="Times New Roman"/>
+          <w:sz w:val="20"/>
+          <w:szCs w:val="20"/>
+        </w:rPr>
+        <w:t>dalam</w:t>
+      </w:r>
+      <w:proofErr w:type="spellEnd"/>
+      <w:r>
+        <w:rPr>
+          <w:rFonts w:ascii="Times New Roman" w:hAnsi="Times New Roman" w:cs="Times New Roman"/>
+          <w:sz w:val="20"/>
+          <w:szCs w:val="20"/>
+        </w:rPr>
+        <w:t xml:space="preserve"> </w:t>
+      </w:r>
+      <w:proofErr w:type="spellStart"/>
+      <w:r>
+        <w:rPr>
+          <w:rFonts w:ascii="Times New Roman" w:hAnsi="Times New Roman" w:cs="Times New Roman"/>
+          <w:sz w:val="20"/>
+          <w:szCs w:val="20"/>
+        </w:rPr>
+        <w:t>pengembangan</w:t>
+      </w:r>
+      <w:proofErr w:type="spellEnd"/>
+      <w:r>
+        <w:rPr>
+          <w:rFonts w:ascii="Times New Roman" w:hAnsi="Times New Roman" w:cs="Times New Roman"/>
+          <w:sz w:val="20"/>
+          <w:szCs w:val="20"/>
+        </w:rPr>
+        <w:t xml:space="preserve"> web modern.</w:t>
       </w:r>
     </w:p>
     <w:p>
@@ -19364,6 +20487,119 @@
     </w:p>
     <w:p>
       <w:pPr>
+        <w:spacing w:after="0" w:line="360" w:lineRule="auto"/>
+        <w:ind w:firstLine="567"/>
+        <w:jc w:val="both"/>
+        <w:rPr>
+          <w:rFonts w:ascii="Times New Roman" w:hAnsi="Times New Roman" w:cs="Times New Roman"/>
+          <w:sz w:val="20"/>
+          <w:szCs w:val="20"/>
+          <w:lang w:val="sv-SE"/>
+        </w:rPr>
+      </w:pPr>
+      <w:r>
+        <w:rPr>
+          <w:rFonts w:ascii="Times New Roman" w:hAnsi="Times New Roman" w:cs="Times New Roman"/>
+          <w:i/>
+          <w:iCs/>
+          <w:sz w:val="20"/>
+          <w:szCs w:val="20"/>
+          <w:lang w:val="sv-SE"/>
+        </w:rPr>
+        <w:t>Typescript</w:t>
+      </w:r>
+      <w:r>
+        <w:rPr>
+          <w:rFonts w:ascii="Times New Roman" w:hAnsi="Times New Roman" w:cs="Times New Roman"/>
+          <w:sz w:val="20"/>
+          <w:szCs w:val="20"/>
+          <w:lang w:val="sv-SE"/>
+        </w:rPr>
+        <w:t xml:space="preserve"> adalah perluasan dari </w:t>
+      </w:r>
+      <w:r>
+        <w:rPr>
+          <w:rFonts w:ascii="Times New Roman" w:hAnsi="Times New Roman" w:cs="Times New Roman"/>
+          <w:i/>
+          <w:iCs/>
+          <w:sz w:val="20"/>
+          <w:szCs w:val="20"/>
+          <w:lang w:val="sv-SE"/>
+        </w:rPr>
+        <w:t>Javascript</w:t>
+      </w:r>
+      <w:r>
+        <w:rPr>
+          <w:rFonts w:ascii="Times New Roman" w:hAnsi="Times New Roman" w:cs="Times New Roman"/>
+          <w:sz w:val="20"/>
+          <w:szCs w:val="20"/>
+          <w:lang w:val="sv-SE"/>
+        </w:rPr>
+        <w:t xml:space="preserve"> yang menyediakan fitur pengetikan statis. Dengan </w:t>
+      </w:r>
+      <w:r>
+        <w:rPr>
+          <w:rFonts w:ascii="Times New Roman" w:hAnsi="Times New Roman" w:cs="Times New Roman"/>
+          <w:i/>
+          <w:iCs/>
+          <w:sz w:val="20"/>
+          <w:szCs w:val="20"/>
+          <w:lang w:val="sv-SE"/>
+        </w:rPr>
+        <w:t>Typescript</w:t>
+      </w:r>
+      <w:r>
+        <w:rPr>
+          <w:rFonts w:ascii="Times New Roman" w:hAnsi="Times New Roman" w:cs="Times New Roman"/>
+          <w:sz w:val="20"/>
+          <w:szCs w:val="20"/>
+          <w:lang w:val="sv-SE"/>
+        </w:rPr>
+        <w:t xml:space="preserve">, pengembang dapat menulis kode yang lebih terstruktur dan mudah dipelihara. Bahasa ini membantu mengurangi kesalahan pada saat pengembangan. </w:t>
+      </w:r>
+      <w:r>
+        <w:rPr>
+          <w:rFonts w:ascii="Times New Roman" w:hAnsi="Times New Roman" w:cs="Times New Roman"/>
+          <w:i/>
+          <w:iCs/>
+          <w:sz w:val="20"/>
+          <w:szCs w:val="20"/>
+          <w:lang w:val="sv-SE"/>
+        </w:rPr>
+        <w:t>Typescript</w:t>
+      </w:r>
+      <w:r>
+        <w:rPr>
+          <w:rFonts w:ascii="Times New Roman" w:hAnsi="Times New Roman" w:cs="Times New Roman"/>
+          <w:sz w:val="20"/>
+          <w:szCs w:val="20"/>
+          <w:lang w:val="sv-SE"/>
+        </w:rPr>
+        <w:t xml:space="preserve"> dikompilasi menjadi </w:t>
+      </w:r>
+      <w:r>
+        <w:rPr>
+          <w:rFonts w:ascii="Times New Roman" w:hAnsi="Times New Roman" w:cs="Times New Roman"/>
+          <w:i/>
+          <w:iCs/>
+          <w:sz w:val="20"/>
+          <w:szCs w:val="20"/>
+          <w:lang w:val="sv-SE"/>
+        </w:rPr>
+        <w:t>Javascript</w:t>
+      </w:r>
+      <w:r>
+        <w:rPr>
+          <w:rFonts w:ascii="Times New Roman" w:hAnsi="Times New Roman" w:cs="Times New Roman"/>
+          <w:sz w:val="20"/>
+          <w:szCs w:val="20"/>
+          <w:lang w:val="sv-SE"/>
+        </w:rPr>
+        <w:t xml:space="preserve"> untuk dijalankan di peramban.</w:t>
+      </w:r>
+    </w:p>
+    <w:p>
+      <w:pPr>
         <w:pStyle w:val="Heading4"/>
         <w:numPr>
           <w:ilvl w:val="0"/>
@@ -19399,6 +20635,195 @@
     </w:p>
     <w:p>
       <w:pPr>
+        <w:spacing w:after="0" w:line="360" w:lineRule="auto"/>
+        <w:ind w:firstLine="567"/>
+        <w:jc w:val="both"/>
+        <w:rPr>
+          <w:rFonts w:ascii="Times New Roman" w:hAnsi="Times New Roman" w:cs="Times New Roman"/>
+          <w:sz w:val="20"/>
+          <w:szCs w:val="20"/>
+          <w:lang w:val="sv-SE"/>
+        </w:rPr>
+      </w:pPr>
+      <w:r>
+        <w:rPr>
+          <w:rFonts w:ascii="Times New Roman" w:hAnsi="Times New Roman" w:cs="Times New Roman"/>
+          <w:i/>
+          <w:iCs/>
+          <w:sz w:val="20"/>
+          <w:szCs w:val="20"/>
+          <w:lang w:val="sv-SE"/>
+        </w:rPr>
+        <w:t>React</w:t>
+      </w:r>
+      <w:r>
+        <w:rPr>
+          <w:rFonts w:ascii="Times New Roman" w:hAnsi="Times New Roman" w:cs="Times New Roman"/>
+          <w:sz w:val="20"/>
+          <w:szCs w:val="20"/>
+          <w:lang w:val="sv-SE"/>
+        </w:rPr>
+        <w:t xml:space="preserve"> adalah pustaka </w:t>
+      </w:r>
+      <w:r>
+        <w:rPr>
+          <w:rFonts w:ascii="Times New Roman" w:hAnsi="Times New Roman" w:cs="Times New Roman"/>
+          <w:i/>
+          <w:iCs/>
+          <w:sz w:val="20"/>
+          <w:szCs w:val="20"/>
+          <w:lang w:val="sv-SE"/>
+        </w:rPr>
+        <w:t>Javascript</w:t>
+      </w:r>
+      <w:r>
+        <w:rPr>
+          <w:rFonts w:ascii="Times New Roman" w:hAnsi="Times New Roman" w:cs="Times New Roman"/>
+          <w:sz w:val="20"/>
+          <w:szCs w:val="20"/>
+          <w:lang w:val="sv-SE"/>
+        </w:rPr>
+        <w:t xml:space="preserve"> untuk membangun antarmuka pengguna yang berbasis komponen. Setiap bagian tampilan dibangun sebagai komponen yang dapat digunakan ulang. </w:t>
+      </w:r>
+      <w:r>
+        <w:rPr>
+          <w:rFonts w:ascii="Times New Roman" w:hAnsi="Times New Roman" w:cs="Times New Roman"/>
+          <w:i/>
+          <w:iCs/>
+          <w:sz w:val="20"/>
+          <w:szCs w:val="20"/>
+          <w:lang w:val="sv-SE"/>
+        </w:rPr>
+        <w:t>React</w:t>
+      </w:r>
+      <w:r>
+        <w:rPr>
+          <w:rFonts w:ascii="Times New Roman" w:hAnsi="Times New Roman" w:cs="Times New Roman"/>
+          <w:sz w:val="20"/>
+          <w:szCs w:val="20"/>
+          <w:lang w:val="sv-SE"/>
+        </w:rPr>
+        <w:t xml:space="preserve"> mempercepat pengembangan UI dan memudahkan pengelolaan data dalam aplikasi. </w:t>
+      </w:r>
+      <w:r>
+        <w:rPr>
+          <w:rFonts w:ascii="Times New Roman" w:hAnsi="Times New Roman" w:cs="Times New Roman"/>
+          <w:sz w:val="20"/>
+          <w:szCs w:val="20"/>
+        </w:rPr>
+        <w:t xml:space="preserve">Pustaka </w:t>
+      </w:r>
+      <w:proofErr w:type="spellStart"/>
+      <w:r>
+        <w:rPr>
+          <w:rFonts w:ascii="Times New Roman" w:hAnsi="Times New Roman" w:cs="Times New Roman"/>
+          <w:sz w:val="20"/>
+          <w:szCs w:val="20"/>
+        </w:rPr>
+        <w:t>ini</w:t>
+      </w:r>
+      <w:proofErr w:type="spellEnd"/>
+      <w:r>
+        <w:rPr>
+          <w:rFonts w:ascii="Times New Roman" w:hAnsi="Times New Roman" w:cs="Times New Roman"/>
+          <w:sz w:val="20"/>
+          <w:szCs w:val="20"/>
+        </w:rPr>
+        <w:t xml:space="preserve"> </w:t>
+      </w:r>
+      <w:proofErr w:type="spellStart"/>
+      <w:r>
+        <w:rPr>
+          <w:rFonts w:ascii="Times New Roman" w:hAnsi="Times New Roman" w:cs="Times New Roman"/>
+          <w:sz w:val="20"/>
+          <w:szCs w:val="20"/>
+        </w:rPr>
+        <w:t>banyak</w:t>
+      </w:r>
+      <w:proofErr w:type="spellEnd"/>
+      <w:r>
+        <w:rPr>
+          <w:rFonts w:ascii="Times New Roman" w:hAnsi="Times New Roman" w:cs="Times New Roman"/>
+          <w:sz w:val="20"/>
+          <w:szCs w:val="20"/>
+        </w:rPr>
+        <w:t xml:space="preserve"> </w:t>
+      </w:r>
+      <w:proofErr w:type="spellStart"/>
+      <w:r>
+        <w:rPr>
+          <w:rFonts w:ascii="Times New Roman" w:hAnsi="Times New Roman" w:cs="Times New Roman"/>
+          <w:sz w:val="20"/>
+          <w:szCs w:val="20"/>
+        </w:rPr>
+        <w:t>digunakan</w:t>
+      </w:r>
+      <w:proofErr w:type="spellEnd"/>
+      <w:r>
+        <w:rPr>
+          <w:rFonts w:ascii="Times New Roman" w:hAnsi="Times New Roman" w:cs="Times New Roman"/>
+          <w:sz w:val="20"/>
+          <w:szCs w:val="20"/>
+        </w:rPr>
+        <w:t xml:space="preserve"> </w:t>
+      </w:r>
+      <w:proofErr w:type="spellStart"/>
+      <w:r>
+        <w:rPr>
+          <w:rFonts w:ascii="Times New Roman" w:hAnsi="Times New Roman" w:cs="Times New Roman"/>
+          <w:sz w:val="20"/>
+          <w:szCs w:val="20"/>
+        </w:rPr>
+        <w:t>karena</w:t>
+      </w:r>
+      <w:proofErr w:type="spellEnd"/>
+      <w:r>
+        <w:rPr>
+          <w:rFonts w:ascii="Times New Roman" w:hAnsi="Times New Roman" w:cs="Times New Roman"/>
+          <w:sz w:val="20"/>
+          <w:szCs w:val="20"/>
+        </w:rPr>
+        <w:t xml:space="preserve"> </w:t>
+      </w:r>
+      <w:proofErr w:type="spellStart"/>
+      <w:r>
+        <w:rPr>
+          <w:rFonts w:ascii="Times New Roman" w:hAnsi="Times New Roman" w:cs="Times New Roman"/>
+          <w:sz w:val="20"/>
+          <w:szCs w:val="20"/>
+        </w:rPr>
+        <w:t>efisiensi</w:t>
+      </w:r>
+      <w:proofErr w:type="spellEnd"/>
+      <w:r>
+        <w:rPr>
+          <w:rFonts w:ascii="Times New Roman" w:hAnsi="Times New Roman" w:cs="Times New Roman"/>
+          <w:sz w:val="20"/>
+          <w:szCs w:val="20"/>
+        </w:rPr>
+        <w:t xml:space="preserve"> dan </w:t>
+      </w:r>
+      <w:proofErr w:type="spellStart"/>
+      <w:r>
+        <w:rPr>
+          <w:rFonts w:ascii="Times New Roman" w:hAnsi="Times New Roman" w:cs="Times New Roman"/>
+          <w:sz w:val="20"/>
+          <w:szCs w:val="20"/>
+        </w:rPr>
+        <w:t>skalabilitasnya</w:t>
+      </w:r>
+      <w:proofErr w:type="spellEnd"/>
+      <w:r>
+        <w:rPr>
+          <w:rFonts w:ascii="Times New Roman" w:hAnsi="Times New Roman" w:cs="Times New Roman"/>
+          <w:sz w:val="20"/>
+          <w:szCs w:val="20"/>
+        </w:rPr>
+        <w:t>.</w:t>
+      </w:r>
+    </w:p>
+    <w:p>
+      <w:pPr>
         <w:pStyle w:val="Heading4"/>
         <w:numPr>
           <w:ilvl w:val="0"/>
@@ -19434,6 +20859,139 @@
     </w:p>
     <w:p>
       <w:pPr>
+        <w:spacing w:after="0" w:line="360" w:lineRule="auto"/>
+        <w:ind w:firstLine="567"/>
+        <w:jc w:val="both"/>
+        <w:rPr>
+          <w:rFonts w:ascii="Times New Roman" w:hAnsi="Times New Roman" w:cs="Times New Roman"/>
+          <w:sz w:val="20"/>
+          <w:szCs w:val="20"/>
+          <w:lang w:val="sv-SE"/>
+        </w:rPr>
+      </w:pPr>
+      <w:r>
+        <w:rPr>
+          <w:rFonts w:ascii="Times New Roman" w:hAnsi="Times New Roman" w:cs="Times New Roman"/>
+          <w:i/>
+          <w:iCs/>
+          <w:sz w:val="20"/>
+          <w:szCs w:val="20"/>
+          <w:lang w:val="sv-SE"/>
+        </w:rPr>
+        <w:t>Vite</w:t>
+      </w:r>
+      <w:r>
+        <w:rPr>
+          <w:rFonts w:ascii="Times New Roman" w:hAnsi="Times New Roman" w:cs="Times New Roman"/>
+          <w:sz w:val="20"/>
+          <w:szCs w:val="20"/>
+          <w:lang w:val="sv-SE"/>
+        </w:rPr>
+        <w:t xml:space="preserve"> adalah alat bantu pengembangan </w:t>
+      </w:r>
+      <w:r>
+        <w:rPr>
+          <w:rFonts w:ascii="Times New Roman" w:hAnsi="Times New Roman" w:cs="Times New Roman"/>
+          <w:i/>
+          <w:iCs/>
+          <w:sz w:val="20"/>
+          <w:szCs w:val="20"/>
+          <w:lang w:val="sv-SE"/>
+        </w:rPr>
+        <w:t>front-end</w:t>
+      </w:r>
+      <w:r>
+        <w:rPr>
+          <w:rFonts w:ascii="Times New Roman" w:hAnsi="Times New Roman" w:cs="Times New Roman"/>
+          <w:sz w:val="20"/>
+          <w:szCs w:val="20"/>
+          <w:lang w:val="sv-SE"/>
+        </w:rPr>
+        <w:t xml:space="preserve"> yang menawarkan proses build yang sangat cepat. Alat ini menggunakan modul </w:t>
+      </w:r>
+      <w:r>
+        <w:rPr>
+          <w:rFonts w:ascii="Times New Roman" w:hAnsi="Times New Roman" w:cs="Times New Roman"/>
+          <w:i/>
+          <w:iCs/>
+          <w:sz w:val="20"/>
+          <w:szCs w:val="20"/>
+          <w:lang w:val="sv-SE"/>
+        </w:rPr>
+        <w:t>ESM</w:t>
+      </w:r>
+      <w:r>
+        <w:rPr>
+          <w:rFonts w:ascii="Times New Roman" w:hAnsi="Times New Roman" w:cs="Times New Roman"/>
+          <w:sz w:val="20"/>
+          <w:szCs w:val="20"/>
+          <w:lang w:val="sv-SE"/>
+        </w:rPr>
+        <w:t xml:space="preserve"> dan menyajikan penyegaran halaman secara instan. </w:t>
+      </w:r>
+      <w:r>
+        <w:rPr>
+          <w:rFonts w:ascii="Times New Roman" w:hAnsi="Times New Roman" w:cs="Times New Roman"/>
+          <w:i/>
+          <w:iCs/>
+          <w:sz w:val="20"/>
+          <w:szCs w:val="20"/>
+          <w:lang w:val="sv-SE"/>
+        </w:rPr>
+        <w:t>Vite</w:t>
+      </w:r>
+      <w:r>
+        <w:rPr>
+          <w:rFonts w:ascii="Times New Roman" w:hAnsi="Times New Roman" w:cs="Times New Roman"/>
+          <w:sz w:val="20"/>
+          <w:szCs w:val="20"/>
+          <w:lang w:val="sv-SE"/>
+        </w:rPr>
+        <w:t xml:space="preserve"> cocok untuk proyek </w:t>
+      </w:r>
+      <w:r>
+        <w:rPr>
+          <w:rFonts w:ascii="Times New Roman" w:hAnsi="Times New Roman" w:cs="Times New Roman"/>
+          <w:i/>
+          <w:iCs/>
+          <w:sz w:val="20"/>
+          <w:szCs w:val="20"/>
+          <w:lang w:val="sv-SE"/>
+        </w:rPr>
+        <w:t>React</w:t>
+      </w:r>
+      <w:r>
+        <w:rPr>
+          <w:rFonts w:ascii="Times New Roman" w:hAnsi="Times New Roman" w:cs="Times New Roman"/>
+          <w:sz w:val="20"/>
+          <w:szCs w:val="20"/>
+          <w:lang w:val="sv-SE"/>
+        </w:rPr>
+        <w:t xml:space="preserve">, </w:t>
+      </w:r>
+      <w:r>
+        <w:rPr>
+          <w:rFonts w:ascii="Times New Roman" w:hAnsi="Times New Roman" w:cs="Times New Roman"/>
+          <w:i/>
+          <w:iCs/>
+          <w:sz w:val="20"/>
+          <w:szCs w:val="20"/>
+          <w:lang w:val="sv-SE"/>
+        </w:rPr>
+        <w:t>Vue</w:t>
+      </w:r>
+      <w:r>
+        <w:rPr>
+          <w:rFonts w:ascii="Times New Roman" w:hAnsi="Times New Roman" w:cs="Times New Roman"/>
+          <w:sz w:val="20"/>
+          <w:szCs w:val="20"/>
+          <w:lang w:val="sv-SE"/>
+        </w:rPr>
+        <w:t>, dan kerangka kerja lainnya. Keunggulannya terletak pada kecepatan dan konfigurasi yang minimal.</w:t>
+      </w:r>
+    </w:p>
+    <w:p>
+      <w:pPr>
         <w:pStyle w:val="Heading4"/>
         <w:numPr>
           <w:ilvl w:val="0"/>
@@ -19469,6 +21027,217 @@
     </w:p>
     <w:p>
       <w:pPr>
+        <w:spacing w:after="0" w:line="360" w:lineRule="auto"/>
+        <w:ind w:firstLine="567"/>
+        <w:jc w:val="both"/>
+        <w:rPr>
+          <w:rFonts w:ascii="Times New Roman" w:hAnsi="Times New Roman" w:cs="Times New Roman"/>
+          <w:sz w:val="20"/>
+          <w:szCs w:val="20"/>
+          <w:lang w:val="sv-SE"/>
+        </w:rPr>
+      </w:pPr>
+      <w:r>
+        <w:rPr>
+          <w:rFonts w:ascii="Times New Roman" w:hAnsi="Times New Roman" w:cs="Times New Roman"/>
+          <w:i/>
+          <w:iCs/>
+          <w:sz w:val="20"/>
+          <w:szCs w:val="20"/>
+          <w:lang w:val="sv-SE"/>
+        </w:rPr>
+        <w:t>Zustand</w:t>
+      </w:r>
+      <w:r>
+        <w:rPr>
+          <w:rFonts w:ascii="Times New Roman" w:hAnsi="Times New Roman" w:cs="Times New Roman"/>
+          <w:sz w:val="20"/>
+          <w:szCs w:val="20"/>
+          <w:lang w:val="sv-SE"/>
+        </w:rPr>
+        <w:t xml:space="preserve"> adalah pustaka pengelola </w:t>
+      </w:r>
+      <w:r>
+        <w:rPr>
+          <w:rFonts w:ascii="Times New Roman" w:hAnsi="Times New Roman" w:cs="Times New Roman"/>
+          <w:i/>
+          <w:iCs/>
+          <w:sz w:val="20"/>
+          <w:szCs w:val="20"/>
+          <w:lang w:val="sv-SE"/>
+        </w:rPr>
+        <w:t>state</w:t>
+      </w:r>
+      <w:r>
+        <w:rPr>
+          <w:rFonts w:ascii="Times New Roman" w:hAnsi="Times New Roman" w:cs="Times New Roman"/>
+          <w:sz w:val="20"/>
+          <w:szCs w:val="20"/>
+          <w:lang w:val="sv-SE"/>
+        </w:rPr>
+        <w:t xml:space="preserve"> yang ringan dan efisien untuk aplikasi </w:t>
+      </w:r>
+      <w:r>
+        <w:rPr>
+          <w:rFonts w:ascii="Times New Roman" w:hAnsi="Times New Roman" w:cs="Times New Roman"/>
+          <w:i/>
+          <w:iCs/>
+          <w:sz w:val="20"/>
+          <w:szCs w:val="20"/>
+          <w:lang w:val="sv-SE"/>
+        </w:rPr>
+        <w:t>React</w:t>
+      </w:r>
+      <w:r>
+        <w:rPr>
+          <w:rFonts w:ascii="Times New Roman" w:hAnsi="Times New Roman" w:cs="Times New Roman"/>
+          <w:sz w:val="20"/>
+          <w:szCs w:val="20"/>
+          <w:lang w:val="sv-SE"/>
+        </w:rPr>
+        <w:t xml:space="preserve">. Dengan sintaks yang sederhana, pengembang dapat menyimpan dan mengakses data secara global. </w:t>
+      </w:r>
+      <w:r>
+        <w:rPr>
+          <w:rFonts w:ascii="Times New Roman" w:hAnsi="Times New Roman" w:cs="Times New Roman"/>
+          <w:i/>
+          <w:iCs/>
+          <w:sz w:val="20"/>
+          <w:szCs w:val="20"/>
+          <w:lang w:val="sv-SE"/>
+        </w:rPr>
+        <w:t>Zustand</w:t>
+      </w:r>
+      <w:r>
+        <w:rPr>
+          <w:rFonts w:ascii="Times New Roman" w:hAnsi="Times New Roman" w:cs="Times New Roman"/>
+          <w:sz w:val="20"/>
+          <w:szCs w:val="20"/>
+          <w:lang w:val="sv-SE"/>
+        </w:rPr>
+        <w:t xml:space="preserve"> memudahkan </w:t>
+      </w:r>
+      <w:r>
+        <w:rPr>
+          <w:rFonts w:ascii="Times New Roman" w:hAnsi="Times New Roman" w:cs="Times New Roman"/>
+          <w:sz w:val="20"/>
+          <w:szCs w:val="20"/>
+          <w:lang w:val="sv-SE"/>
+        </w:rPr>
+        <w:lastRenderedPageBreak/>
+        <w:t xml:space="preserve">pembuatan aplikasi yang kompleks dengan alur data yang konsisten. </w:t>
+      </w:r>
+      <w:proofErr w:type="spellStart"/>
+      <w:r>
+        <w:rPr>
+          <w:rFonts w:ascii="Times New Roman" w:hAnsi="Times New Roman" w:cs="Times New Roman"/>
+          <w:sz w:val="20"/>
+          <w:szCs w:val="20"/>
+        </w:rPr>
+        <w:t>Ia</w:t>
+      </w:r>
+      <w:proofErr w:type="spellEnd"/>
+      <w:r>
+        <w:rPr>
+          <w:rFonts w:ascii="Times New Roman" w:hAnsi="Times New Roman" w:cs="Times New Roman"/>
+          <w:sz w:val="20"/>
+          <w:szCs w:val="20"/>
+        </w:rPr>
+        <w:t xml:space="preserve"> </w:t>
+      </w:r>
+      <w:proofErr w:type="spellStart"/>
+      <w:r>
+        <w:rPr>
+          <w:rFonts w:ascii="Times New Roman" w:hAnsi="Times New Roman" w:cs="Times New Roman"/>
+          <w:sz w:val="20"/>
+          <w:szCs w:val="20"/>
+        </w:rPr>
+        <w:t>menjadi</w:t>
+      </w:r>
+      <w:proofErr w:type="spellEnd"/>
+      <w:r>
+        <w:rPr>
+          <w:rFonts w:ascii="Times New Roman" w:hAnsi="Times New Roman" w:cs="Times New Roman"/>
+          <w:sz w:val="20"/>
+          <w:szCs w:val="20"/>
+        </w:rPr>
+        <w:t xml:space="preserve"> </w:t>
+      </w:r>
+      <w:proofErr w:type="spellStart"/>
+      <w:r>
+        <w:rPr>
+          <w:rFonts w:ascii="Times New Roman" w:hAnsi="Times New Roman" w:cs="Times New Roman"/>
+          <w:sz w:val="20"/>
+          <w:szCs w:val="20"/>
+        </w:rPr>
+        <w:t>alternatif</w:t>
+      </w:r>
+      <w:proofErr w:type="spellEnd"/>
+      <w:r>
+        <w:rPr>
+          <w:rFonts w:ascii="Times New Roman" w:hAnsi="Times New Roman" w:cs="Times New Roman"/>
+          <w:sz w:val="20"/>
+          <w:szCs w:val="20"/>
+        </w:rPr>
+        <w:t xml:space="preserve"> </w:t>
+      </w:r>
+      <w:proofErr w:type="spellStart"/>
+      <w:r>
+        <w:rPr>
+          <w:rFonts w:ascii="Times New Roman" w:hAnsi="Times New Roman" w:cs="Times New Roman"/>
+          <w:sz w:val="20"/>
+          <w:szCs w:val="20"/>
+        </w:rPr>
+        <w:t>populer</w:t>
+      </w:r>
+      <w:proofErr w:type="spellEnd"/>
+      <w:r>
+        <w:rPr>
+          <w:rFonts w:ascii="Times New Roman" w:hAnsi="Times New Roman" w:cs="Times New Roman"/>
+          <w:sz w:val="20"/>
+          <w:szCs w:val="20"/>
+        </w:rPr>
+        <w:t xml:space="preserve"> </w:t>
+      </w:r>
+      <w:proofErr w:type="spellStart"/>
+      <w:r>
+        <w:rPr>
+          <w:rFonts w:ascii="Times New Roman" w:hAnsi="Times New Roman" w:cs="Times New Roman"/>
+          <w:sz w:val="20"/>
+          <w:szCs w:val="20"/>
+        </w:rPr>
+        <w:t>selain</w:t>
+      </w:r>
+      <w:proofErr w:type="spellEnd"/>
+      <w:r>
+        <w:rPr>
+          <w:rFonts w:ascii="Times New Roman" w:hAnsi="Times New Roman" w:cs="Times New Roman"/>
+          <w:sz w:val="20"/>
+          <w:szCs w:val="20"/>
+        </w:rPr>
+        <w:t xml:space="preserve"> Redux </w:t>
+      </w:r>
+      <w:proofErr w:type="spellStart"/>
+      <w:r>
+        <w:rPr>
+          <w:rFonts w:ascii="Times New Roman" w:hAnsi="Times New Roman" w:cs="Times New Roman"/>
+          <w:sz w:val="20"/>
+          <w:szCs w:val="20"/>
+        </w:rPr>
+        <w:t>atau</w:t>
+      </w:r>
+      <w:proofErr w:type="spellEnd"/>
+      <w:r>
+        <w:rPr>
+          <w:rFonts w:ascii="Times New Roman" w:hAnsi="Times New Roman" w:cs="Times New Roman"/>
+          <w:sz w:val="20"/>
+          <w:szCs w:val="20"/>
+        </w:rPr>
+        <w:t xml:space="preserve"> Context API.</w:t>
+      </w:r>
+    </w:p>
+    <w:p>
+      <w:pPr>
         <w:pStyle w:val="Heading3"/>
         <w:numPr>
           <w:ilvl w:val="0"/>
@@ -19504,6 +21273,136 @@
     </w:p>
     <w:p>
       <w:pPr>
+        <w:spacing w:after="0" w:line="360" w:lineRule="auto"/>
+        <w:ind w:firstLine="567"/>
+        <w:jc w:val="both"/>
+        <w:rPr>
+          <w:rFonts w:ascii="Times New Roman" w:hAnsi="Times New Roman" w:cs="Times New Roman"/>
+          <w:sz w:val="20"/>
+          <w:szCs w:val="20"/>
+          <w:lang w:val="sv-SE"/>
+        </w:rPr>
+      </w:pPr>
+      <w:r>
+        <w:rPr>
+          <w:rFonts w:ascii="Times New Roman" w:hAnsi="Times New Roman" w:cs="Times New Roman"/>
+          <w:sz w:val="20"/>
+          <w:szCs w:val="20"/>
+          <w:lang w:val="sv-SE"/>
+        </w:rPr>
+        <w:t xml:space="preserve">Dashboard adalah tampilan antarmuka yang menyajikan data dalam bentuk visual seperti grafik, tabel, dan indikator. Tujuannya adalah menyederhanakan informasi agar mudah dipahami oleh pengguna. Dashboard sering digunakan untuk memantau performa sistem secara real-time. </w:t>
+      </w:r>
+      <w:proofErr w:type="spellStart"/>
+      <w:r>
+        <w:rPr>
+          <w:rFonts w:ascii="Times New Roman" w:hAnsi="Times New Roman" w:cs="Times New Roman"/>
+          <w:sz w:val="20"/>
+          <w:szCs w:val="20"/>
+        </w:rPr>
+        <w:t>Elemen-elemennya</w:t>
+      </w:r>
+      <w:proofErr w:type="spellEnd"/>
+      <w:r>
+        <w:rPr>
+          <w:rFonts w:ascii="Times New Roman" w:hAnsi="Times New Roman" w:cs="Times New Roman"/>
+          <w:sz w:val="20"/>
+          <w:szCs w:val="20"/>
+        </w:rPr>
+        <w:t xml:space="preserve"> </w:t>
+      </w:r>
+      <w:proofErr w:type="spellStart"/>
+      <w:r>
+        <w:rPr>
+          <w:rFonts w:ascii="Times New Roman" w:hAnsi="Times New Roman" w:cs="Times New Roman"/>
+          <w:sz w:val="20"/>
+          <w:szCs w:val="20"/>
+        </w:rPr>
+        <w:t>dirancang</w:t>
+      </w:r>
+      <w:proofErr w:type="spellEnd"/>
+      <w:r>
+        <w:rPr>
+          <w:rFonts w:ascii="Times New Roman" w:hAnsi="Times New Roman" w:cs="Times New Roman"/>
+          <w:sz w:val="20"/>
+          <w:szCs w:val="20"/>
+        </w:rPr>
+        <w:t xml:space="preserve"> agar </w:t>
+      </w:r>
+      <w:proofErr w:type="spellStart"/>
+      <w:r>
+        <w:rPr>
+          <w:rFonts w:ascii="Times New Roman" w:hAnsi="Times New Roman" w:cs="Times New Roman"/>
+          <w:sz w:val="20"/>
+          <w:szCs w:val="20"/>
+        </w:rPr>
+        <w:t>mendukung</w:t>
+      </w:r>
+      <w:proofErr w:type="spellEnd"/>
+      <w:r>
+        <w:rPr>
+          <w:rFonts w:ascii="Times New Roman" w:hAnsi="Times New Roman" w:cs="Times New Roman"/>
+          <w:sz w:val="20"/>
+          <w:szCs w:val="20"/>
+        </w:rPr>
+        <w:t xml:space="preserve"> </w:t>
+      </w:r>
+      <w:proofErr w:type="spellStart"/>
+      <w:r>
+        <w:rPr>
+          <w:rFonts w:ascii="Times New Roman" w:hAnsi="Times New Roman" w:cs="Times New Roman"/>
+          <w:sz w:val="20"/>
+          <w:szCs w:val="20"/>
+        </w:rPr>
+        <w:t>pengambilan</w:t>
+      </w:r>
+      <w:proofErr w:type="spellEnd"/>
+      <w:r>
+        <w:rPr>
+          <w:rFonts w:ascii="Times New Roman" w:hAnsi="Times New Roman" w:cs="Times New Roman"/>
+          <w:sz w:val="20"/>
+          <w:szCs w:val="20"/>
+        </w:rPr>
+        <w:t xml:space="preserve"> </w:t>
+      </w:r>
+      <w:proofErr w:type="spellStart"/>
+      <w:r>
+        <w:rPr>
+          <w:rFonts w:ascii="Times New Roman" w:hAnsi="Times New Roman" w:cs="Times New Roman"/>
+          <w:sz w:val="20"/>
+          <w:szCs w:val="20"/>
+        </w:rPr>
+        <w:t>keputusan</w:t>
+      </w:r>
+      <w:proofErr w:type="spellEnd"/>
+      <w:r>
+        <w:rPr>
+          <w:rFonts w:ascii="Times New Roman" w:hAnsi="Times New Roman" w:cs="Times New Roman"/>
+          <w:sz w:val="20"/>
+          <w:szCs w:val="20"/>
+        </w:rPr>
+        <w:t xml:space="preserve"> yang </w:t>
+      </w:r>
+      <w:proofErr w:type="spellStart"/>
+      <w:r>
+        <w:rPr>
+          <w:rFonts w:ascii="Times New Roman" w:hAnsi="Times New Roman" w:cs="Times New Roman"/>
+          <w:sz w:val="20"/>
+          <w:szCs w:val="20"/>
+        </w:rPr>
+        <w:t>cepat</w:t>
+      </w:r>
+      <w:proofErr w:type="spellEnd"/>
+      <w:r>
+        <w:rPr>
+          <w:rFonts w:ascii="Times New Roman" w:hAnsi="Times New Roman" w:cs="Times New Roman"/>
+          <w:sz w:val="20"/>
+          <w:szCs w:val="20"/>
+        </w:rPr>
+        <w:t>.</w:t>
+      </w:r>
+    </w:p>
+    <w:p>
+      <w:pPr>
         <w:pStyle w:val="Heading3"/>
         <w:numPr>
           <w:ilvl w:val="0"/>
@@ -19535,6 +21434,230 @@
     </w:p>
     <w:p>
       <w:pPr>
+        <w:spacing w:after="0" w:line="360" w:lineRule="auto"/>
+        <w:ind w:firstLine="567"/>
+        <w:jc w:val="both"/>
+        <w:rPr>
+          <w:rFonts w:ascii="Times New Roman" w:hAnsi="Times New Roman" w:cs="Times New Roman"/>
+          <w:sz w:val="20"/>
+          <w:szCs w:val="20"/>
+          <w:lang w:val="sv-SE"/>
+        </w:rPr>
+      </w:pPr>
+      <w:r>
+        <w:rPr>
+          <w:rFonts w:ascii="Times New Roman" w:hAnsi="Times New Roman" w:cs="Times New Roman"/>
+          <w:i/>
+          <w:iCs/>
+          <w:sz w:val="20"/>
+          <w:szCs w:val="20"/>
+          <w:lang w:val="sv-SE"/>
+        </w:rPr>
+        <w:t>Internet of Things</w:t>
+      </w:r>
+      <w:r>
+        <w:rPr>
+          <w:rFonts w:ascii="Times New Roman" w:hAnsi="Times New Roman" w:cs="Times New Roman"/>
+          <w:sz w:val="20"/>
+          <w:szCs w:val="20"/>
+          <w:lang w:val="sv-SE"/>
+        </w:rPr>
+        <w:t xml:space="preserve"> (</w:t>
+      </w:r>
+      <w:r>
+        <w:rPr>
+          <w:rFonts w:ascii="Times New Roman" w:hAnsi="Times New Roman" w:cs="Times New Roman"/>
+          <w:i/>
+          <w:iCs/>
+          <w:sz w:val="20"/>
+          <w:szCs w:val="20"/>
+          <w:lang w:val="sv-SE"/>
+        </w:rPr>
+        <w:t>IoT</w:t>
+      </w:r>
+      <w:r>
+        <w:rPr>
+          <w:rFonts w:ascii="Times New Roman" w:hAnsi="Times New Roman" w:cs="Times New Roman"/>
+          <w:sz w:val="20"/>
+          <w:szCs w:val="20"/>
+          <w:lang w:val="sv-SE"/>
+        </w:rPr>
+        <w:t xml:space="preserve">) mengacu pada jaringan perangkat yang saling terhubung dan bertukar data melalui internet. </w:t>
+      </w:r>
+      <w:proofErr w:type="spellStart"/>
+      <w:r>
+        <w:rPr>
+          <w:rFonts w:ascii="Times New Roman" w:hAnsi="Times New Roman" w:cs="Times New Roman"/>
+          <w:sz w:val="20"/>
+          <w:szCs w:val="20"/>
+        </w:rPr>
+        <w:t>Contohnya</w:t>
+      </w:r>
+      <w:proofErr w:type="spellEnd"/>
+      <w:r>
+        <w:rPr>
+          <w:rFonts w:ascii="Times New Roman" w:hAnsi="Times New Roman" w:cs="Times New Roman"/>
+          <w:sz w:val="20"/>
+          <w:szCs w:val="20"/>
+        </w:rPr>
+        <w:t xml:space="preserve"> </w:t>
+      </w:r>
+      <w:proofErr w:type="spellStart"/>
+      <w:r>
+        <w:rPr>
+          <w:rFonts w:ascii="Times New Roman" w:hAnsi="Times New Roman" w:cs="Times New Roman"/>
+          <w:sz w:val="20"/>
+          <w:szCs w:val="20"/>
+        </w:rPr>
+        <w:t>adalah</w:t>
+      </w:r>
+      <w:proofErr w:type="spellEnd"/>
+      <w:r>
+        <w:rPr>
+          <w:rFonts w:ascii="Times New Roman" w:hAnsi="Times New Roman" w:cs="Times New Roman"/>
+          <w:sz w:val="20"/>
+          <w:szCs w:val="20"/>
+        </w:rPr>
+        <w:t xml:space="preserve"> sensor </w:t>
+      </w:r>
+      <w:proofErr w:type="spellStart"/>
+      <w:r>
+        <w:rPr>
+          <w:rFonts w:ascii="Times New Roman" w:hAnsi="Times New Roman" w:cs="Times New Roman"/>
+          <w:sz w:val="20"/>
+          <w:szCs w:val="20"/>
+        </w:rPr>
+        <w:t>suhu</w:t>
+      </w:r>
+      <w:proofErr w:type="spellEnd"/>
+      <w:r>
+        <w:rPr>
+          <w:rFonts w:ascii="Times New Roman" w:hAnsi="Times New Roman" w:cs="Times New Roman"/>
+          <w:sz w:val="20"/>
+          <w:szCs w:val="20"/>
+        </w:rPr>
+        <w:t xml:space="preserve"> </w:t>
+      </w:r>
+      <w:proofErr w:type="spellStart"/>
+      <w:r>
+        <w:rPr>
+          <w:rFonts w:ascii="Times New Roman" w:hAnsi="Times New Roman" w:cs="Times New Roman"/>
+          <w:sz w:val="20"/>
+          <w:szCs w:val="20"/>
+        </w:rPr>
+        <w:t>atau</w:t>
+      </w:r>
+      <w:proofErr w:type="spellEnd"/>
+      <w:r>
+        <w:rPr>
+          <w:rFonts w:ascii="Times New Roman" w:hAnsi="Times New Roman" w:cs="Times New Roman"/>
+          <w:sz w:val="20"/>
+          <w:szCs w:val="20"/>
+        </w:rPr>
+        <w:t xml:space="preserve"> </w:t>
+      </w:r>
+      <w:proofErr w:type="spellStart"/>
+      <w:r>
+        <w:rPr>
+          <w:rFonts w:ascii="Times New Roman" w:hAnsi="Times New Roman" w:cs="Times New Roman"/>
+          <w:sz w:val="20"/>
+          <w:szCs w:val="20"/>
+        </w:rPr>
+        <w:t>kelembaban</w:t>
+      </w:r>
+      <w:proofErr w:type="spellEnd"/>
+      <w:r>
+        <w:rPr>
+          <w:rFonts w:ascii="Times New Roman" w:hAnsi="Times New Roman" w:cs="Times New Roman"/>
+          <w:sz w:val="20"/>
+          <w:szCs w:val="20"/>
+        </w:rPr>
+        <w:t xml:space="preserve"> yang </w:t>
+      </w:r>
+      <w:proofErr w:type="spellStart"/>
+      <w:r>
+        <w:rPr>
+          <w:rFonts w:ascii="Times New Roman" w:hAnsi="Times New Roman" w:cs="Times New Roman"/>
+          <w:sz w:val="20"/>
+          <w:szCs w:val="20"/>
+        </w:rPr>
+        <w:t>mengirim</w:t>
+      </w:r>
+      <w:proofErr w:type="spellEnd"/>
+      <w:r>
+        <w:rPr>
+          <w:rFonts w:ascii="Times New Roman" w:hAnsi="Times New Roman" w:cs="Times New Roman"/>
+          <w:sz w:val="20"/>
+          <w:szCs w:val="20"/>
+        </w:rPr>
+        <w:t xml:space="preserve"> data </w:t>
+      </w:r>
+      <w:proofErr w:type="spellStart"/>
+      <w:r>
+        <w:rPr>
+          <w:rFonts w:ascii="Times New Roman" w:hAnsi="Times New Roman" w:cs="Times New Roman"/>
+          <w:sz w:val="20"/>
+          <w:szCs w:val="20"/>
+        </w:rPr>
+        <w:t>ke</w:t>
+      </w:r>
+      <w:proofErr w:type="spellEnd"/>
+      <w:r>
+        <w:rPr>
+          <w:rFonts w:ascii="Times New Roman" w:hAnsi="Times New Roman" w:cs="Times New Roman"/>
+          <w:sz w:val="20"/>
+          <w:szCs w:val="20"/>
+        </w:rPr>
+        <w:t xml:space="preserve"> server </w:t>
+      </w:r>
+      <w:proofErr w:type="spellStart"/>
+      <w:r>
+        <w:rPr>
+          <w:rFonts w:ascii="Times New Roman" w:hAnsi="Times New Roman" w:cs="Times New Roman"/>
+          <w:sz w:val="20"/>
+          <w:szCs w:val="20"/>
+        </w:rPr>
+        <w:t>secara</w:t>
+      </w:r>
+      <w:proofErr w:type="spellEnd"/>
+      <w:r>
+        <w:rPr>
+          <w:rFonts w:ascii="Times New Roman" w:hAnsi="Times New Roman" w:cs="Times New Roman"/>
+          <w:sz w:val="20"/>
+          <w:szCs w:val="20"/>
+        </w:rPr>
+        <w:t xml:space="preserve"> </w:t>
+      </w:r>
+      <w:proofErr w:type="spellStart"/>
+      <w:r>
+        <w:rPr>
+          <w:rFonts w:ascii="Times New Roman" w:hAnsi="Times New Roman" w:cs="Times New Roman"/>
+          <w:sz w:val="20"/>
+          <w:szCs w:val="20"/>
+        </w:rPr>
+        <w:t>otomatis</w:t>
+      </w:r>
+      <w:proofErr w:type="spellEnd"/>
+      <w:r>
+        <w:rPr>
+          <w:rFonts w:ascii="Times New Roman" w:hAnsi="Times New Roman" w:cs="Times New Roman"/>
+          <w:sz w:val="20"/>
+          <w:szCs w:val="20"/>
+        </w:rPr>
+        <w:t xml:space="preserve">. </w:t>
+      </w:r>
+      <w:r>
+        <w:rPr>
+          <w:rFonts w:ascii="Times New Roman" w:hAnsi="Times New Roman" w:cs="Times New Roman"/>
+          <w:sz w:val="20"/>
+          <w:szCs w:val="20"/>
+          <w:lang w:val="sv-SE"/>
+        </w:rPr>
+        <w:t>Teknologi ini memungkinkan otomasi dan pemantauan jarak jauh. IoT banyak digunakan dalam pertanian, industri, dan rumah pintar.</w:t>
+      </w:r>
+    </w:p>
+    <w:p>
+      <w:pPr>
         <w:pStyle w:val="Heading3"/>
         <w:numPr>
           <w:ilvl w:val="0"/>
@@ -19570,6 +21693,28 @@
     </w:p>
     <w:p>
       <w:pPr>
+        <w:spacing w:after="0" w:line="360" w:lineRule="auto"/>
+        <w:ind w:firstLine="567"/>
+        <w:jc w:val="both"/>
+        <w:rPr>
+          <w:rFonts w:ascii="Times New Roman" w:hAnsi="Times New Roman" w:cs="Times New Roman"/>
+          <w:sz w:val="20"/>
+          <w:szCs w:val="20"/>
+          <w:lang w:val="sv-SE"/>
+        </w:rPr>
+      </w:pPr>
+      <w:r>
+        <w:rPr>
+          <w:rFonts w:ascii="Times New Roman" w:hAnsi="Times New Roman" w:cs="Times New Roman"/>
+          <w:sz w:val="20"/>
+          <w:szCs w:val="20"/>
+          <w:lang w:val="sv-SE"/>
+        </w:rPr>
+        <w:t>Greenhouse atau rumah kaca adalah struktur yang dirancang untuk menumbuhkan tanaman dalam kondisi terkendali. Lingkungan di dalamnya diatur agar sesuai dengan kebutuhan tanaman, seperti suhu dan kelembaban. Teknologi modern memungkinkan pemantauan otomatis melalui sensor IoT. Greenhouse menjadi solusi pertanian efisien di berbagai iklim.</w:t>
+      </w:r>
+    </w:p>
+    <w:p>
+      <w:pPr>
         <w:pStyle w:val="Heading3"/>
         <w:numPr>
           <w:ilvl w:val="0"/>
@@ -19605,6 +21750,210 @@
     </w:p>
     <w:p>
       <w:pPr>
+        <w:spacing w:after="0" w:line="360" w:lineRule="auto"/>
+        <w:ind w:firstLine="567"/>
+        <w:jc w:val="both"/>
+        <w:rPr>
+          <w:rFonts w:ascii="Times New Roman" w:hAnsi="Times New Roman" w:cs="Times New Roman"/>
+          <w:sz w:val="20"/>
+          <w:szCs w:val="20"/>
+          <w:lang w:val="sv-SE"/>
+        </w:rPr>
+      </w:pPr>
+      <w:r>
+        <w:rPr>
+          <w:rFonts w:ascii="Times New Roman" w:hAnsi="Times New Roman" w:cs="Times New Roman"/>
+          <w:i/>
+          <w:iCs/>
+          <w:sz w:val="20"/>
+          <w:szCs w:val="20"/>
+          <w:lang w:val="sv-SE"/>
+        </w:rPr>
+        <w:t>Design Thinking</w:t>
+      </w:r>
+      <w:r>
+        <w:rPr>
+          <w:rFonts w:ascii="Times New Roman" w:hAnsi="Times New Roman" w:cs="Times New Roman"/>
+          <w:sz w:val="20"/>
+          <w:szCs w:val="20"/>
+          <w:lang w:val="sv-SE"/>
+        </w:rPr>
+        <w:t xml:space="preserve"> adalah pendekatan iteratif dalam memecahkan masalah yang berfokus pada kebutuhan pengguna. </w:t>
+      </w:r>
+      <w:proofErr w:type="spellStart"/>
+      <w:r>
+        <w:rPr>
+          <w:rFonts w:ascii="Times New Roman" w:hAnsi="Times New Roman" w:cs="Times New Roman"/>
+          <w:sz w:val="20"/>
+          <w:szCs w:val="20"/>
+        </w:rPr>
+        <w:t>Prosesnya</w:t>
+      </w:r>
+      <w:proofErr w:type="spellEnd"/>
+      <w:r>
+        <w:rPr>
+          <w:rFonts w:ascii="Times New Roman" w:hAnsi="Times New Roman" w:cs="Times New Roman"/>
+          <w:sz w:val="20"/>
+          <w:szCs w:val="20"/>
+        </w:rPr>
+        <w:t xml:space="preserve"> </w:t>
+      </w:r>
+      <w:proofErr w:type="spellStart"/>
+      <w:r>
+        <w:rPr>
+          <w:rFonts w:ascii="Times New Roman" w:hAnsi="Times New Roman" w:cs="Times New Roman"/>
+          <w:sz w:val="20"/>
+          <w:szCs w:val="20"/>
+        </w:rPr>
+        <w:t>terdiri</w:t>
+      </w:r>
+      <w:proofErr w:type="spellEnd"/>
+      <w:r>
+        <w:rPr>
+          <w:rFonts w:ascii="Times New Roman" w:hAnsi="Times New Roman" w:cs="Times New Roman"/>
+          <w:sz w:val="20"/>
+          <w:szCs w:val="20"/>
+        </w:rPr>
+        <w:t xml:space="preserve"> </w:t>
+      </w:r>
+      <w:proofErr w:type="spellStart"/>
+      <w:r>
+        <w:rPr>
+          <w:rFonts w:ascii="Times New Roman" w:hAnsi="Times New Roman" w:cs="Times New Roman"/>
+          <w:sz w:val="20"/>
+          <w:szCs w:val="20"/>
+        </w:rPr>
+        <w:t>dari</w:t>
+      </w:r>
+      <w:proofErr w:type="spellEnd"/>
+      <w:r>
+        <w:rPr>
+          <w:rFonts w:ascii="Times New Roman" w:hAnsi="Times New Roman" w:cs="Times New Roman"/>
+          <w:sz w:val="20"/>
+          <w:szCs w:val="20"/>
+        </w:rPr>
+        <w:t xml:space="preserve"> lima </w:t>
+      </w:r>
+      <w:proofErr w:type="spellStart"/>
+      <w:r>
+        <w:rPr>
+          <w:rFonts w:ascii="Times New Roman" w:hAnsi="Times New Roman" w:cs="Times New Roman"/>
+          <w:sz w:val="20"/>
+          <w:szCs w:val="20"/>
+        </w:rPr>
+        <w:t>tahap</w:t>
+      </w:r>
+      <w:proofErr w:type="spellEnd"/>
+      <w:r>
+        <w:rPr>
+          <w:rFonts w:ascii="Times New Roman" w:hAnsi="Times New Roman" w:cs="Times New Roman"/>
+          <w:sz w:val="20"/>
+          <w:szCs w:val="20"/>
+        </w:rPr>
+        <w:t xml:space="preserve">: </w:t>
+      </w:r>
+      <w:r>
+        <w:rPr>
+          <w:rFonts w:ascii="Times New Roman" w:hAnsi="Times New Roman" w:cs="Times New Roman"/>
+          <w:i/>
+          <w:iCs/>
+          <w:sz w:val="20"/>
+          <w:szCs w:val="20"/>
+        </w:rPr>
+        <w:t>empathize</w:t>
+      </w:r>
+      <w:r>
+        <w:rPr>
+          <w:rFonts w:ascii="Times New Roman" w:hAnsi="Times New Roman" w:cs="Times New Roman"/>
+          <w:sz w:val="20"/>
+          <w:szCs w:val="20"/>
+        </w:rPr>
+        <w:t xml:space="preserve">, </w:t>
+      </w:r>
+      <w:r>
+        <w:rPr>
+          <w:rFonts w:ascii="Times New Roman" w:hAnsi="Times New Roman" w:cs="Times New Roman"/>
+          <w:i/>
+          <w:iCs/>
+          <w:sz w:val="20"/>
+          <w:szCs w:val="20"/>
+        </w:rPr>
+        <w:t>define</w:t>
+      </w:r>
+      <w:r>
+        <w:rPr>
+          <w:rFonts w:ascii="Times New Roman" w:hAnsi="Times New Roman" w:cs="Times New Roman"/>
+          <w:sz w:val="20"/>
+          <w:szCs w:val="20"/>
+        </w:rPr>
+        <w:t xml:space="preserve">, </w:t>
+      </w:r>
+      <w:r>
+        <w:rPr>
+          <w:rFonts w:ascii="Times New Roman" w:hAnsi="Times New Roman" w:cs="Times New Roman"/>
+          <w:i/>
+          <w:iCs/>
+          <w:sz w:val="20"/>
+          <w:szCs w:val="20"/>
+        </w:rPr>
+        <w:t>ideate</w:t>
+      </w:r>
+      <w:r>
+        <w:rPr>
+          <w:rFonts w:ascii="Times New Roman" w:hAnsi="Times New Roman" w:cs="Times New Roman"/>
+          <w:sz w:val="20"/>
+          <w:szCs w:val="20"/>
+        </w:rPr>
+        <w:t xml:space="preserve">, </w:t>
+      </w:r>
+      <w:r>
+        <w:rPr>
+          <w:rFonts w:ascii="Times New Roman" w:hAnsi="Times New Roman" w:cs="Times New Roman"/>
+          <w:i/>
+          <w:iCs/>
+          <w:sz w:val="20"/>
+          <w:szCs w:val="20"/>
+        </w:rPr>
+        <w:t>prototype</w:t>
+      </w:r>
+      <w:r>
+        <w:rPr>
+          <w:rFonts w:ascii="Times New Roman" w:hAnsi="Times New Roman" w:cs="Times New Roman"/>
+          <w:sz w:val="20"/>
+          <w:szCs w:val="20"/>
+        </w:rPr>
+        <w:t xml:space="preserve">, dan </w:t>
+      </w:r>
+      <w:r>
+        <w:rPr>
+          <w:rFonts w:ascii="Times New Roman" w:hAnsi="Times New Roman" w:cs="Times New Roman"/>
+          <w:i/>
+          <w:iCs/>
+          <w:sz w:val="20"/>
+          <w:szCs w:val="20"/>
+        </w:rPr>
+        <w:t>test</w:t>
+      </w:r>
+      <w:r>
+        <w:rPr>
+          <w:rFonts w:ascii="Times New Roman" w:hAnsi="Times New Roman" w:cs="Times New Roman"/>
+          <w:sz w:val="20"/>
+          <w:szCs w:val="20"/>
+        </w:rPr>
+        <w:t xml:space="preserve">. </w:t>
+      </w:r>
+      <w:r>
+        <w:rPr>
+          <w:rFonts w:ascii="Times New Roman" w:hAnsi="Times New Roman" w:cs="Times New Roman"/>
+          <w:sz w:val="20"/>
+          <w:szCs w:val="20"/>
+          <w:lang w:val="sv-SE"/>
+        </w:rPr>
+        <w:t>Tujuannya adalah menghasilkan solusi yang relevan dan aplikatif. Pendekatan ini banyak digunakan dalam pengembangan produk digital.</w:t>
+      </w:r>
+    </w:p>
+    <w:p>
+      <w:pPr>
         <w:pStyle w:val="Heading3"/>
         <w:numPr>
           <w:ilvl w:val="0"/>
@@ -19615,6 +21964,8 @@
           <w:rFonts w:ascii="Times New Roman" w:hAnsi="Times New Roman" w:cs="Times New Roman"/>
           <w:b/>
           <w:bCs/>
+          <w:i/>
+          <w:iCs/>
           <w:color w:val="auto"/>
           <w:sz w:val="20"/>
           <w:szCs w:val="20"/>
@@ -19631,6 +21982,7 @@
           <w:szCs w:val="20"/>
           <w:lang w:val="sv-SE"/>
         </w:rPr>
+        <w:lastRenderedPageBreak/>
         <w:t xml:space="preserve">Metode </w:t>
       </w:r>
       <w:r>
@@ -19646,6 +21998,48 @@
           <w:lang w:val="sv-SE"/>
         </w:rPr>
         <w:t>Waterfall</w:t>
+      </w:r>
+    </w:p>
+    <w:p>
+      <w:pPr>
+        <w:spacing w:after="0" w:line="360" w:lineRule="auto"/>
+        <w:ind w:firstLine="567"/>
+        <w:jc w:val="both"/>
+        <w:rPr>
+          <w:rFonts w:ascii="Times New Roman" w:hAnsi="Times New Roman" w:cs="Times New Roman"/>
+          <w:sz w:val="20"/>
+          <w:szCs w:val="20"/>
+          <w:lang w:val="sv-SE"/>
+        </w:rPr>
+      </w:pPr>
+      <w:r>
+        <w:rPr>
+          <w:rFonts w:ascii="Times New Roman" w:hAnsi="Times New Roman" w:cs="Times New Roman"/>
+          <w:sz w:val="20"/>
+          <w:szCs w:val="20"/>
+          <w:lang w:val="sv-SE"/>
+        </w:rPr>
+        <w:t xml:space="preserve">Metode </w:t>
+      </w:r>
+      <w:r>
+        <w:rPr>
+          <w:rFonts w:ascii="Times New Roman" w:hAnsi="Times New Roman" w:cs="Times New Roman"/>
+          <w:i/>
+          <w:iCs/>
+          <w:sz w:val="20"/>
+          <w:szCs w:val="20"/>
+          <w:lang w:val="sv-SE"/>
+        </w:rPr>
+        <w:t>Waterfall</w:t>
+      </w:r>
+      <w:r>
+        <w:rPr>
+          <w:rFonts w:ascii="Times New Roman" w:hAnsi="Times New Roman" w:cs="Times New Roman"/>
+          <w:sz w:val="20"/>
+          <w:szCs w:val="20"/>
+          <w:lang w:val="sv-SE"/>
+        </w:rPr>
+        <w:t xml:space="preserve"> adalah model pengembangan perangkat lunak yang berjalan secara berurutan dan terstruktur. Tahapan dimulai dari analisis kebutuhan, desain, implementasi, pengujian, hingga pemeliharaan. Setiap tahap harus diselesaikan sebelum melanjutkan ke tahap berikutnya. Metode ini cocok untuk proyek dengan kebutuhan yang telah jelas sejak awal.</w:t>
       </w:r>
     </w:p>
     <w:p>
@@ -19695,6 +22089,59 @@
     </w:p>
     <w:p>
       <w:pPr>
+        <w:spacing w:after="0" w:line="360" w:lineRule="auto"/>
+        <w:ind w:firstLine="567"/>
+        <w:jc w:val="both"/>
+        <w:rPr>
+          <w:rFonts w:ascii="Times New Roman" w:hAnsi="Times New Roman" w:cs="Times New Roman"/>
+          <w:sz w:val="20"/>
+          <w:szCs w:val="20"/>
+          <w:lang w:val="sv-SE"/>
+        </w:rPr>
+      </w:pPr>
+      <w:r>
+        <w:rPr>
+          <w:rFonts w:ascii="Times New Roman" w:hAnsi="Times New Roman" w:cs="Times New Roman"/>
+          <w:i/>
+          <w:iCs/>
+          <w:sz w:val="20"/>
+          <w:szCs w:val="20"/>
+          <w:lang w:val="sv-SE"/>
+        </w:rPr>
+        <w:t>System Usability Scale</w:t>
+      </w:r>
+      <w:r>
+        <w:rPr>
+          <w:rFonts w:ascii="Times New Roman" w:hAnsi="Times New Roman" w:cs="Times New Roman"/>
+          <w:sz w:val="20"/>
+          <w:szCs w:val="20"/>
+          <w:lang w:val="sv-SE"/>
+        </w:rPr>
+        <w:t xml:space="preserve"> (</w:t>
+      </w:r>
+      <w:r>
+        <w:rPr>
+          <w:rFonts w:ascii="Times New Roman" w:hAnsi="Times New Roman" w:cs="Times New Roman"/>
+          <w:i/>
+          <w:iCs/>
+          <w:sz w:val="20"/>
+          <w:szCs w:val="20"/>
+          <w:lang w:val="sv-SE"/>
+        </w:rPr>
+        <w:t>SUS</w:t>
+      </w:r>
+      <w:r>
+        <w:rPr>
+          <w:rFonts w:ascii="Times New Roman" w:hAnsi="Times New Roman" w:cs="Times New Roman"/>
+          <w:sz w:val="20"/>
+          <w:szCs w:val="20"/>
+          <w:lang w:val="sv-SE"/>
+        </w:rPr>
+        <w:t>) adalah alat ukur standar untuk mengevaluasi kemudahan penggunaan suatu sistem. Terdiri dari 10 pernyataan yang dinilai oleh pengguna dengan skala Likert. Hasilnya berupa skor kuantitatif yang menggambarkan tingkat kepuasan pengguna. SUS banyak digunakan karena praktis dan tervalidasi secara global.</w:t>
+      </w:r>
+    </w:p>
+    <w:p>
+      <w:pPr>
         <w:pStyle w:val="Heading3"/>
         <w:numPr>
           <w:ilvl w:val="0"/>
@@ -19730,6 +22177,39 @@
     </w:p>
     <w:p>
       <w:pPr>
+        <w:spacing w:after="0" w:line="360" w:lineRule="auto"/>
+        <w:ind w:firstLine="567"/>
+        <w:jc w:val="both"/>
+        <w:rPr>
+          <w:rFonts w:ascii="Times New Roman" w:hAnsi="Times New Roman" w:cs="Times New Roman"/>
+          <w:sz w:val="20"/>
+          <w:szCs w:val="20"/>
+          <w:lang w:val="sv-SE"/>
+        </w:rPr>
+      </w:pPr>
+      <w:r>
+        <w:rPr>
+          <w:rFonts w:ascii="Times New Roman" w:hAnsi="Times New Roman" w:cs="Times New Roman"/>
+          <w:i/>
+          <w:iCs/>
+          <w:sz w:val="20"/>
+          <w:szCs w:val="20"/>
+          <w:lang w:val="sv-SE"/>
+        </w:rPr>
+        <w:t>Blackbox testing</w:t>
+      </w:r>
+      <w:r>
+        <w:rPr>
+          <w:rFonts w:ascii="Times New Roman" w:hAnsi="Times New Roman" w:cs="Times New Roman"/>
+          <w:sz w:val="20"/>
+          <w:szCs w:val="20"/>
+          <w:lang w:val="sv-SE"/>
+        </w:rPr>
+        <w:t xml:space="preserve"> adalah metode pengujian perangkat lunak yang menilai fungsionalitas sistem tanpa melihat kode internal. Penguji hanya fokus pada input dan output sesuai dengan spesifikasi. Tujuannya adalah memastikan sistem berjalan sesuai harapan. Metode ini umum digunakan dalam pengujian tahap akhir.</w:t>
+      </w:r>
+    </w:p>
+    <w:p>
+      <w:pPr>
         <w:pStyle w:val="Heading3"/>
         <w:numPr>
           <w:ilvl w:val="0"/>
@@ -19761,6 +22241,172 @@
     </w:p>
     <w:p>
       <w:pPr>
+        <w:spacing w:after="0" w:line="360" w:lineRule="auto"/>
+        <w:ind w:firstLine="567"/>
+        <w:jc w:val="both"/>
+        <w:rPr>
+          <w:rFonts w:ascii="Times New Roman" w:hAnsi="Times New Roman" w:cs="Times New Roman"/>
+          <w:sz w:val="20"/>
+          <w:szCs w:val="20"/>
+          <w:lang w:val="sv-SE"/>
+        </w:rPr>
+      </w:pPr>
+      <w:r>
+        <w:rPr>
+          <w:rFonts w:ascii="Times New Roman" w:hAnsi="Times New Roman" w:cs="Times New Roman"/>
+          <w:sz w:val="20"/>
+          <w:szCs w:val="20"/>
+          <w:lang w:val="sv-SE"/>
+        </w:rPr>
+        <w:t xml:space="preserve">ITERAHERO adalah tim pengelola teknologi di Kebun Raya ITERA yang berfokus pada pengembangan sistem berbasis IoT. Tim ini bertanggung jawab terhadap pengumpulan, pemantauan, dan pemanfaatan data dari greenhouse. ITERAHERO juga terlibat dalam pengembangan sistem digital pendukung operasional. </w:t>
+      </w:r>
+      <w:proofErr w:type="spellStart"/>
+      <w:r>
+        <w:rPr>
+          <w:rFonts w:ascii="Times New Roman" w:hAnsi="Times New Roman" w:cs="Times New Roman"/>
+          <w:sz w:val="20"/>
+          <w:szCs w:val="20"/>
+        </w:rPr>
+        <w:t>Keberadaannya</w:t>
+      </w:r>
+      <w:proofErr w:type="spellEnd"/>
+      <w:r>
+        <w:rPr>
+          <w:rFonts w:ascii="Times New Roman" w:hAnsi="Times New Roman" w:cs="Times New Roman"/>
+          <w:sz w:val="20"/>
+          <w:szCs w:val="20"/>
+        </w:rPr>
+        <w:t xml:space="preserve"> </w:t>
+      </w:r>
+      <w:proofErr w:type="spellStart"/>
+      <w:r>
+        <w:rPr>
+          <w:rFonts w:ascii="Times New Roman" w:hAnsi="Times New Roman" w:cs="Times New Roman"/>
+          <w:sz w:val="20"/>
+          <w:szCs w:val="20"/>
+        </w:rPr>
+        <w:t>menjadi</w:t>
+      </w:r>
+      <w:proofErr w:type="spellEnd"/>
+      <w:r>
+        <w:rPr>
+          <w:rFonts w:ascii="Times New Roman" w:hAnsi="Times New Roman" w:cs="Times New Roman"/>
+          <w:sz w:val="20"/>
+          <w:szCs w:val="20"/>
+        </w:rPr>
+        <w:t xml:space="preserve"> </w:t>
+      </w:r>
+      <w:proofErr w:type="spellStart"/>
+      <w:r>
+        <w:rPr>
+          <w:rFonts w:ascii="Times New Roman" w:hAnsi="Times New Roman" w:cs="Times New Roman"/>
+          <w:sz w:val="20"/>
+          <w:szCs w:val="20"/>
+        </w:rPr>
+        <w:t>pendorong</w:t>
+      </w:r>
+      <w:proofErr w:type="spellEnd"/>
+      <w:r>
+        <w:rPr>
+          <w:rFonts w:ascii="Times New Roman" w:hAnsi="Times New Roman" w:cs="Times New Roman"/>
+          <w:sz w:val="20"/>
+          <w:szCs w:val="20"/>
+        </w:rPr>
+        <w:t xml:space="preserve"> </w:t>
+      </w:r>
+      <w:proofErr w:type="spellStart"/>
+      <w:r>
+        <w:rPr>
+          <w:rFonts w:ascii="Times New Roman" w:hAnsi="Times New Roman" w:cs="Times New Roman"/>
+          <w:sz w:val="20"/>
+          <w:szCs w:val="20"/>
+        </w:rPr>
+        <w:t>utama</w:t>
+      </w:r>
+      <w:proofErr w:type="spellEnd"/>
+      <w:r>
+        <w:rPr>
+          <w:rFonts w:ascii="Times New Roman" w:hAnsi="Times New Roman" w:cs="Times New Roman"/>
+          <w:sz w:val="20"/>
+          <w:szCs w:val="20"/>
+        </w:rPr>
+        <w:t xml:space="preserve"> </w:t>
+      </w:r>
+      <w:proofErr w:type="spellStart"/>
+      <w:r>
+        <w:rPr>
+          <w:rFonts w:ascii="Times New Roman" w:hAnsi="Times New Roman" w:cs="Times New Roman"/>
+          <w:sz w:val="20"/>
+          <w:szCs w:val="20"/>
+        </w:rPr>
+        <w:t>adopsi</w:t>
+      </w:r>
+      <w:proofErr w:type="spellEnd"/>
+      <w:r>
+        <w:rPr>
+          <w:rFonts w:ascii="Times New Roman" w:hAnsi="Times New Roman" w:cs="Times New Roman"/>
+          <w:sz w:val="20"/>
+          <w:szCs w:val="20"/>
+        </w:rPr>
+        <w:t xml:space="preserve"> </w:t>
+      </w:r>
+      <w:proofErr w:type="spellStart"/>
+      <w:r>
+        <w:rPr>
+          <w:rFonts w:ascii="Times New Roman" w:hAnsi="Times New Roman" w:cs="Times New Roman"/>
+          <w:sz w:val="20"/>
+          <w:szCs w:val="20"/>
+        </w:rPr>
+        <w:t>teknologi</w:t>
+      </w:r>
+      <w:proofErr w:type="spellEnd"/>
+      <w:r>
+        <w:rPr>
+          <w:rFonts w:ascii="Times New Roman" w:hAnsi="Times New Roman" w:cs="Times New Roman"/>
+          <w:sz w:val="20"/>
+          <w:szCs w:val="20"/>
+        </w:rPr>
+        <w:t xml:space="preserve"> di </w:t>
+      </w:r>
+      <w:proofErr w:type="spellStart"/>
+      <w:r>
+        <w:rPr>
+          <w:rFonts w:ascii="Times New Roman" w:hAnsi="Times New Roman" w:cs="Times New Roman"/>
+          <w:sz w:val="20"/>
+          <w:szCs w:val="20"/>
+        </w:rPr>
+        <w:t>kebun</w:t>
+      </w:r>
+      <w:proofErr w:type="spellEnd"/>
+      <w:r>
+        <w:rPr>
+          <w:rFonts w:ascii="Times New Roman" w:hAnsi="Times New Roman" w:cs="Times New Roman"/>
+          <w:sz w:val="20"/>
+          <w:szCs w:val="20"/>
+        </w:rPr>
+        <w:t xml:space="preserve"> </w:t>
+      </w:r>
+      <w:proofErr w:type="spellStart"/>
+      <w:r>
+        <w:rPr>
+          <w:rFonts w:ascii="Times New Roman" w:hAnsi="Times New Roman" w:cs="Times New Roman"/>
+          <w:sz w:val="20"/>
+          <w:szCs w:val="20"/>
+        </w:rPr>
+        <w:t>raya</w:t>
+      </w:r>
+      <w:proofErr w:type="spellEnd"/>
+      <w:r>
+        <w:rPr>
+          <w:rFonts w:ascii="Times New Roman" w:hAnsi="Times New Roman" w:cs="Times New Roman"/>
+          <w:sz w:val="20"/>
+          <w:szCs w:val="20"/>
+        </w:rPr>
+        <w:t>.</w:t>
+      </w:r>
+    </w:p>
+    <w:p>
+      <w:pPr>
         <w:pStyle w:val="Heading3"/>
         <w:numPr>
           <w:ilvl w:val="0"/>
@@ -19771,6 +22417,8 @@
           <w:rFonts w:ascii="Times New Roman" w:hAnsi="Times New Roman" w:cs="Times New Roman"/>
           <w:b/>
           <w:bCs/>
+          <w:i/>
+          <w:iCs/>
           <w:color w:val="auto"/>
           <w:sz w:val="20"/>
           <w:szCs w:val="20"/>
@@ -19802,6 +22450,78 @@
           <w:lang w:val="sv-SE"/>
         </w:rPr>
         <w:t>Use Case</w:t>
+      </w:r>
+    </w:p>
+    <w:p>
+      <w:pPr>
+        <w:spacing w:after="0" w:line="360" w:lineRule="auto"/>
+        <w:ind w:firstLine="567"/>
+        <w:jc w:val="both"/>
+        <w:rPr>
+          <w:rFonts w:ascii="Times New Roman" w:hAnsi="Times New Roman" w:cs="Times New Roman"/>
+          <w:sz w:val="20"/>
+          <w:szCs w:val="20"/>
+          <w:lang w:val="sv-SE"/>
+        </w:rPr>
+      </w:pPr>
+      <w:r>
+        <w:rPr>
+          <w:rFonts w:ascii="Times New Roman" w:hAnsi="Times New Roman" w:cs="Times New Roman"/>
+          <w:sz w:val="20"/>
+          <w:szCs w:val="20"/>
+          <w:lang w:val="sv-SE"/>
+        </w:rPr>
+        <w:t xml:space="preserve">Diagram </w:t>
+      </w:r>
+      <w:r>
+        <w:rPr>
+          <w:rFonts w:ascii="Times New Roman" w:hAnsi="Times New Roman" w:cs="Times New Roman"/>
+          <w:i/>
+          <w:iCs/>
+          <w:sz w:val="20"/>
+          <w:szCs w:val="20"/>
+          <w:lang w:val="sv-SE"/>
+        </w:rPr>
+        <w:t>Use Case</w:t>
+      </w:r>
+      <w:r>
+        <w:rPr>
+          <w:rFonts w:ascii="Times New Roman" w:hAnsi="Times New Roman" w:cs="Times New Roman"/>
+          <w:sz w:val="20"/>
+          <w:szCs w:val="20"/>
+          <w:lang w:val="sv-SE"/>
+        </w:rPr>
+        <w:t xml:space="preserve"> menggambarkan interaksi antara aktor dan sistem untuk menunjukkan fungsi utama yang tersedia. Setiap </w:t>
+      </w:r>
+      <w:r>
+        <w:rPr>
+          <w:rFonts w:ascii="Times New Roman" w:hAnsi="Times New Roman" w:cs="Times New Roman"/>
+          <w:i/>
+          <w:iCs/>
+          <w:sz w:val="20"/>
+          <w:szCs w:val="20"/>
+          <w:lang w:val="sv-SE"/>
+        </w:rPr>
+        <w:t>use case</w:t>
+      </w:r>
+      <w:r>
+        <w:rPr>
+          <w:rFonts w:ascii="Times New Roman" w:hAnsi="Times New Roman" w:cs="Times New Roman"/>
+          <w:sz w:val="20"/>
+          <w:szCs w:val="20"/>
+          <w:lang w:val="sv-SE"/>
+        </w:rPr>
+        <w:t xml:space="preserve"> merepresentasikan skenario penggunaan sistem dari sudut pandang pengguna. </w:t>
+      </w:r>
+      <w:r>
+        <w:rPr>
+          <w:rFonts w:ascii="Times New Roman" w:hAnsi="Times New Roman" w:cs="Times New Roman"/>
+          <w:sz w:val="20"/>
+          <w:szCs w:val="20"/>
+          <w:lang w:val="sv-SE"/>
+        </w:rPr>
+        <w:lastRenderedPageBreak/>
+        <w:t>Diagram ini berguna untuk memahami kebutuhan fungsional. Biasanya digunakan dalam tahap analisis dan desain sistem.</w:t>
       </w:r>
     </w:p>
     <w:p>
@@ -19861,6 +22581,28 @@
     </w:p>
     <w:p>
       <w:pPr>
+        <w:spacing w:after="0" w:line="360" w:lineRule="auto"/>
+        <w:ind w:firstLine="567"/>
+        <w:jc w:val="both"/>
+        <w:rPr>
+          <w:rFonts w:ascii="Times New Roman" w:hAnsi="Times New Roman" w:cs="Times New Roman"/>
+          <w:sz w:val="20"/>
+          <w:szCs w:val="20"/>
+          <w:lang w:val="sv-SE"/>
+        </w:rPr>
+      </w:pPr>
+      <w:r>
+        <w:rPr>
+          <w:rFonts w:ascii="Times New Roman" w:hAnsi="Times New Roman" w:cs="Times New Roman"/>
+          <w:sz w:val="20"/>
+          <w:szCs w:val="20"/>
+          <w:lang w:val="sv-SE"/>
+        </w:rPr>
+        <w:t>Diagram aktivitas menunjukkan alur proses bisnis atau logika sistem dalam bentuk langkah-langkah terstruktur. Diagram ini menggambarkan urutan aktivitas, percabangan keputusan, dan alur data. Berguna untuk mendokumentasikan proses yang kompleks secara visual. Umumnya digunakan dalam tahap desain sistem.</w:t>
+      </w:r>
+    </w:p>
+    <w:p>
+      <w:pPr>
         <w:pStyle w:val="Heading3"/>
         <w:numPr>
           <w:ilvl w:val="0"/>
@@ -19874,7 +22616,6 @@
           <w:color w:val="auto"/>
           <w:sz w:val="20"/>
           <w:szCs w:val="20"/>
-          <w:lang w:val="sv-SE"/>
         </w:rPr>
       </w:pPr>
       <w:r>
@@ -19887,6 +22628,433 @@
           <w:szCs w:val="20"/>
         </w:rPr>
         <w:t>Visual Studio Code</w:t>
+      </w:r>
+    </w:p>
+    <w:p>
+      <w:pPr>
+        <w:spacing w:after="0" w:line="360" w:lineRule="auto"/>
+        <w:ind w:firstLine="567"/>
+        <w:jc w:val="both"/>
+        <w:rPr>
+          <w:rFonts w:ascii="Times New Roman" w:hAnsi="Times New Roman" w:cs="Times New Roman"/>
+          <w:sz w:val="20"/>
+          <w:szCs w:val="20"/>
+        </w:rPr>
+      </w:pPr>
+      <w:r>
+        <w:rPr>
+          <w:rFonts w:ascii="Times New Roman" w:hAnsi="Times New Roman" w:cs="Times New Roman"/>
+          <w:i/>
+          <w:iCs/>
+          <w:sz w:val="20"/>
+          <w:szCs w:val="20"/>
+        </w:rPr>
+        <w:t>Visual Studio Code</w:t>
+      </w:r>
+      <w:r>
+        <w:rPr>
+          <w:rFonts w:ascii="Times New Roman" w:hAnsi="Times New Roman" w:cs="Times New Roman"/>
+          <w:sz w:val="20"/>
+          <w:szCs w:val="20"/>
+        </w:rPr>
+        <w:t xml:space="preserve"> </w:t>
+      </w:r>
+      <w:proofErr w:type="spellStart"/>
+      <w:r>
+        <w:rPr>
+          <w:rFonts w:ascii="Times New Roman" w:hAnsi="Times New Roman" w:cs="Times New Roman"/>
+          <w:sz w:val="20"/>
+          <w:szCs w:val="20"/>
+        </w:rPr>
+        <w:t>adalah</w:t>
+      </w:r>
+      <w:proofErr w:type="spellEnd"/>
+      <w:r>
+        <w:rPr>
+          <w:rFonts w:ascii="Times New Roman" w:hAnsi="Times New Roman" w:cs="Times New Roman"/>
+          <w:sz w:val="20"/>
+          <w:szCs w:val="20"/>
+        </w:rPr>
+        <w:t xml:space="preserve"> editor </w:t>
+      </w:r>
+      <w:proofErr w:type="spellStart"/>
+      <w:r>
+        <w:rPr>
+          <w:rFonts w:ascii="Times New Roman" w:hAnsi="Times New Roman" w:cs="Times New Roman"/>
+          <w:sz w:val="20"/>
+          <w:szCs w:val="20"/>
+        </w:rPr>
+        <w:t>kode</w:t>
+      </w:r>
+      <w:proofErr w:type="spellEnd"/>
+      <w:r>
+        <w:rPr>
+          <w:rFonts w:ascii="Times New Roman" w:hAnsi="Times New Roman" w:cs="Times New Roman"/>
+          <w:sz w:val="20"/>
+          <w:szCs w:val="20"/>
+        </w:rPr>
+        <w:t xml:space="preserve"> </w:t>
+      </w:r>
+      <w:proofErr w:type="spellStart"/>
+      <w:r>
+        <w:rPr>
+          <w:rFonts w:ascii="Times New Roman" w:hAnsi="Times New Roman" w:cs="Times New Roman"/>
+          <w:sz w:val="20"/>
+          <w:szCs w:val="20"/>
+        </w:rPr>
+        <w:t>sumber</w:t>
+      </w:r>
+      <w:proofErr w:type="spellEnd"/>
+      <w:r>
+        <w:rPr>
+          <w:rFonts w:ascii="Times New Roman" w:hAnsi="Times New Roman" w:cs="Times New Roman"/>
+          <w:sz w:val="20"/>
+          <w:szCs w:val="20"/>
+        </w:rPr>
+        <w:t xml:space="preserve"> yang </w:t>
+      </w:r>
+      <w:proofErr w:type="spellStart"/>
+      <w:r>
+        <w:rPr>
+          <w:rFonts w:ascii="Times New Roman" w:hAnsi="Times New Roman" w:cs="Times New Roman"/>
+          <w:sz w:val="20"/>
+          <w:szCs w:val="20"/>
+        </w:rPr>
+        <w:t>ringan</w:t>
+      </w:r>
+      <w:proofErr w:type="spellEnd"/>
+      <w:r>
+        <w:rPr>
+          <w:rFonts w:ascii="Times New Roman" w:hAnsi="Times New Roman" w:cs="Times New Roman"/>
+          <w:sz w:val="20"/>
+          <w:szCs w:val="20"/>
+        </w:rPr>
+        <w:t xml:space="preserve">, </w:t>
+      </w:r>
+      <w:proofErr w:type="spellStart"/>
+      <w:r>
+        <w:rPr>
+          <w:rFonts w:ascii="Times New Roman" w:hAnsi="Times New Roman" w:cs="Times New Roman"/>
+          <w:sz w:val="20"/>
+          <w:szCs w:val="20"/>
+        </w:rPr>
+        <w:t>cepat</w:t>
+      </w:r>
+      <w:proofErr w:type="spellEnd"/>
+      <w:r>
+        <w:rPr>
+          <w:rFonts w:ascii="Times New Roman" w:hAnsi="Times New Roman" w:cs="Times New Roman"/>
+          <w:sz w:val="20"/>
+          <w:szCs w:val="20"/>
+        </w:rPr>
+        <w:t xml:space="preserve">, dan </w:t>
+      </w:r>
+      <w:proofErr w:type="spellStart"/>
+      <w:r>
+        <w:rPr>
+          <w:rFonts w:ascii="Times New Roman" w:hAnsi="Times New Roman" w:cs="Times New Roman"/>
+          <w:sz w:val="20"/>
+          <w:szCs w:val="20"/>
+        </w:rPr>
+        <w:t>mendukung</w:t>
+      </w:r>
+      <w:proofErr w:type="spellEnd"/>
+      <w:r>
+        <w:rPr>
+          <w:rFonts w:ascii="Times New Roman" w:hAnsi="Times New Roman" w:cs="Times New Roman"/>
+          <w:sz w:val="20"/>
+          <w:szCs w:val="20"/>
+        </w:rPr>
+        <w:t xml:space="preserve"> </w:t>
+      </w:r>
+      <w:proofErr w:type="spellStart"/>
+      <w:r>
+        <w:rPr>
+          <w:rFonts w:ascii="Times New Roman" w:hAnsi="Times New Roman" w:cs="Times New Roman"/>
+          <w:sz w:val="20"/>
+          <w:szCs w:val="20"/>
+        </w:rPr>
+        <w:t>berbagai</w:t>
+      </w:r>
+      <w:proofErr w:type="spellEnd"/>
+      <w:r>
+        <w:rPr>
+          <w:rFonts w:ascii="Times New Roman" w:hAnsi="Times New Roman" w:cs="Times New Roman"/>
+          <w:sz w:val="20"/>
+          <w:szCs w:val="20"/>
+        </w:rPr>
+        <w:t xml:space="preserve"> </w:t>
+      </w:r>
+      <w:proofErr w:type="spellStart"/>
+      <w:r>
+        <w:rPr>
+          <w:rFonts w:ascii="Times New Roman" w:hAnsi="Times New Roman" w:cs="Times New Roman"/>
+          <w:sz w:val="20"/>
+          <w:szCs w:val="20"/>
+        </w:rPr>
+        <w:t>bahasa</w:t>
+      </w:r>
+      <w:proofErr w:type="spellEnd"/>
+      <w:r>
+        <w:rPr>
+          <w:rFonts w:ascii="Times New Roman" w:hAnsi="Times New Roman" w:cs="Times New Roman"/>
+          <w:sz w:val="20"/>
+          <w:szCs w:val="20"/>
+        </w:rPr>
+        <w:t xml:space="preserve"> </w:t>
+      </w:r>
+      <w:proofErr w:type="spellStart"/>
+      <w:r>
+        <w:rPr>
+          <w:rFonts w:ascii="Times New Roman" w:hAnsi="Times New Roman" w:cs="Times New Roman"/>
+          <w:sz w:val="20"/>
+          <w:szCs w:val="20"/>
+        </w:rPr>
+        <w:t>pemrograman</w:t>
+      </w:r>
+      <w:proofErr w:type="spellEnd"/>
+      <w:r>
+        <w:rPr>
+          <w:rFonts w:ascii="Times New Roman" w:hAnsi="Times New Roman" w:cs="Times New Roman"/>
+          <w:sz w:val="20"/>
+          <w:szCs w:val="20"/>
+        </w:rPr>
+        <w:t xml:space="preserve">. </w:t>
+      </w:r>
+      <w:proofErr w:type="spellStart"/>
+      <w:r>
+        <w:rPr>
+          <w:rFonts w:ascii="Times New Roman" w:hAnsi="Times New Roman" w:cs="Times New Roman"/>
+          <w:sz w:val="20"/>
+          <w:szCs w:val="20"/>
+        </w:rPr>
+        <w:t>Dilengkapi</w:t>
+      </w:r>
+      <w:proofErr w:type="spellEnd"/>
+      <w:r>
+        <w:rPr>
+          <w:rFonts w:ascii="Times New Roman" w:hAnsi="Times New Roman" w:cs="Times New Roman"/>
+          <w:sz w:val="20"/>
+          <w:szCs w:val="20"/>
+        </w:rPr>
+        <w:t xml:space="preserve"> </w:t>
+      </w:r>
+      <w:proofErr w:type="spellStart"/>
+      <w:r>
+        <w:rPr>
+          <w:rFonts w:ascii="Times New Roman" w:hAnsi="Times New Roman" w:cs="Times New Roman"/>
+          <w:sz w:val="20"/>
+          <w:szCs w:val="20"/>
+        </w:rPr>
+        <w:t>fitur</w:t>
+      </w:r>
+      <w:proofErr w:type="spellEnd"/>
+      <w:r>
+        <w:rPr>
+          <w:rFonts w:ascii="Times New Roman" w:hAnsi="Times New Roman" w:cs="Times New Roman"/>
+          <w:sz w:val="20"/>
+          <w:szCs w:val="20"/>
+        </w:rPr>
+        <w:t xml:space="preserve"> </w:t>
+      </w:r>
+      <w:proofErr w:type="spellStart"/>
+      <w:r>
+        <w:rPr>
+          <w:rFonts w:ascii="Times New Roman" w:hAnsi="Times New Roman" w:cs="Times New Roman"/>
+          <w:sz w:val="20"/>
+          <w:szCs w:val="20"/>
+        </w:rPr>
+        <w:t>seperti</w:t>
+      </w:r>
+      <w:proofErr w:type="spellEnd"/>
+      <w:r>
+        <w:rPr>
+          <w:rFonts w:ascii="Times New Roman" w:hAnsi="Times New Roman" w:cs="Times New Roman"/>
+          <w:sz w:val="20"/>
+          <w:szCs w:val="20"/>
+        </w:rPr>
+        <w:t xml:space="preserve"> debugging, </w:t>
+      </w:r>
+      <w:proofErr w:type="spellStart"/>
+      <w:r>
+        <w:rPr>
+          <w:rFonts w:ascii="Times New Roman" w:hAnsi="Times New Roman" w:cs="Times New Roman"/>
+          <w:i/>
+          <w:iCs/>
+          <w:sz w:val="20"/>
+          <w:szCs w:val="20"/>
+        </w:rPr>
+        <w:t>intellisense</w:t>
+      </w:r>
+      <w:proofErr w:type="spellEnd"/>
+      <w:r>
+        <w:rPr>
+          <w:rFonts w:ascii="Times New Roman" w:hAnsi="Times New Roman" w:cs="Times New Roman"/>
+          <w:sz w:val="20"/>
+          <w:szCs w:val="20"/>
+        </w:rPr>
+        <w:t xml:space="preserve">, dan </w:t>
+      </w:r>
+      <w:proofErr w:type="spellStart"/>
+      <w:r>
+        <w:rPr>
+          <w:rFonts w:ascii="Times New Roman" w:hAnsi="Times New Roman" w:cs="Times New Roman"/>
+          <w:sz w:val="20"/>
+          <w:szCs w:val="20"/>
+        </w:rPr>
+        <w:t>ekstensi</w:t>
+      </w:r>
+      <w:proofErr w:type="spellEnd"/>
+      <w:r>
+        <w:rPr>
+          <w:rFonts w:ascii="Times New Roman" w:hAnsi="Times New Roman" w:cs="Times New Roman"/>
+          <w:sz w:val="20"/>
+          <w:szCs w:val="20"/>
+        </w:rPr>
+        <w:t xml:space="preserve"> yang </w:t>
+      </w:r>
+      <w:proofErr w:type="spellStart"/>
+      <w:r>
+        <w:rPr>
+          <w:rFonts w:ascii="Times New Roman" w:hAnsi="Times New Roman" w:cs="Times New Roman"/>
+          <w:sz w:val="20"/>
+          <w:szCs w:val="20"/>
+        </w:rPr>
+        <w:t>dapat</w:t>
+      </w:r>
+      <w:proofErr w:type="spellEnd"/>
+      <w:r>
+        <w:rPr>
+          <w:rFonts w:ascii="Times New Roman" w:hAnsi="Times New Roman" w:cs="Times New Roman"/>
+          <w:sz w:val="20"/>
+          <w:szCs w:val="20"/>
+        </w:rPr>
+        <w:t xml:space="preserve"> </w:t>
+      </w:r>
+      <w:proofErr w:type="spellStart"/>
+      <w:r>
+        <w:rPr>
+          <w:rFonts w:ascii="Times New Roman" w:hAnsi="Times New Roman" w:cs="Times New Roman"/>
+          <w:sz w:val="20"/>
+          <w:szCs w:val="20"/>
+        </w:rPr>
+        <w:t>disesuaikan</w:t>
+      </w:r>
+      <w:proofErr w:type="spellEnd"/>
+      <w:r>
+        <w:rPr>
+          <w:rFonts w:ascii="Times New Roman" w:hAnsi="Times New Roman" w:cs="Times New Roman"/>
+          <w:sz w:val="20"/>
+          <w:szCs w:val="20"/>
+        </w:rPr>
+        <w:t xml:space="preserve">. </w:t>
+      </w:r>
+      <w:r>
+        <w:rPr>
+          <w:rFonts w:ascii="Times New Roman" w:hAnsi="Times New Roman" w:cs="Times New Roman"/>
+          <w:sz w:val="20"/>
+          <w:szCs w:val="20"/>
+          <w:lang w:val="sv-SE"/>
+        </w:rPr>
+        <w:t xml:space="preserve">Editor ini banyak digunakan dalam pengembangan web dan aplikasi modern. </w:t>
+      </w:r>
+      <w:r>
+        <w:rPr>
+          <w:rFonts w:ascii="Times New Roman" w:hAnsi="Times New Roman" w:cs="Times New Roman"/>
+          <w:sz w:val="20"/>
+          <w:szCs w:val="20"/>
+        </w:rPr>
+        <w:t xml:space="preserve">Gratis dan </w:t>
+      </w:r>
+      <w:proofErr w:type="spellStart"/>
+      <w:r>
+        <w:rPr>
+          <w:rFonts w:ascii="Times New Roman" w:hAnsi="Times New Roman" w:cs="Times New Roman"/>
+          <w:sz w:val="20"/>
+          <w:szCs w:val="20"/>
+        </w:rPr>
+        <w:t>dapat</w:t>
+      </w:r>
+      <w:proofErr w:type="spellEnd"/>
+      <w:r>
+        <w:rPr>
+          <w:rFonts w:ascii="Times New Roman" w:hAnsi="Times New Roman" w:cs="Times New Roman"/>
+          <w:sz w:val="20"/>
+          <w:szCs w:val="20"/>
+        </w:rPr>
+        <w:t xml:space="preserve"> </w:t>
+      </w:r>
+      <w:proofErr w:type="spellStart"/>
+      <w:r>
+        <w:rPr>
+          <w:rFonts w:ascii="Times New Roman" w:hAnsi="Times New Roman" w:cs="Times New Roman"/>
+          <w:sz w:val="20"/>
+          <w:szCs w:val="20"/>
+        </w:rPr>
+        <w:t>dijalankan</w:t>
+      </w:r>
+      <w:proofErr w:type="spellEnd"/>
+      <w:r>
+        <w:rPr>
+          <w:rFonts w:ascii="Times New Roman" w:hAnsi="Times New Roman" w:cs="Times New Roman"/>
+          <w:sz w:val="20"/>
+          <w:szCs w:val="20"/>
+        </w:rPr>
+        <w:t xml:space="preserve"> di </w:t>
+      </w:r>
+      <w:proofErr w:type="spellStart"/>
+      <w:r>
+        <w:rPr>
+          <w:rFonts w:ascii="Times New Roman" w:hAnsi="Times New Roman" w:cs="Times New Roman"/>
+          <w:sz w:val="20"/>
+          <w:szCs w:val="20"/>
+        </w:rPr>
+        <w:t>berbagai</w:t>
+      </w:r>
+      <w:proofErr w:type="spellEnd"/>
+      <w:r>
+        <w:rPr>
+          <w:rFonts w:ascii="Times New Roman" w:hAnsi="Times New Roman" w:cs="Times New Roman"/>
+          <w:sz w:val="20"/>
+          <w:szCs w:val="20"/>
+        </w:rPr>
+        <w:t xml:space="preserve"> </w:t>
+      </w:r>
+      <w:proofErr w:type="spellStart"/>
+      <w:r>
+        <w:rPr>
+          <w:rFonts w:ascii="Times New Roman" w:hAnsi="Times New Roman" w:cs="Times New Roman"/>
+          <w:sz w:val="20"/>
+          <w:szCs w:val="20"/>
+        </w:rPr>
+        <w:t>sistem</w:t>
+      </w:r>
+      <w:proofErr w:type="spellEnd"/>
+      <w:r>
+        <w:rPr>
+          <w:rFonts w:ascii="Times New Roman" w:hAnsi="Times New Roman" w:cs="Times New Roman"/>
+          <w:sz w:val="20"/>
+          <w:szCs w:val="20"/>
+        </w:rPr>
+        <w:t xml:space="preserve"> </w:t>
+      </w:r>
+      <w:proofErr w:type="spellStart"/>
+      <w:r>
+        <w:rPr>
+          <w:rFonts w:ascii="Times New Roman" w:hAnsi="Times New Roman" w:cs="Times New Roman"/>
+          <w:sz w:val="20"/>
+          <w:szCs w:val="20"/>
+        </w:rPr>
+        <w:t>operasi</w:t>
+      </w:r>
+      <w:proofErr w:type="spellEnd"/>
+      <w:r>
+        <w:rPr>
+          <w:rFonts w:ascii="Times New Roman" w:hAnsi="Times New Roman" w:cs="Times New Roman"/>
+          <w:sz w:val="20"/>
+          <w:szCs w:val="20"/>
+        </w:rPr>
+        <w:t>.</w:t>
       </w:r>
     </w:p>
     <w:p>
@@ -19931,13 +23099,85 @@
         <w:t>Github</w:t>
       </w:r>
       <w:proofErr w:type="spellEnd"/>
-      <w:r>
-        <w:rPr>
-          <w:rFonts w:ascii="Times New Roman" w:hAnsi="Times New Roman" w:cs="Times New Roman"/>
-          <w:b/>
-          <w:bCs/>
-          <w:sz w:val="20"/>
-          <w:szCs w:val="20"/>
+    </w:p>
+    <w:p>
+      <w:pPr>
+        <w:spacing w:after="0" w:line="360" w:lineRule="auto"/>
+        <w:ind w:firstLine="567"/>
+        <w:jc w:val="both"/>
+        <w:rPr>
+          <w:rFonts w:ascii="Times New Roman" w:hAnsi="Times New Roman" w:cs="Times New Roman"/>
+          <w:sz w:val="20"/>
+          <w:szCs w:val="20"/>
+          <w:lang w:val="sv-SE"/>
+        </w:rPr>
+      </w:pPr>
+      <w:r>
+        <w:rPr>
+          <w:rFonts w:ascii="Times New Roman" w:hAnsi="Times New Roman" w:cs="Times New Roman"/>
+          <w:i/>
+          <w:iCs/>
+          <w:sz w:val="20"/>
+          <w:szCs w:val="20"/>
+          <w:lang w:val="sv-SE"/>
+        </w:rPr>
+        <w:t>Git</w:t>
+      </w:r>
+      <w:r>
+        <w:rPr>
+          <w:rFonts w:ascii="Times New Roman" w:hAnsi="Times New Roman" w:cs="Times New Roman"/>
+          <w:sz w:val="20"/>
+          <w:szCs w:val="20"/>
+          <w:lang w:val="sv-SE"/>
+        </w:rPr>
+        <w:t xml:space="preserve"> adalah sistem kontrol versi terdistribusi yang memungkinkan kolaborasi dan pelacakan perubahan kode. </w:t>
+      </w:r>
+      <w:r>
+        <w:rPr>
+          <w:rFonts w:ascii="Times New Roman" w:hAnsi="Times New Roman" w:cs="Times New Roman"/>
+          <w:i/>
+          <w:iCs/>
+          <w:sz w:val="20"/>
+          <w:szCs w:val="20"/>
+          <w:lang w:val="sv-SE"/>
+        </w:rPr>
+        <w:t>Github</w:t>
+      </w:r>
+      <w:r>
+        <w:rPr>
+          <w:rFonts w:ascii="Times New Roman" w:hAnsi="Times New Roman" w:cs="Times New Roman"/>
+          <w:sz w:val="20"/>
+          <w:szCs w:val="20"/>
+          <w:lang w:val="sv-SE"/>
+        </w:rPr>
+        <w:t xml:space="preserve"> adalah platform daring untuk menyimpan dan mengelola repositori </w:t>
+      </w:r>
+      <w:r>
+        <w:rPr>
+          <w:rFonts w:ascii="Times New Roman" w:hAnsi="Times New Roman" w:cs="Times New Roman"/>
+          <w:i/>
+          <w:iCs/>
+          <w:sz w:val="20"/>
+          <w:szCs w:val="20"/>
+          <w:lang w:val="sv-SE"/>
+        </w:rPr>
+        <w:t>Git</w:t>
+      </w:r>
+      <w:r>
+        <w:rPr>
+          <w:rFonts w:ascii="Times New Roman" w:hAnsi="Times New Roman" w:cs="Times New Roman"/>
+          <w:sz w:val="20"/>
+          <w:szCs w:val="20"/>
+          <w:lang w:val="sv-SE"/>
+        </w:rPr>
+        <w:t xml:space="preserve"> secara kolaboratif. Keduanya membantu pengembang dalam dokumentasi dan manajemen versi proyek. Sangat penting dalam pengembangan perangkat lunak modern.</w:t>
+      </w:r>
+      <w:r>
+        <w:rPr>
+          <w:rFonts w:ascii="Times New Roman" w:hAnsi="Times New Roman" w:cs="Times New Roman"/>
+          <w:sz w:val="20"/>
+          <w:szCs w:val="20"/>
+          <w:lang w:val="sv-SE"/>
         </w:rPr>
         <w:br w:type="page"/>
       </w:r>
@@ -19954,6 +23194,7 @@
           <w:color w:val="auto"/>
           <w:sz w:val="20"/>
           <w:szCs w:val="20"/>
+          <w:lang w:val="sv-SE"/>
         </w:rPr>
         <w:sectPr>
           <w:headerReference w:type="first" r:id="rId20"/>
@@ -27445,10 +30686,13 @@
     <w:rsid w:val="000224D7"/>
     <w:rsid w:val="001310F6"/>
     <w:rsid w:val="00151AA7"/>
+    <w:rsid w:val="001975DC"/>
     <w:rsid w:val="001C0491"/>
     <w:rsid w:val="0026000B"/>
     <w:rsid w:val="00297371"/>
+    <w:rsid w:val="002B7479"/>
     <w:rsid w:val="00413760"/>
+    <w:rsid w:val="00565D96"/>
     <w:rsid w:val="005A09AB"/>
     <w:rsid w:val="006316F1"/>
     <w:rsid w:val="008A1E98"/>
@@ -28240,7 +31484,7 @@
   <we:properties>
     <we:property name="MENDELEY_BIBLIOGRAPHY_IS_DIRTY" value="true"/>
     <we:property name="MENDELEY_BIBLIOGRAPHY_LAST_MODIFIED" value="1760446296367"/>
-    <we:property name="MENDELEY_CITATIONS" value="[{&quot;citationID&quot;:&quot;MENDELEY_CITATION_acba144b-064f-4321-b813-2e64b908579c&quot;,&quot;properties&quot;:{&quot;noteIndex&quot;:0},&quot;isEdited&quot;:false,&quot;manualOverride&quot;:{&quot;isManuallyOverridden&quot;:false,&quot;citeprocText&quot;:&quot;[1]&quot;,&quot;manualOverrideText&quot;:&quot;&quot;},&quot;citationTag&quot;:&quot;MENDELEY_CITATION_v3_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&quot;,&quot;citationItems&quot;:[{&quot;id&quot;:&quot;b8d62964-1f37-3387-b585-c1d7c6cb534b&quot;,&quot;itemData&quot;:{&quot;type&quot;:&quot;article&quot;,&quot;id&quot;:&quot;b8d62964-1f37-3387-b585-c1d7c6cb534b&quot;,&quot;title&quot;:&quot;Golden Melon Tumbuh Subur di Smart Farming System ITERA&quot;,&quot;author&quot;:[{&quot;family&quot;:&quot;Rudi&quot;,&quot;given&quot;:&quot;&quot;,&quot;parse-names&quot;:false,&quot;dropping-particle&quot;:&quot;&quot;,&quot;non-dropping-particle&quot;:&quot;&quot;}],&quot;URL&quot;:&quot;https://www.itera.ac.id/golden-melon-tumbuh-subur-di-smart-farming-system-itera/&quot;,&quot;issued&quot;:{&quot;date-parts&quot;:[[2023,1]]},&quot;container-title-short&quot;:&quot;&quot;},&quot;isTemporary&quot;:false}]},{&quot;citationID&quot;:&quot;MENDELEY_CITATION_be9bb65c-d6f8-4941-85d2-64f73b431395&quot;,&quot;properties&quot;:{&quot;noteIndex&quot;:0},&quot;isEdited&quot;:false,&quot;manualOverride&quot;:{&quot;isManuallyOverridden&quot;:false,&quot;citeprocText&quot;:&quot;[2]&quot;,&quot;manualOverrideText&quot;:&quot;&quot;},&quot;citationTag&quot;:&quot;MENDELEY_CITATION_v3_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&quot;,&quot;citationItems&quot;:[{&quot;id&quot;:&quot;50e2995d-66df-315f-a7bd-904873337940&quot;,&quot;itemData&quot;:{&quot;type&quot;:&quot;article-journal&quot;,&quot;id&quot;:&quot;50e2995d-66df-315f-a7bd-904873337940&quot;,&quot;title&quot;:&quot;A Systematic Literature Review: Internet of Things on Smart Greenhouse&quot;,&quot;author&quot;:[{&quot;family&quot;:&quot;Setyawan&quot;,&quot;given&quot;:&quot;Dodi Yudo&quot;,&quot;parse-names&quot;:false,&quot;dropping-particle&quot;:&quot;&quot;,&quot;non-dropping-particle&quot;:&quot;&quot;},{&quot;family&quot;:&quot;Warsito&quot;,&quot;given&quot;:&quot;&quot;,&quot;parse-names&quot;:false,&quot;dropping-particle&quot;:&quot;&quot;,&quot;non-dropping-particle&quot;:&quot;&quot;},{&quot;family&quot;:&quot;Marjunus&quot;,&quot;given&quot;:&quot;Roniyus&quot;,&quot;parse-names&quot;:false,&quot;dropping-particle&quot;:&quot;&quot;,&quot;non-dropping-particle&quot;:&quot;&quot;},{&quot;family&quot;:&quot;Nurfiana&quot;,&quot;given&quot;:&quot;&quot;,&quot;parse-names&quot;:false,&quot;dropping-particle&quot;:&quot;&quot;,&quot;non-dropping-particle&quot;:&quot;&quot;},{&quot;family&quot;:&quot;Syahputri&quot;,&quot;given&quot;:&quot;Rahmalia&quot;,&quot;parse-names&quot;:false,&quot;dropping-particle&quot;:&quot;&quot;,&quot;non-dropping-particle&quot;:&quot;&quot;}],&quot;container-title&quot;:&quot;(IJACSA) International Journal of Advanced Computer Science and Applications&quot;,&quot;issued&quot;:{&quot;date-parts&quot;:[[2022]]},&quot;page&quot;:&quot;672&quot;,&quot;issue&quot;:&quot;12&quot;,&quot;volume&quot;:&quot;13&quot;,&quot;container-title-short&quot;:&quot;&quot;},&quot;isTemporary&quot;:false}]},{&quot;citationID&quot;:&quot;MENDELEY_CITATION_90ac9fe0-5aa0-4f02-b3a7-198930f38611&quot;,&quot;properties&quot;:{&quot;noteIndex&quot;:0},&quot;isEdited&quot;:false,&quot;manualOverride&quot;:{&quot;isManuallyOverridden&quot;:false,&quot;citeprocText&quot;:&quot;[3]&quot;,&quot;manualOverrideText&quot;:&quot;&quot;},&quot;citationTag&quot;:&quot;MENDELEY_CITATION_v3_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&quot;,&quot;citationItems&quot;:[{&quot;id&quot;:&quot;4852e502-f77f-38fe-bbb5-8105cad25121&quot;,&quot;itemData&quot;:{&quot;type&quot;:&quot;thesis&quot;,&quot;id&quot;:&quot;4852e502-f77f-38fe-bbb5-8105cad25121&quot;,&quot;title&quot;:&quot;Sistem Monitoring Smart Greenhouse Berbasis IoT dengan Menggunakan Metode Agile Kanban (Studi Kasus Greenhouse Melon ITERA)&quot;,&quot;author&quot;:[{&quot;family&quot;:&quot;Nugraha&quot;,&quot;given&quot;:&quot;R A&quot;,&quot;parse-names&quot;:false,&quot;dropping-particle&quot;:&quot;&quot;,&quot;non-dropping-particle&quot;:&quot;&quot;}],&quot;issued&quot;:{&quot;date-parts&quot;:[[2023]]},&quot;publisher-place&quot;:&quot;Lampung Selatan&quot;,&quot;publisher&quot;:&quot;Institut Teknologi Sumatera&quot;,&quot;container-title-short&quot;:&quot;&quot;},&quot;isTemporary&quot;:false}]},{&quot;citationID&quot;:&quot;MENDELEY_CITATION_07869f7e-68a9-4fb7-beb2-736bfe541c16&quot;,&quot;properties&quot;:{&quot;noteIndex&quot;:0},&quot;isEdited&quot;:false,&quot;manualOverride&quot;:{&quot;isManuallyOverridden&quot;:false,&quot;citeprocText&quot;:&quot;[4]&quot;,&quot;manualOverrideText&quot;:&quot;&quot;},&quot;citationTag&quot;:&quot;MENDELEY_CITATION_v3_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&quot;,&quot;citationItems&quot;:[{&quot;id&quot;:&quot;25471ff9-92ce-3194-a88e-b72bb47517cb&quot;,&quot;itemData&quot;:{&quot;type&quot;:&quot;book&quot;,&quot;id&quot;:&quot;25471ff9-92ce-3194-a88e-b72bb47517cb&quot;,&quot;title&quot;:&quot;The Essential Guide to User Interface Design: An Introduction to GUI Design Principles and Techniques&quot;,&quot;author&quot;:[{&quot;family&quot;:&quot;Galitz&quot;,&quot;given&quot;:&quot;Wilbert O&quot;,&quot;parse-names&quot;:false,&quot;dropping-particle&quot;:&quot;&quot;,&quot;non-dropping-particle&quot;:&quot;&quot;}],&quot;issued&quot;:{&quot;date-parts&quot;:[[2007]]},&quot;publisher&quot;:&quot;John Wiley &amp; Sons&quot;,&quot;container-title-short&quot;:&quot;&quot;},&quot;isTemporary&quot;:false,&quot;suppress-author&quot;:false,&quot;composite&quot;:false,&quot;author-only&quot;:false}]},{&quot;citationID&quot;:&quot;MENDELEY_CITATION_3b08e215-c4c6-4fe6-866e-fac5d2306126&quot;,&quot;properties&quot;:{&quot;noteIndex&quot;:0},&quot;isEdited&quot;:false,&quot;manualOverride&quot;:{&quot;isManuallyOverridden&quot;:false,&quot;citeprocText&quot;:&quot;[5]&quot;,&quot;manualOverrideText&quot;:&quot;&quot;},&quot;citationTag&quot;:&quot;MENDELEY_CITATION_v3_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&quot;,&quot;citationItems&quot;:[{&quot;id&quot;:&quot;f603dad7-e811-3d54-bfe4-69cd8fb04e82&quot;,&quot;itemData&quot;:{&quot;type&quot;:&quot;report&quot;,&quot;id&quot;:&quot;f603dad7-e811-3d54-bfe4-69cd8fb04e82&quot;,&quot;title&quot;:&quot;Ergonomics of human-system interaction-Human-centred design for interactive systems COPYRIGHT PROTECTED DOCUMENT&quot;,&quot;author&quot;:[{&quot;family&quot;:&quot;International Organization for Standardization&quot;,&quot;given&quot;:&quot;&quot;,&quot;parse-names&quot;:false,&quot;dropping-particle&quot;:&quot;&quot;,&quot;non-dropping-particle&quot;:&quot;&quot;}],&quot;URL&quot;:&quot;www.iso.org&quot;,&quot;issued&quot;:{&quot;date-parts&quot;:[[2019]]},&quot;abstract&quot;:&quot;ISO 9241-210:2019 https://standards.iteh.ai/catalog/standards/sist/ec053ca4-2add-4e8c-9f0c-9664331ee35c/iso-9241-210-2019 ISO 9241-210:2019(E) ii ISO 9241-210:2019 https://standards.iteh.ai/catalog/standards/sist/ec053ca4-2add-4e8c-9f0c-9664331ee35c/iso-9241-210-2019&quot;,&quot;container-title-short&quot;:&quot;&quot;},&quot;isTemporary&quot;:false,&quot;suppress-author&quot;:false,&quot;composite&quot;:false,&quot;author-only&quot;:false}]},{&quot;citationID&quot;:&quot;MENDELEY_CITATION_eedb3dfd-cf16-430c-af04-1a5769140b42&quot;,&quot;properties&quot;:{&quot;noteIndex&quot;:0},&quot;isEdited&quot;:false,&quot;manualOverride&quot;:{&quot;isManuallyOverridden&quot;:false,&quot;citeprocText&quot;:&quot;[6]&quot;,&quot;manualOverrideText&quot;:&quot;&quot;},&quot;citationTag&quot;:&quot;MENDELEY_CITATION_v3_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&quot;,&quot;citationItems&quot;:[{&quot;id&quot;:&quot;47523ce6-8a76-3e9a-bf03-cb6eea85b353&quot;,&quot;itemData&quot;:{&quot;type&quot;:&quot;article&quot;,&quot;id&quot;:&quot;47523ce6-8a76-3e9a-bf03-cb6eea85b353&quot;,&quot;title&quot;:&quot;What is Design Thinking?&quot;,&quot;author&quot;:[{&quot;family&quot;:&quot;Interaction Design Foundation - IxDF&quot;,&quot;given&quot;:&quot;&quot;,&quot;parse-names&quot;:false,&quot;dropping-particle&quot;:&quot;&quot;,&quot;non-dropping-particle&quot;:&quot;&quot;}],&quot;URL&quot;:&quot;https://www.interaction-design.org/literature/topics/design-thinking&quot;,&quot;container-title-short&quot;:&quot;&quot;},&quot;isTemporary&quot;:false,&quot;suppress-author&quot;:false,&quot;composite&quot;:false,&quot;author-only&quot;:false}]},{&quot;citationID&quot;:&quot;MENDELEY_CITATION_7a17d2ae-4125-4a39-820e-e1024cda7a40&quot;,&quot;properties&quot;:{&quot;noteIndex&quot;:0},&quot;isEdited&quot;:false,&quot;manualOverride&quot;:{&quot;isManuallyOverridden&quot;:false,&quot;citeprocText&quot;:&quot;[7]&quot;,&quot;manualOverrideText&quot;:&quot;&quot;},&quot;citationTag&quot;:&quot;MENDELEY_CITATION_v3_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&quot;,&quot;citationItems&quot;:[{&quot;id&quot;:&quot;9c0990c8-3df3-3c02-a3c9-f3d70bcc15cd&quot;,&quot;itemData&quot;:{&quot;type&quot;:&quot;chapter&quot;,&quot;id&quot;:&quot;9c0990c8-3df3-3c02-a3c9-f3d70bcc15cd&quot;,&quot;title&quot;:&quot;SUS: A 'Quick and Dirty' Usability Scale&quot;,&quot;author&quot;:[{&quot;family&quot;:&quot;Brooke&quot;,&quot;given&quot;:&quot;John&quot;,&quot;parse-names&quot;:false,&quot;dropping-particle&quot;:&quot;&quot;,&quot;non-dropping-particle&quot;:&quot;&quot;}],&quot;container-title&quot;:&quot;Usability Evaluation in Industry&quot;,&quot;editor&quot;:[{&quot;family&quot;:&quot;Jordan&quot;,&quot;given&quot;:&quot;P W&quot;,&quot;parse-names&quot;:false,&quot;dropping-particle&quot;:&quot;&quot;,&quot;non-dropping-particle&quot;:&quot;&quot;},{&quot;family&quot;:&quot;Thomas&quot;,&quot;given&quot;:&quot;B&quot;,&quot;parse-names&quot;:false,&quot;dropping-particle&quot;:&quot;&quot;,&quot;non-dropping-particle&quot;:&quot;&quot;},{&quot;family&quot;:&quot;Weerdmeester&quot;,&quot;given&quot;:&quot;B A&quot;,&quot;parse-names&quot;:false,&quot;dropping-particle&quot;:&quot;&quot;,&quot;non-dropping-particle&quot;:&quot;&quot;},{&quot;family&quot;:&quot;McClelland&quot;,&quot;given&quot;:&quot;A L&quot;,&quot;parse-names&quot;:false,&quot;dropping-particle&quot;:&quot;&quot;,&quot;non-dropping-particle&quot;:&quot;&quot;}],&quot;issued&quot;:{&quot;date-parts&quot;:[[1996]]},&quot;publisher-place&quot;:&quot;London, UK&quot;,&quot;page&quot;:&quot;189-194&quot;,&quot;publisher&quot;:&quot;Taylor &amp; Francis&quot;,&quot;container-title-short&quot;:&quot;&quot;},&quot;isTemporary&quot;:false}]},{&quot;citationID&quot;:&quot;MENDELEY_CITATION_b4b92cf4-fee4-48df-9167-a9e1c5ec2365&quot;,&quot;properties&quot;:{&quot;noteIndex&quot;:0},&quot;isEdited&quot;:false,&quot;manualOverride&quot;:{&quot;isManuallyOverridden&quot;:false,&quot;citeprocText&quot;:&quot;[8]&quot;,&quot;manualOverrideText&quot;:&quot;&quot;},&quot;citationTag&quot;:&quot;MENDELEY_CITATION_v3_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&quot;,&quot;citationItems&quot;:[{&quot;id&quot;:&quot;01c953da-0bf7-381c-82ef-731d437687d7&quot;,&quot;itemData&quot;:{&quot;type&quot;:&quot;article-journal&quot;,&quot;id&quot;:&quot;01c953da-0bf7-381c-82ef-731d437687d7&quot;,&quot;title&quot;:&quot;Determining What Individual SUS Scores Mean: Adding an Adjective Rating Scale&quot;,&quot;author&quot;:[{&quot;family&quot;:&quot;Bangor&quot;,&quot;given&quot;:&quot;Aaron&quot;,&quot;parse-names&quot;:false,&quot;dropping-particle&quot;:&quot;&quot;,&quot;non-dropping-particle&quot;:&quot;&quot;},{&quot;family&quot;:&quot;Kortum&quot;,&quot;given&quot;:&quot;Philip T&quot;,&quot;parse-names&quot;:false,&quot;dropping-particle&quot;:&quot;&quot;,&quot;non-dropping-particle&quot;:&quot;&quot;},{&quot;family&quot;:&quot;Miller&quot;,&quot;given&quot;:&quot;James T&quot;,&quot;parse-names&quot;:false,&quot;dropping-particle&quot;:&quot;&quot;,&quot;non-dropping-particle&quot;:&quot;&quot;}],&quot;container-title&quot;:&quot;Journal of Usability Studies&quot;,&quot;container-title-short&quot;:&quot;J Usability Stud&quot;,&quot;issued&quot;:{&quot;date-parts&quot;:[[2009,5]]},&quot;page&quot;:&quot;114-123&quot;,&quot;issue&quot;:&quot;3&quot;,&quot;volume&quot;:&quot;4&quot;},&quot;isTemporary&quot;:false}]},{&quot;citationID&quot;:&quot;MENDELEY_CITATION_2c16326a-25aa-49cb-ad69-98b2d06a1a9a&quot;,&quot;properties&quot;:{&quot;noteIndex&quot;:0},&quot;isEdited&quot;:false,&quot;manualOverride&quot;:{&quot;isManuallyOverridden&quot;:false,&quot;citeprocText&quot;:&quot;[3]&quot;,&quot;manualOverrideText&quot;:&quot;&quot;},&quot;citationTag&quot;:&quot;MENDELEY_CITATION_v3_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&quot;,&quot;citationItems&quot;:[{&quot;id&quot;:&quot;4852e502-f77f-38fe-bbb5-8105cad25121&quot;,&quot;itemData&quot;:{&quot;type&quot;:&quot;thesis&quot;,&quot;id&quot;:&quot;4852e502-f77f-38fe-bbb5-8105cad25121&quot;,&quot;title&quot;:&quot;Sistem Monitoring Smart Greenhouse Berbasis IoT dengan Menggunakan Metode Agile Kanban (Studi Kasus Greenhouse Melon ITERA)&quot;,&quot;author&quot;:[{&quot;family&quot;:&quot;Nugraha&quot;,&quot;given&quot;:&quot;R A&quot;,&quot;parse-names&quot;:false,&quot;dropping-particle&quot;:&quot;&quot;,&quot;non-dropping-particle&quot;:&quot;&quot;}],&quot;issued&quot;:{&quot;date-parts&quot;:[[2023]]},&quot;publisher-place&quot;:&quot;Lampung Selatan&quot;,&quot;publisher&quot;:&quot;Institut Teknologi Sumatera&quot;,&quot;container-title-short&quot;:&quot;&quot;},&quot;isTemporary&quot;:false,&quot;suppress-author&quot;:false,&quot;composite&quot;:false,&quot;author-only&quot;:false}]},{&quot;citationID&quot;:&quot;MENDELEY_CITATION_5d388378-2da5-42ce-8b65-e8b3c04a8ea6&quot;,&quot;properties&quot;:{&quot;noteIndex&quot;:0},&quot;isEdited&quot;:false,&quot;manualOverride&quot;:{&quot;isManuallyOverridden&quot;:false,&quot;citeprocText&quot;:&quot;[9]&quot;,&quot;manualOverrideText&quot;:&quot;&quot;},&quot;citationTag&quot;:&quot;MENDELEY_CITATION_v3_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&quot;,&quot;citationItems&quot;:[{&quot;id&quot;:&quot;b2ec16c3-ecca-3a2d-b8f2-5d44ace5b64a&quot;,&quot;itemData&quot;:{&quot;type&quot;:&quot;article&quot;,&quot;id&quot;:&quot;b2ec16c3-ecca-3a2d-b8f2-5d44ace5b64a&quot;,&quot;title&quot;:&quot;Pengembangan UI/UX dan Front-End Sistem Informasi Manajemen Yudisium FTI ITERA Menggunakan Pendekatan Design Thinking dan Metode Waterfall&quot;,&quot;author&quot;:[{&quot;family&quot;:&quot;Suwanda&quot;,&quot;given&quot;:&quot;Gery Melia&quot;,&quot;parse-names&quot;:false,&quot;dropping-particle&quot;:&quot;&quot;,&quot;non-dropping-particle&quot;:&quot;&quot;}],&quot;URL&quot;:&quot;https://repo.itera.ac.id/depan/submission/SB2407300108&quot;,&quot;issued&quot;:{&quot;date-parts&quot;:[[2024]]},&quot;publisher&quot;:&quot;Institut Teknologi Sumatera&quot;,&quot;container-title-short&quot;:&quot;&quot;},&quot;isTemporary&quot;:false,&quot;suppress-author&quot;:false,&quot;composite&quot;:false,&quot;author-only&quot;:false}]},{&quot;citationID&quot;:&quot;MENDELEY_CITATION_58a9bb91-cff9-4d73-8167-d0c6c467a77b&quot;,&quot;properties&quot;:{&quot;noteIndex&quot;:0},&quot;isEdited&quot;:false,&quot;manualOverride&quot;:{&quot;isManuallyOverridden&quot;:false,&quot;citeprocText&quot;:&quot;[10]&quot;,&quot;manualOverrideText&quot;:&quot;&quot;},&quot;citationTag&quot;:&quot;MENDELEY_CITATION_v3_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&quot;,&quot;citationItems&quot;:[{&quot;id&quot;:&quot;50fd6921-7004-3c71-8dca-4841002b2172&quot;,&quot;itemData&quot;:{&quot;type&quot;:&quot;article-journal&quot;,&quot;id&quot;:&quot;50fd6921-7004-3c71-8dca-4841002b2172&quot;,&quot;title&quot;:&quot;Design thinking for city dashboard development: Recommendations from a study of smart asset management in Sydney, Australia&quot;,&quot;author&quot;:[{&quot;family&quot;:&quot;Steinmetz-Weiss&quot;,&quot;given&quot;:&quot;Christine&quot;,&quot;parse-names&quot;:false,&quot;dropping-particle&quot;:&quot;&quot;,&quot;non-dropping-particle&quot;:&quot;&quot;},{&quot;family&quot;:&quot;Marshall&quot;,&quot;given&quot;:&quot;Nancy&quot;,&quot;parse-names&quot;:false,&quot;dropping-particle&quot;:&quot;&quot;,&quot;non-dropping-particle&quot;:&quot;&quot;},{&quot;family&quot;:&quot;Bishop&quot;,&quot;given&quot;:&quot;Kate&quot;,&quot;parse-names&quot;:false,&quot;dropping-particle&quot;:&quot;&quot;,&quot;non-dropping-particle&quot;:&quot;&quot;},{&quot;family&quot;:&quot;Rahmat&quot;,&quot;given&quot;:&quot;Homa&quot;,&quot;parse-names&quot;:false,&quot;dropping-particle&quot;:&quot;&quot;,&quot;non-dropping-particle&quot;:&quot;&quot;},{&quot;family&quot;:&quot;Thompson&quot;,&quot;given&quot;:&quot;Susan&quot;,&quot;parse-names&quot;:false,&quot;dropping-particle&quot;:&quot;&quot;,&quot;non-dropping-particle&quot;:&quot;&quot;},{&quot;family&quot;:&quot;Park&quot;,&quot;given&quot;:&quot;Miles&quot;,&quot;parse-names&quot;:false,&quot;dropping-particle&quot;:&quot;&quot;,&quot;non-dropping-particle&quot;:&quot;&quot;},{&quot;family&quot;:&quot;Tietz&quot;,&quot;given&quot;:&quot;Christian&quot;,&quot;parse-names&quot;:false,&quot;dropping-particle&quot;:&quot;&quot;,&quot;non-dropping-particle&quot;:&quot;&quot;},{&quot;family&quot;:&quot;Corkery&quot;,&quot;given&quot;:&quot;Linda&quot;,&quot;parse-names&quot;:false,&quot;dropping-particle&quot;:&quot;&quot;,&quot;non-dropping-particle&quot;:&quot;&quot;}],&quot;container-title&quot;:&quot;Canadian Geographies / Géographies canadiennes&quot;,&quot;DOI&quot;:&quot;10.1111/cag.12868&quot;,&quot;URL&quot;:&quot;https://doi.org/10.1111/cag.12868&quot;,&quot;issued&quot;:{&quot;date-parts&quot;:[[2024]]},&quot;page&quot;:&quot;129-141&quot;,&quot;publisher&quot;:&quot;Wiley Periodicals LLC on behalf of Canadian Association of Geographers&quot;,&quot;volume&quot;:&quot;68&quot;,&quot;container-title-short&quot;:&quot;&quot;},&quot;isTemporary&quot;:false,&quot;suppress-author&quot;:false,&quot;composite&quot;:false,&quot;author-only&quot;:false}]},{&quot;citationID&quot;:&quot;MENDELEY_CITATION_168628db-1520-4468-ac2b-0af39c57800c&quot;,&quot;properties&quot;:{&quot;noteIndex&quot;:0},&quot;isEdited&quot;:false,&quot;manualOverride&quot;:{&quot;isManuallyOverridden&quot;:false,&quot;citeprocText&quot;:&quot;[11]&quot;,&quot;manualOverrideText&quot;:&quot;&quot;},&quot;citationTag&quot;:&quot;MENDELEY_CITATION_v3_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&quot;,&quot;citationItems&quot;:[{&quot;id&quot;:&quot;034b7737-6445-356d-83b3-74b41280f7cd&quot;,&quot;itemData&quot;:{&quot;type&quot;:&quot;paper-conference&quot;,&quot;id&quot;:&quot;034b7737-6445-356d-83b3-74b41280f7cd&quot;,&quot;title&quot;:&quot;Perancangan Antarmuka Pengguna dan Front End pada Platform Setanam dengan Penerapan Brand Design Menggunakan Metode Design Thinking&quot;,&quot;author&quot;:[{&quot;family&quot;:&quot;Prabowo&quot;,&quot;given&quot;:&quot;Lanang Bagus&quot;,&quot;parse-names&quot;:false,&quot;dropping-particle&quot;:&quot;&quot;,&quot;non-dropping-particle&quot;:&quot;&quot;},{&quot;family&quot;:&quot;Anshary&quot;,&quot;given&quot;:&quot;Faishal M&quot;,&quot;parse-names&quot;:false,&quot;dropping-particle&quot;:&quot;Al&quot;,&quot;non-dropping-particle&quot;:&quot;&quot;},{&quot;family&quot;:&quot;Adi&quot;,&quot;given&quot;:&quot;Taufik Nur&quot;,&quot;parse-names&quot;:false,&quot;dropping-particle&quot;:&quot;&quot;,&quot;non-dropping-particle&quot;:&quot;&quot;}],&quot;container-title&quot;:&quot;e-Proceeding of Engineering&quot;,&quot;ISSN&quot;:&quot;2355-9365&quot;,&quot;URL&quot;:&quot;https://openlibrarypublications.telkomuniversity.ac.id/index.php/engineering/article/view/20151&quot;,&quot;issued&quot;:{&quot;date-parts&quot;:[[2023]]},&quot;publisher-place&quot;:&quot;Bandung, Indonesia&quot;,&quot;page&quot;:&quot;3268-3274&quot;,&quot;publisher&quot;:&quot;Universitas Telkom&quot;,&quot;issue&quot;:&quot;3&quot;,&quot;volume&quot;:&quot;10&quot;,&quot;container-title-short&quot;:&quot;&quot;},&quot;isTemporary&quot;:false,&quot;suppress-author&quot;:false,&quot;composite&quot;:false,&quot;author-only&quot;:false}]},{&quot;citationID&quot;:&quot;MENDELEY_CITATION_75f0c974-ac78-49e9-b634-42e7529c30ba&quot;,&quot;properties&quot;:{&quot;noteIndex&quot;:0},&quot;isEdited&quot;:false,&quot;manualOverride&quot;:{&quot;isManuallyOverridden&quot;:false,&quot;citeprocText&quot;:&quot;[12]&quot;,&quot;manualOverrideText&quot;:&quot;&quot;},&quot;citationTag&quot;:&quot;MENDELEY_CITATION_v3_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&quot;,&quot;citationItems&quot;:[{&quot;id&quot;:&quot;c336470e-a754-3fa2-b425-31cae70d8f9f&quot;,&quot;itemData&quot;:{&quot;type&quot;:&quot;article-journal&quot;,&quot;id&quot;:&quot;c336470e-a754-3fa2-b425-31cae70d8f9f&quot;,&quot;title&quot;:&quot;Pengembangan Dashboard Trivy Berbasis Website&quot;,&quot;author&quot;:[{&quot;family&quot;:&quot;Kroons&quot;,&quot;given&quot;:&quot;Aldo&quot;,&quot;parse-names&quot;:false,&quot;dropping-particle&quot;:&quot;&quot;,&quot;non-dropping-particle&quot;:&quot;&quot;},{&quot;family&quot;:&quot;Dewi&quot;,&quot;given&quot;:&quot;Vivi Indah&quot;,&quot;parse-names&quot;:false,&quot;dropping-particle&quot;:&quot;&quot;,&quot;non-dropping-particle&quot;:&quot;&quot;}],&quot;container-title&quot;:&quot;Jurnal Ilmiah Informatika Global&quot;,&quot;ISSN&quot;:&quot;2685-4148&quot;,&quot;URL&quot;:&quot;https://ejournal.widyaciptadharma.ac.id/index.php/jurnalinfog/article/view/1343&quot;,&quot;issued&quot;:{&quot;date-parts&quot;:[[2023]]},&quot;page&quot;:&quot;1-10&quot;,&quot;publisher&quot;:&quot;STMIK Widya Cipta Dharma&quot;,&quot;issue&quot;:&quot;1&quot;,&quot;volume&quot;:&quot;14&quot;,&quot;container-title-short&quot;:&quot;&quot;},&quot;isTemporary&quot;:false,&quot;suppress-author&quot;:false,&quot;composite&quot;:false,&quot;author-only&quot;:false}]}]"/>
+    <we:property name="MENDELEY_CITATIONS" value="[{&quot;citationID&quot;:&quot;MENDELEY_CITATION_acba144b-064f-4321-b813-2e64b908579c&quot;,&quot;properties&quot;:{&quot;noteIndex&quot;:0},&quot;isEdited&quot;:false,&quot;manualOverride&quot;:{&quot;isManuallyOverridden&quot;:false,&quot;citeprocText&quot;:&quot;[1]&quot;,&quot;manualOverrideText&quot;:&quot;&quot;},&quot;citationTag&quot;:&quot;MENDELEY_CITATION_v3_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&quot;,&quot;citationItems&quot;:[{&quot;id&quot;:&quot;b8d62964-1f37-3387-b585-c1d7c6cb534b&quot;,&quot;itemData&quot;:{&quot;type&quot;:&quot;article&quot;,&quot;id&quot;:&quot;b8d62964-1f37-3387-b585-c1d7c6cb534b&quot;,&quot;title&quot;:&quot;Golden Melon Tumbuh Subur di Smart Farming System ITERA&quot;,&quot;author&quot;:[{&quot;family&quot;:&quot;Rudi&quot;,&quot;given&quot;:&quot;&quot;,&quot;parse-names&quot;:false,&quot;dropping-particle&quot;:&quot;&quot;,&quot;non-dropping-particle&quot;:&quot;&quot;}],&quot;URL&quot;:&quot;https://www.itera.ac.id/golden-melon-tumbuh-subur-di-smart-farming-system-itera/&quot;,&quot;issued&quot;:{&quot;date-parts&quot;:[[2023,1]]},&quot;container-title-short&quot;:&quot;&quot;},&quot;isTemporary&quot;:false}]},{&quot;citationID&quot;:&quot;MENDELEY_CITATION_be9bb65c-d6f8-4941-85d2-64f73b431395&quot;,&quot;properties&quot;:{&quot;noteIndex&quot;:0},&quot;isEdited&quot;:false,&quot;manualOverride&quot;:{&quot;isManuallyOverridden&quot;:false,&quot;citeprocText&quot;:&quot;[2]&quot;,&quot;manualOverrideText&quot;:&quot;&quot;},&quot;citationTag&quot;:&quot;MENDELEY_CITATION_v3_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&quot;,&quot;citationItems&quot;:[{&quot;id&quot;:&quot;50e2995d-66df-315f-a7bd-904873337940&quot;,&quot;itemData&quot;:{&quot;type&quot;:&quot;article-journal&quot;,&quot;id&quot;:&quot;50e2995d-66df-315f-a7bd-904873337940&quot;,&quot;title&quot;:&quot;A Systematic Literature Review: Internet of Things on Smart Greenhouse&quot;,&quot;author&quot;:[{&quot;family&quot;:&quot;Setyawan&quot;,&quot;given&quot;:&quot;Dodi Yudo&quot;,&quot;parse-names&quot;:false,&quot;dropping-particle&quot;:&quot;&quot;,&quot;non-dropping-particle&quot;:&quot;&quot;},{&quot;family&quot;:&quot;Warsito&quot;,&quot;given&quot;:&quot;&quot;,&quot;parse-names&quot;:false,&quot;dropping-particle&quot;:&quot;&quot;,&quot;non-dropping-particle&quot;:&quot;&quot;},{&quot;family&quot;:&quot;Marjunus&quot;,&quot;given&quot;:&quot;Roniyus&quot;,&quot;parse-names&quot;:false,&quot;dropping-particle&quot;:&quot;&quot;,&quot;non-dropping-particle&quot;:&quot;&quot;},{&quot;family&quot;:&quot;Nurfiana&quot;,&quot;given&quot;:&quot;&quot;,&quot;parse-names&quot;:false,&quot;dropping-particle&quot;:&quot;&quot;,&quot;non-dropping-particle&quot;:&quot;&quot;},{&quot;family&quot;:&quot;Syahputri&quot;,&quot;given&quot;:&quot;Rahmalia&quot;,&quot;parse-names&quot;:false,&quot;dropping-particle&quot;:&quot;&quot;,&quot;non-dropping-particle&quot;:&quot;&quot;}],&quot;container-title&quot;:&quot;(IJACSA) International Journal of Advanced Computer Science and Applications&quot;,&quot;issued&quot;:{&quot;date-parts&quot;:[[2022]]},&quot;page&quot;:&quot;672&quot;,&quot;issue&quot;:&quot;12&quot;,&quot;volume&quot;:&quot;13&quot;,&quot;container-title-short&quot;:&quot;&quot;},&quot;isTemporary&quot;:false}]},{&quot;citationID&quot;:&quot;MENDELEY_CITATION_90ac9fe0-5aa0-4f02-b3a7-198930f38611&quot;,&quot;properties&quot;:{&quot;noteIndex&quot;:0},&quot;isEdited&quot;:false,&quot;manualOverride&quot;:{&quot;isManuallyOverridden&quot;:false,&quot;citeprocText&quot;:&quot;[3]&quot;,&quot;manualOverrideText&quot;:&quot;&quot;},&quot;citationTag&quot;:&quot;MENDELEY_CITATION_v3_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&quot;,&quot;citationItems&quot;:[{&quot;id&quot;:&quot;4852e502-f77f-38fe-bbb5-8105cad25121&quot;,&quot;itemData&quot;:{&quot;type&quot;:&quot;thesis&quot;,&quot;id&quot;:&quot;4852e502-f77f-38fe-bbb5-8105cad25121&quot;,&quot;title&quot;:&quot;Sistem Monitoring Smart Greenhouse Berbasis IoT dengan Menggunakan Metode Agile Kanban (Studi Kasus Greenhouse Melon ITERA)&quot;,&quot;author&quot;:[{&quot;family&quot;:&quot;Nugraha&quot;,&quot;given&quot;:&quot;R A&quot;,&quot;parse-names&quot;:false,&quot;dropping-particle&quot;:&quot;&quot;,&quot;non-dropping-particle&quot;:&quot;&quot;}],&quot;issued&quot;:{&quot;date-parts&quot;:[[2023]]},&quot;publisher-place&quot;:&quot;Lampung Selatan&quot;,&quot;publisher&quot;:&quot;Institut Teknologi Sumatera&quot;,&quot;container-title-short&quot;:&quot;&quot;},&quot;isTemporary&quot;:false}]},{&quot;citationID&quot;:&quot;MENDELEY_CITATION_07869f7e-68a9-4fb7-beb2-736bfe541c16&quot;,&quot;properties&quot;:{&quot;noteIndex&quot;:0},&quot;isEdited&quot;:false,&quot;manualOverride&quot;:{&quot;isManuallyOverridden&quot;:false,&quot;citeprocText&quot;:&quot;[4]&quot;,&quot;manualOverrideText&quot;:&quot;&quot;},&quot;citationTag&quot;:&quot;MENDELEY_CITATION_v3_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&quot;,&quot;citationItems&quot;:[{&quot;id&quot;:&quot;25471ff9-92ce-3194-a88e-b72bb47517cb&quot;,&quot;itemData&quot;:{&quot;type&quot;:&quot;book&quot;,&quot;id&quot;:&quot;25471ff9-92ce-3194-a88e-b72bb47517cb&quot;,&quot;title&quot;:&quot;The Essential Guide to User Interface Design: An Introduction to GUI Design Principles and Techniques&quot;,&quot;author&quot;:[{&quot;family&quot;:&quot;Galitz&quot;,&quot;given&quot;:&quot;Wilbert O&quot;,&quot;parse-names&quot;:false,&quot;dropping-particle&quot;:&quot;&quot;,&quot;non-dropping-particle&quot;:&quot;&quot;}],&quot;issued&quot;:{&quot;date-parts&quot;:[[2007]]},&quot;publisher&quot;:&quot;John Wiley &amp; Sons&quot;,&quot;container-title-short&quot;:&quot;&quot;},&quot;isTemporary&quot;:false,&quot;suppress-author&quot;:false,&quot;composite&quot;:false,&quot;author-only&quot;:false}]},{&quot;citationID&quot;:&quot;MENDELEY_CITATION_3b08e215-c4c6-4fe6-866e-fac5d2306126&quot;,&quot;properties&quot;:{&quot;noteIndex&quot;:0},&quot;isEdited&quot;:false,&quot;manualOverride&quot;:{&quot;isManuallyOverridden&quot;:false,&quot;citeprocText&quot;:&quot;[5]&quot;,&quot;manualOverrideText&quot;:&quot;&quot;},&quot;citationTag&quot;:&quot;MENDELEY_CITATION_v3_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&quot;,&quot;citationItems&quot;:[{&quot;id&quot;:&quot;f603dad7-e811-3d54-bfe4-69cd8fb04e82&quot;,&quot;itemData&quot;:{&quot;type&quot;:&quot;report&quot;,&quot;id&quot;:&quot;f603dad7-e811-3d54-bfe4-69cd8fb04e82&quot;,&quot;title&quot;:&quot;Ergonomics of human-system interaction-Human-centred design for interactive systems COPYRIGHT PROTECTED DOCUMENT&quot;,&quot;author&quot;:[{&quot;family&quot;:&quot;International Organization for Standardization&quot;,&quot;given&quot;:&quot;&quot;,&quot;parse-names&quot;:false,&quot;dropping-particle&quot;:&quot;&quot;,&quot;non-dropping-particle&quot;:&quot;&quot;}],&quot;URL&quot;:&quot;www.iso.org&quot;,&quot;issued&quot;:{&quot;date-parts&quot;:[[2019]]},&quot;abstract&quot;:&quot;ISO 9241-210:2019 https://standards.iteh.ai/catalog/standards/sist/ec053ca4-2add-4e8c-9f0c-9664331ee35c/iso-9241-210-2019 ISO 9241-210:2019(E) ii ISO 9241-210:2019 https://standards.iteh.ai/catalog/standards/sist/ec053ca4-2add-4e8c-9f0c-9664331ee35c/iso-9241-210-2019&quot;,&quot;container-title-short&quot;:&quot;&quot;},&quot;isTemporary&quot;:false,&quot;suppress-author&quot;:false,&quot;composite&quot;:false,&quot;author-only&quot;:false}]},{&quot;citationID&quot;:&quot;MENDELEY_CITATION_eedb3dfd-cf16-430c-af04-1a5769140b42&quot;,&quot;properties&quot;:{&quot;noteIndex&quot;:0},&quot;isEdited&quot;:false,&quot;manualOverride&quot;:{&quot;isManuallyOverridden&quot;:false,&quot;citeprocText&quot;:&quot;[6]&quot;,&quot;manualOverrideText&quot;:&quot;&quot;},&quot;citationTag&quot;:&quot;MENDELEY_CITATION_v3_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&quot;,&quot;citationItems&quot;:[{&quot;id&quot;:&quot;47523ce6-8a76-3e9a-bf03-cb6eea85b353&quot;,&quot;itemData&quot;:{&quot;type&quot;:&quot;article&quot;,&quot;id&quot;:&quot;47523ce6-8a76-3e9a-bf03-cb6eea85b353&quot;,&quot;title&quot;:&quot;What is Design Thinking?&quot;,&quot;author&quot;:[{&quot;family&quot;:&quot;Interaction Design Foundation - IxDF&quot;,&quot;given&quot;:&quot;&quot;,&quot;parse-names&quot;:false,&quot;dropping-particle&quot;:&quot;&quot;,&quot;non-dropping-particle&quot;:&quot;&quot;}],&quot;URL&quot;:&quot;https://www.interaction-design.org/literature/topics/design-thinking&quot;,&quot;container-title-short&quot;:&quot;&quot;},&quot;isTemporary&quot;:false,&quot;suppress-author&quot;:false,&quot;composite&quot;:false,&quot;author-only&quot;:false}]},{&quot;citationID&quot;:&quot;MENDELEY_CITATION_7a17d2ae-4125-4a39-820e-e1024cda7a40&quot;,&quot;properties&quot;:{&quot;noteIndex&quot;:0},&quot;isEdited&quot;:false,&quot;manualOverride&quot;:{&quot;isManuallyOverridden&quot;:false,&quot;citeprocText&quot;:&quot;[7]&quot;,&quot;manualOverrideText&quot;:&quot;&quot;},&quot;citationTag&quot;:&quot;MENDELEY_CITATION_v3_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&quot;,&quot;citationItems&quot;:[{&quot;id&quot;:&quot;9c0990c8-3df3-3c02-a3c9-f3d70bcc15cd&quot;,&quot;itemData&quot;:{&quot;type&quot;:&quot;chapter&quot;,&quot;id&quot;:&quot;9c0990c8-3df3-3c02-a3c9-f3d70bcc15cd&quot;,&quot;title&quot;:&quot;SUS: A 'Quick and Dirty' Usability Scale&quot;,&quot;author&quot;:[{&quot;family&quot;:&quot;Brooke&quot;,&quot;given&quot;:&quot;John&quot;,&quot;parse-names&quot;:false,&quot;dropping-particle&quot;:&quot;&quot;,&quot;non-dropping-particle&quot;:&quot;&quot;}],&quot;container-title&quot;:&quot;Usability Evaluation in Industry&quot;,&quot;editor&quot;:[{&quot;family&quot;:&quot;Jordan&quot;,&quot;given&quot;:&quot;P W&quot;,&quot;parse-names&quot;:false,&quot;dropping-particle&quot;:&quot;&quot;,&quot;non-dropping-particle&quot;:&quot;&quot;},{&quot;family&quot;:&quot;Thomas&quot;,&quot;given&quot;:&quot;B&quot;,&quot;parse-names&quot;:false,&quot;dropping-particle&quot;:&quot;&quot;,&quot;non-dropping-particle&quot;:&quot;&quot;},{&quot;family&quot;:&quot;Weerdmeester&quot;,&quot;given&quot;:&quot;B A&quot;,&quot;parse-names&quot;:false,&quot;dropping-particle&quot;:&quot;&quot;,&quot;non-dropping-particle&quot;:&quot;&quot;},{&quot;family&quot;:&quot;McClelland&quot;,&quot;given&quot;:&quot;A L&quot;,&quot;parse-names&quot;:false,&quot;dropping-particle&quot;:&quot;&quot;,&quot;non-dropping-particle&quot;:&quot;&quot;}],&quot;issued&quot;:{&quot;date-parts&quot;:[[1996]]},&quot;publisher-place&quot;:&quot;London, UK&quot;,&quot;page&quot;:&quot;189-194&quot;,&quot;publisher&quot;:&quot;Taylor &amp; Francis&quot;,&quot;container-title-short&quot;:&quot;&quot;},&quot;isTemporary&quot;:false}]},{&quot;citationID&quot;:&quot;MENDELEY_CITATION_b4b92cf4-fee4-48df-9167-a9e1c5ec2365&quot;,&quot;properties&quot;:{&quot;noteIndex&quot;:0},&quot;isEdited&quot;:false,&quot;manualOverride&quot;:{&quot;isManuallyOverridden&quot;:false,&quot;citeprocText&quot;:&quot;[8]&quot;,&quot;manualOverrideText&quot;:&quot;&quot;},&quot;citationTag&quot;:&quot;MENDELEY_CITATION_v3_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&quot;,&quot;citationItems&quot;:[{&quot;id&quot;:&quot;01c953da-0bf7-381c-82ef-731d437687d7&quot;,&quot;itemData&quot;:{&quot;type&quot;:&quot;article-journal&quot;,&quot;id&quot;:&quot;01c953da-0bf7-381c-82ef-731d437687d7&quot;,&quot;title&quot;:&quot;Determining What Individual SUS Scores Mean: Adding an Adjective Rating Scale&quot;,&quot;author&quot;:[{&quot;family&quot;:&quot;Bangor&quot;,&quot;given&quot;:&quot;Aaron&quot;,&quot;parse-names&quot;:false,&quot;dropping-particle&quot;:&quot;&quot;,&quot;non-dropping-particle&quot;:&quot;&quot;},{&quot;family&quot;:&quot;Kortum&quot;,&quot;given&quot;:&quot;Philip T&quot;,&quot;parse-names&quot;:false,&quot;dropping-particle&quot;:&quot;&quot;,&quot;non-dropping-particle&quot;:&quot;&quot;},{&quot;family&quot;:&quot;Miller&quot;,&quot;given&quot;:&quot;James T&quot;,&quot;parse-names&quot;:false,&quot;dropping-particle&quot;:&quot;&quot;,&quot;non-dropping-particle&quot;:&quot;&quot;}],&quot;container-title&quot;:&quot;Journal of Usability Studies&quot;,&quot;container-title-short&quot;:&quot;J Usability Stud&quot;,&quot;issued&quot;:{&quot;date-parts&quot;:[[2009,5]]},&quot;page&quot;:&quot;114-123&quot;,&quot;issue&quot;:&quot;3&quot;,&quot;volume&quot;:&quot;4&quot;},&quot;isTemporary&quot;:false}]},{&quot;citationID&quot;:&quot;MENDELEY_CITATION_2c16326a-25aa-49cb-ad69-98b2d06a1a9a&quot;,&quot;properties&quot;:{&quot;noteIndex&quot;:0},&quot;isEdited&quot;:false,&quot;manualOverride&quot;:{&quot;isManuallyOverridden&quot;:false,&quot;citeprocText&quot;:&quot;[3]&quot;,&quot;manualOverrideText&quot;:&quot;&quot;},&quot;citationTag&quot;:&quot;MENDELEY_CITATION_v3_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&quot;,&quot;citationItems&quot;:[{&quot;id&quot;:&quot;4852e502-f77f-38fe-bbb5-8105cad25121&quot;,&quot;itemData&quot;:{&quot;type&quot;:&quot;thesis&quot;,&quot;id&quot;:&quot;4852e502-f77f-38fe-bbb5-8105cad25121&quot;,&quot;title&quot;:&quot;Sistem Monitoring Smart Greenhouse Berbasis IoT dengan Menggunakan Metode Agile Kanban (Studi Kasus Greenhouse Melon ITERA)&quot;,&quot;author&quot;:[{&quot;family&quot;:&quot;Nugraha&quot;,&quot;given&quot;:&quot;R A&quot;,&quot;parse-names&quot;:false,&quot;dropping-particle&quot;:&quot;&quot;,&quot;non-dropping-particle&quot;:&quot;&quot;}],&quot;issued&quot;:{&quot;date-parts&quot;:[[2023]]},&quot;publisher-place&quot;:&quot;Lampung Selatan&quot;,&quot;publisher&quot;:&quot;Institut Teknologi Sumatera&quot;,&quot;container-title-short&quot;:&quot;&quot;},&quot;isTemporary&quot;:false,&quot;suppress-author&quot;:false,&quot;composite&quot;:false,&quot;author-only&quot;:false}]},{&quot;citationID&quot;:&quot;MENDELEY_CITATION_5d388378-2da5-42ce-8b65-e8b3c04a8ea6&quot;,&quot;properties&quot;:{&quot;noteIndex&quot;:0},&quot;isEdited&quot;:false,&quot;manualOverride&quot;:{&quot;isManuallyOverridden&quot;:false,&quot;citeprocText&quot;:&quot;[9]&quot;,&quot;manualOverrideText&quot;:&quot;&quot;},&quot;citationTag&quot;:&quot;MENDELEY_CITATION_v3_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&quot;,&quot;citationItems&quot;:[{&quot;id&quot;:&quot;b2ec16c3-ecca-3a2d-b8f2-5d44ace5b64a&quot;,&quot;itemData&quot;:{&quot;type&quot;:&quot;article&quot;,&quot;id&quot;:&quot;b2ec16c3-ecca-3a2d-b8f2-5d44ace5b64a&quot;,&quot;title&quot;:&quot;Pengembangan UI/UX dan Front-End Sistem Informasi Manajemen Yudisium FTI ITERA Menggunakan Pendekatan Design Thinking dan Metode Waterfall&quot;,&quot;author&quot;:[{&quot;family&quot;:&quot;Suwanda&quot;,&quot;given&quot;:&quot;Gery Melia&quot;,&quot;parse-names&quot;:false,&quot;dropping-particle&quot;:&quot;&quot;,&quot;non-dropping-particle&quot;:&quot;&quot;}],&quot;URL&quot;:&quot;https://repo.itera.ac.id/depan/submission/SB2407300108&quot;,&quot;issued&quot;:{&quot;date-parts&quot;:[[2024]]},&quot;publisher&quot;:&quot;Institut Teknologi Sumatera&quot;,&quot;container-title-short&quot;:&quot;&quot;},&quot;isTemporary&quot;:false,&quot;suppress-author&quot;:false,&quot;composite&quot;:false,&quot;author-only&quot;:false}]},{&quot;citationID&quot;:&quot;MENDELEY_CITATION_58a9bb91-cff9-4d73-8167-d0c6c467a77b&quot;,&quot;properties&quot;:{&quot;noteIndex&quot;:0},&quot;isEdited&quot;:false,&quot;manualOverride&quot;:{&quot;isManuallyOverridden&quot;:false,&quot;citeprocText&quot;:&quot;[10]&quot;,&quot;manualOverrideText&quot;:&quot;&quot;},&quot;citationTag&quot;:&quot;MENDELEY_CITATION_v3_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&quot;,&quot;citationItems&quot;:[{&quot;id&quot;:&quot;50fd6921-7004-3c71-8dca-4841002b2172&quot;,&quot;itemData&quot;:{&quot;type&quot;:&quot;article-journal&quot;,&quot;id&quot;:&quot;50fd6921-7004-3c71-8dca-4841002b2172&quot;,&quot;title&quot;:&quot;Design thinking for city dashboard development: Recommendations from a study of smart asset management in Sydney, Australia&quot;,&quot;author&quot;:[{&quot;family&quot;:&quot;Steinmetz-Weiss&quot;,&quot;given&quot;:&quot;Christine&quot;,&quot;parse-names&quot;:false,&quot;dropping-particle&quot;:&quot;&quot;,&quot;non-dropping-particle&quot;:&quot;&quot;},{&quot;family&quot;:&quot;Marshall&quot;,&quot;given&quot;:&quot;Nancy&quot;,&quot;parse-names&quot;:false,&quot;dropping-particle&quot;:&quot;&quot;,&quot;non-dropping-particle&quot;:&quot;&quot;},{&quot;family&quot;:&quot;Bishop&quot;,&quot;given&quot;:&quot;Kate&quot;,&quot;parse-names&quot;:false,&quot;dropping-particle&quot;:&quot;&quot;,&quot;non-dropping-particle&quot;:&quot;&quot;},{&quot;family&quot;:&quot;Rahmat&quot;,&quot;given&quot;:&quot;Homa&quot;,&quot;parse-names&quot;:false,&quot;dropping-particle&quot;:&quot;&quot;,&quot;non-dropping-particle&quot;:&quot;&quot;},{&quot;family&quot;:&quot;Thompson&quot;,&quot;given&quot;:&quot;Susan&quot;,&quot;parse-names&quot;:false,&quot;dropping-particle&quot;:&quot;&quot;,&quot;non-dropping-particle&quot;:&quot;&quot;},{&quot;family&quot;:&quot;Park&quot;,&quot;given&quot;:&quot;Miles&quot;,&quot;parse-names&quot;:false,&quot;dropping-particle&quot;:&quot;&quot;,&quot;non-dropping-particle&quot;:&quot;&quot;},{&quot;family&quot;:&quot;Tietz&quot;,&quot;given&quot;:&quot;Christian&quot;,&quot;parse-names&quot;:false,&quot;dropping-particle&quot;:&quot;&quot;,&quot;non-dropping-particle&quot;:&quot;&quot;},{&quot;family&quot;:&quot;Corkery&quot;,&quot;given&quot;:&quot;Linda&quot;,&quot;parse-names&quot;:false,&quot;dropping-particle&quot;:&quot;&quot;,&quot;non-dropping-particle&quot;:&quot;&quot;}],&quot;container-title&quot;:&quot;Canadian Geographies / Géographies canadiennes&quot;,&quot;DOI&quot;:&quot;10.1111/cag.12868&quot;,&quot;URL&quot;:&quot;https://doi.org/10.1111/cag.12868&quot;,&quot;issued&quot;:{&quot;date-parts&quot;:[[2024]]},&quot;page&quot;:&quot;129-141&quot;,&quot;publisher&quot;:&quot;Wiley Periodicals LLC on behalf of Canadian Association of Geographers&quot;,&quot;volume&quot;:&quot;68&quot;,&quot;container-title-short&quot;:&quot;&quot;},&quot;isTemporary&quot;:false,&quot;suppress-author&quot;:false,&quot;composite&quot;:false,&quot;author-only&quot;:false}]},{&quot;citationID&quot;:&quot;MENDELEY_CITATION_168628db-1520-4468-ac2b-0af39c57800c&quot;,&quot;properties&quot;:{&quot;noteIndex&quot;:0},&quot;isEdited&quot;:false,&quot;manualOverride&quot;:{&quot;isManuallyOverridden&quot;:false,&quot;citeprocText&quot;:&quot;[11]&quot;,&quot;manualOverrideText&quot;:&quot;&quot;},&quot;citationTag&quot;:&quot;MENDELEY_CITATION_v3_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&quot;,&quot;citationItems&quot;:[{&quot;id&quot;:&quot;034b7737-6445-356d-83b3-74b41280f7cd&quot;,&quot;itemData&quot;:{&quot;type&quot;:&quot;paper-conference&quot;,&quot;id&quot;:&quot;034b7737-6445-356d-83b3-74b41280f7cd&quot;,&quot;title&quot;:&quot;Perancangan Antarmuka Pengguna dan Front End pada Platform Setanam dengan Penerapan Brand Design Menggunakan Metode Design Thinking&quot;,&quot;author&quot;:[{&quot;family&quot;:&quot;Prabowo&quot;,&quot;given&quot;:&quot;Lanang Bagus&quot;,&quot;parse-names&quot;:false,&quot;dropping-particle&quot;:&quot;&quot;,&quot;non-dropping-particle&quot;:&quot;&quot;},{&quot;family&quot;:&quot;Anshary&quot;,&quot;given&quot;:&quot;Faishal M&quot;,&quot;parse-names&quot;:false,&quot;dropping-particle&quot;:&quot;Al&quot;,&quot;non-dropping-particle&quot;:&quot;&quot;},{&quot;family&quot;:&quot;Adi&quot;,&quot;given&quot;:&quot;Taufik Nur&quot;,&quot;parse-names&quot;:false,&quot;dropping-particle&quot;:&quot;&quot;,&quot;non-dropping-particle&quot;:&quot;&quot;}],&quot;container-title&quot;:&quot;e-Proceeding of Engineering&quot;,&quot;ISSN&quot;:&quot;2355-9365&quot;,&quot;URL&quot;:&quot;https://openlibrarypublications.telkomuniversity.ac.id/index.php/engineering/article/view/20151&quot;,&quot;issued&quot;:{&quot;date-parts&quot;:[[2023]]},&quot;publisher-place&quot;:&quot;Bandung, Indonesia&quot;,&quot;page&quot;:&quot;3268-3274&quot;,&quot;publisher&quot;:&quot;Universitas Telkom&quot;,&quot;issue&quot;:&quot;3&quot;,&quot;volume&quot;:&quot;10&quot;,&quot;container-title-short&quot;:&quot;&quot;},&quot;isTemporary&quot;:false,&quot;suppress-author&quot;:false,&quot;composite&quot;:false,&quot;author-only&quot;:false}]},{&quot;citationID&quot;:&quot;MENDELEY_CITATION_75f0c974-ac78-49e9-b634-42e7529c30ba&quot;,&quot;properties&quot;:{&quot;noteIndex&quot;:0},&quot;isEdited&quot;:false,&quot;manualOverride&quot;:{&quot;isManuallyOverridden&quot;:false,&quot;citeprocText&quot;:&quot;[12]&quot;,&quot;manualOverrideText&quot;:&quot;&quot;},&quot;citationTag&quot;:&quot;MENDELEY_CITATION_v3_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&quot;,&quot;citationItems&quot;:[{&quot;id&quot;:&quot;c336470e-a754-3fa2-b425-31cae70d8f9f&quot;,&quot;itemData&quot;:{&quot;type&quot;:&quot;article-journal&quot;,&quot;id&quot;:&quot;c336470e-a754-3fa2-b425-31cae70d8f9f&quot;,&quot;title&quot;:&quot;Pengembangan Dashboard Trivy Berbasis Website&quot;,&quot;author&quot;:[{&quot;family&quot;:&quot;Kroons&quot;,&quot;given&quot;:&quot;Aldo&quot;,&quot;parse-names&quot;:false,&quot;dropping-particle&quot;:&quot;&quot;,&quot;non-dropping-particle&quot;:&quot;&quot;},{&quot;family&quot;:&quot;Dewi&quot;,&quot;given&quot;:&quot;Vivi Indah&quot;,&quot;parse-names&quot;:false,&quot;dropping-particle&quot;:&quot;&quot;,&quot;non-dropping-particle&quot;:&quot;&quot;}],&quot;container-title&quot;:&quot;Jurnal Ilmiah Informatika Global&quot;,&quot;ISSN&quot;:&quot;2685-4148&quot;,&quot;URL&quot;:&quot;https://ejournal.widyaciptadharma.ac.id/index.php/jurnalinfog/article/view/1343&quot;,&quot;issued&quot;:{&quot;date-parts&quot;:[[2023]]},&quot;page&quot;:&quot;1-10&quot;,&quot;publisher&quot;:&quot;STMIK Widya Cipta Dharma&quot;,&quot;issue&quot;:&quot;1&quot;,&quot;volume&quot;:&quot;14&quot;,&quot;container-title-short&quot;:&quot;&quot;},&quot;isTemporary&quot;:false,&quot;suppress-author&quot;:false,&quot;composite&quot;:false,&quot;author-only&quot;:false}]},{&quot;citationID&quot;:&quot;MENDELEY_CITATION_f36b51db-0535-47be-bb43-458c35a04e14&quot;,&quot;properties&quot;:{&quot;noteIndex&quot;:0},&quot;isEdited&quot;:false,&quot;manualOverride&quot;:{&quot;isManuallyOverridden&quot;:false,&quot;citeprocText&quot;:&quot;[13]&quot;,&quot;manualOverrideText&quot;:&quot;&quot;},&quot;citationTag&quot;:&quot;MENDELEY_CITATION_v3_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&quot;,&quot;citationItems&quot;:[{&quot;id&quot;:&quot;9ae7dd29-3a97-3984-8042-4a4d7ebbd6cd&quot;,&quot;itemData&quot;:{&quot;type&quot;:&quot;paper-conference&quot;,&quot;id&quot;:&quot;9ae7dd29-3a97-3984-8042-4a4d7ebbd6cd&quot;,&quot;title&quot;:&quot;Effect of User Interface and User Experience on Application Sales&quot;,&quot;author&quot;:[{&quot;family&quot;:&quot;Pratama&quot;,&quot;given&quot;:&quot;M A T&quot;,&quot;parse-names&quot;:false,&quot;dropping-particle&quot;:&quot;&quot;,&quot;non-dropping-particle&quot;:&quot;&quot;},{&quot;family&quot;:&quot;Cahyadi&quot;,&quot;given&quot;:&quot;A T&quot;,&quot;parse-names&quot;:false,&quot;dropping-particle&quot;:&quot;&quot;,&quot;non-dropping-particle&quot;:&quot;&quot;}],&quot;container-title&quot;:&quot;IOP Conference Series: Materials Science and Engineering&quot;,&quot;container-title-short&quot;:&quot;IOP Conf Ser Mater Sci Eng&quot;,&quot;DOI&quot;:&quot;10.1088/1757-899X/879/1/012133&quot;,&quot;URL&quot;:&quot;https://doi.org/10.1088/1757-899X/879/1/012133&quot;,&quot;issued&quot;:{&quot;date-parts&quot;:[[2020]]},&quot;page&quot;:&quot;12133&quot;,&quot;publisher&quot;:&quot;IOP Publishing&quot;,&quot;issue&quot;:&quot;1&quot;,&quot;volume&quot;:&quot;879&quot;},&quot;isTemporary&quot;:false,&quot;suppress-author&quot;:false,&quot;composite&quot;:false,&quot;author-only&quot;:false}]},{&quot;citationID&quot;:&quot;MENDELEY_CITATION_aad9bc7d-9e3f-4431-a026-b2c9e1ee48ae&quot;,&quot;properties&quot;:{&quot;noteIndex&quot;:0},&quot;isEdited&quot;:false,&quot;manualOverride&quot;:{&quot;isManuallyOverridden&quot;:false,&quot;citeprocText&quot;:&quot;[14]&quot;,&quot;manualOverrideText&quot;:&quot;&quot;},&quot;citationTag&quot;:&quot;MENDELEY_CITATION_v3_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&quot;,&quot;citationItems&quot;:[{&quot;id&quot;:&quot;36aa8135-b4ad-32bd-a5b1-cb33af1a6e33&quot;,&quot;itemData&quot;:{&quot;type&quot;:&quot;article-journal&quot;,&quot;id&quot;:&quot;36aa8135-b4ad-32bd-a5b1-cb33af1a6e33&quot;,&quot;title&quot;:&quot;Design and Implementation of the Music Website Design using Figma&quot;,&quot;author&quot;:[{&quot;family&quot;:&quot;K.&quot;,&quot;given&quot;:&quot;Shobha&quot;,&quot;parse-names&quot;:false,&quot;dropping-particle&quot;:&quot;&quot;,&quot;non-dropping-particle&quot;:&quot;&quot;}],&quot;container-title&quot;:&quot;International Journal of Innovative Science and Research Technology&quot;,&quot;container-title-short&quot;:&quot;Int J Innov Sci Res Technol&quot;,&quot;URL&quot;:&quot;https://www.ijisrt.com/assets/upload/files/IJISRT24MAY2501.pdf&quot;,&quot;issued&quot;:{&quot;date-parts&quot;:[[2024]]},&quot;volume&quot;:&quot;9&quot;},&quot;isTemporary&quot;:false,&quot;suppress-author&quot;:false,&quot;composite&quot;:false,&quot;author-only&quot;:false}]}]"/>
     <we:property name="MENDELEY_CITATIONS_STYLE" value="{&quot;id&quot;:&quot;https://www.zotero.org/styles/ieee&quot;,&quot;title&quot;:&quot;IEEE&quot;,&quot;format&quot;:&quot;numeric&quot;,&quot;defaultLocale&quot;:null,&quot;isLocaleCodeValid&quot;:true}"/>
   </we:properties>
   <we:bindings/>
